--- a/indictment-translation/Zhana_aiyptau_aktisi_KK.docx
+++ b/indictment-translation/Zhana_aiyptau_aktisi_KK.docx
@@ -26,47 +26,47 @@
         <w:jc w:val="both"/>
       </w:pPr>
       <w:r>
-        <w:t>Астана қаласы прокурорының бірінші орынбасары аға әділет кеңесшісі Отеуов Е.О., Астана қаласы, Қабанбай батыр даңғылы, 31 мекенжайында орналасқан Астана қаласы прокуратурасының әкімшілік ғимаратындағы №606 кабинет үй-жайында, Сотқа дейінгі тергеп-тексерулердің бірыңғай тізілімінде (СТЕТ) №247100011000049 болып тіркелген қылмыстық істің материалдарын қарап, ҚПК-нің 340-бабының талаптарын сақтай отырып, мыналарға қатысты жаңа айыптау актісін жасады:</w:t>
-      </w:r>
-    </w:p>
-    <w:p>
-      <w:pPr>
-        <w:spacing w:after="0"/>
-        <w:ind w:firstLine="567"/>
-        <w:jc w:val="both"/>
-      </w:pPr>
-      <w:r>
-        <w:t>Оразбаев Мурат Бекайдарович, 1976 жылғы 09 қазанда туған, Қызылорда облысы Қызылорда қаласында туған, Қазақстан Республикасының азаматы, бұрын сотталған, ҚК-нің 189-бабы 4-бөлігінің 2-тармағында, 189-бабы 3-бөлігінің 1, 2, 3-тармақтарында көзделген қылмыстық құқық бұзушылықтарды жасауда;</w:t>
-      </w:r>
-    </w:p>
-    <w:p>
-      <w:pPr>
-        <w:spacing w:after="0"/>
-        <w:ind w:firstLine="567"/>
-        <w:jc w:val="both"/>
-      </w:pPr>
-      <w:r>
-        <w:t>Балабеков Арман Толегенович, 1991 жылғы 11 сәуірде туған, Қызылорда облысы Қызылорда қаласында туған, Қазақстан Республикасының азаматы, бұрын сотталмаған, ҚК-нің 28-бабының 5-бөлігі – 189-бабы 4-бөлігінің 2-тармағында, 28-бабының 5-бөлігі – 189-бабы 3-бөлігінің 1, 2, 3-тармақтарында көзделген қылмыстық құқық бұзушылықтарды жасауда;</w:t>
-      </w:r>
-    </w:p>
-    <w:p>
-      <w:pPr>
-        <w:spacing w:after="0"/>
-        <w:ind w:firstLine="567"/>
-        <w:jc w:val="both"/>
-      </w:pPr>
-      <w:r>
-        <w:t>Әбдіров Айбек Бахтиярұлы, 1979 жылғы 10 қазанда туған, Қызылорда облысы Шиелі ауданы Шиелі кентінде туған, Қазақстан Республикасының азаматы, бұрын сотталмаған, ҚК-нің 28-бабының 5-бөлігі – 189-бабы 4-бөлігінің 2-тармағында, 28-бабының 5-бөлігі – 189-бабы 3-бөлігінің 1, 2, 3-тармақтарында көзделген қылмыстық құқық бұзушылықтарды жасауда;</w:t>
-      </w:r>
-    </w:p>
-    <w:p>
-      <w:pPr>
-        <w:spacing w:after="0"/>
-        <w:ind w:firstLine="567"/>
-        <w:jc w:val="both"/>
-      </w:pPr>
-      <w:r>
-        <w:t>Дуйсенбаев Нурбол Жомартович, 1990 жылғы 26 қазанда туған, Қызылорда облысы Қызылорда қаласы Абай ауылында туған, Қазақстан Республикасының азаматы, бұрын сотталмаған, ҚК-нің 189-бабы 2-бөлігінің 3-тармағында көзделген қылмыстық құқық бұзушылықты жасауда.</w:t>
+        <w:t>Астана қаласы прокурорының бірінші орынбасары аға әділет кеңесшісі Е.О. Отеуов, Астана қаласы, Қабанбай батыр даңғылы, 31 мекенжайында орналасқан Астана қаласы прокуратурасының әкімшілік ғимаратындағы №606 кабинет үй-жайында, Сотқа дейінгі тергеп-тексерулердің бірыңғай тізілімінде (СТЕТ) №247100011000049 болып тіркелген қылмыстық істің материалдарын қарап, ҚПК-нің 340-бабының талаптарын сақтай отырып, мыналарға қатысты жаңа айыптау актісін жасады:</w:t>
+      </w:r>
+    </w:p>
+    <w:p>
+      <w:pPr>
+        <w:spacing w:after="0"/>
+        <w:ind w:firstLine="567"/>
+        <w:jc w:val="both"/>
+      </w:pPr>
+      <w:r>
+        <w:t>Мурат Бекайдарович Оразбаев, 1976 жылғы 09 қазанда туған, Қызылорда облысы Қызылорда қаласында туған, Қазақстан Республикасының азаматы, бұрын сотталған, ҚК-нің 189-бабы 4-бөлігінің 2-тармағында, 189-бабы 3-бөлігінің 1, 2, 3-тармақтарында көзделген қылмыстық құқық бұзушылықтарды жасауда;</w:t>
+      </w:r>
+    </w:p>
+    <w:p>
+      <w:pPr>
+        <w:spacing w:after="0"/>
+        <w:ind w:firstLine="567"/>
+        <w:jc w:val="both"/>
+      </w:pPr>
+      <w:r>
+        <w:t>Арман Толегенович Балабеков, 1991 жылғы 11 сәуірде туған, Қызылорда облысы Қызылорда қаласында туған, Қазақстан Республикасының азаматы, бұрын сотталмаған, ҚК-нің 28-бабының 5-бөлігі – 189-бабы 4-бөлігінің 2-тармағында, 28-бабының 5-бөлігі – 189-бабы 3-бөлігінің 1, 2, 3-тармақтарында көзделген қылмыстық құқық бұзушылықтарды жасауда;</w:t>
+      </w:r>
+    </w:p>
+    <w:p>
+      <w:pPr>
+        <w:spacing w:after="0"/>
+        <w:ind w:firstLine="567"/>
+        <w:jc w:val="both"/>
+      </w:pPr>
+      <w:r>
+        <w:t>Айбек Бахтиярұлы Әбдіров, 1979 жылғы 10 қазанда туған, Қызылорда облысы Шиелі ауданы Шиелі кентінде туған, Қазақстан Республикасының азаматы, бұрын сотталмаған, ҚК-нің 28-бабының 5-бөлігі – 189-бабы 4-бөлігінің 2-тармағында, 28-бабының 5-бөлігі – 189-бабы 3-бөлігінің 1, 2, 3-тармақтарында көзделген қылмыстық құқық бұзушылықтарды жасауда;</w:t>
+      </w:r>
+    </w:p>
+    <w:p>
+      <w:pPr>
+        <w:spacing w:after="0"/>
+        <w:ind w:firstLine="567"/>
+        <w:jc w:val="both"/>
+      </w:pPr>
+      <w:r>
+        <w:t>Нурбол Жомартович Дуйсенбаев, 1990 жылғы 26 қазанда туған, Қызылорда облысы Қызылорда қаласы Абай ауылында туған, Қазақстан Республикасының азаматы, бұрын сотталмаған, ҚК-нің 189-бабы 2-бөлігінің 3-тармағында көзделген қылмыстық құқық бұзушылықты жасауда.</w:t>
       </w:r>
     </w:p>
     <w:p>
@@ -466,7 +466,7 @@
         <w:jc w:val="both"/>
       </w:pPr>
       <w:r>
-        <w:t>Уәкілетті орган басшысы Кисикова С.Д.-ның 2019 жылғы 06 қарашадағы №77 бұйрығымен Оразбаев М.Б. Кәсіпорын директоры лауазымына тағайындалды.</w:t>
+        <w:t>Уәкілетті орган басшысы С.Д. Кисикованың 2019 жылғы 06 қарашадағы №77 бұйрығымен М.Б. Оразбаев Кәсіпорын директоры лауазымына тағайындалды.</w:t>
       </w:r>
     </w:p>
     <w:p>
@@ -596,67 +596,67 @@
         <w:jc w:val="both"/>
       </w:pPr>
       <w:r>
-        <w:t>Уәкілетті орган басшысы Рустемова А.Ш.-ның 2024 жылғы 16 ақпандағы №10-ж/қ бұйрығымен Оразбаев М.Б. Кәсіпорын директоры лауазымынан босатылды.</w:t>
-      </w:r>
-    </w:p>
-    <w:p>
-      <w:pPr>
-        <w:spacing w:after="0"/>
-        <w:ind w:firstLine="567"/>
-        <w:jc w:val="both"/>
-      </w:pPr>
-      <w:r>
-        <w:t>ҚР ҚК-нің 3-бабының 28-бөлігіне сәйкес Оразбаев М.Б. өзі атқаратын лауазымына орай мемлекеттік функцияларды орындауға уәкілеттік берілген адамдарға теңестірілген адам болып табылады.</w:t>
-      </w:r>
-    </w:p>
-    <w:p>
-      <w:pPr>
-        <w:spacing w:after="0"/>
-        <w:ind w:firstLine="567"/>
-        <w:jc w:val="both"/>
-      </w:pPr>
-      <w:r>
-        <w:t>Кәсіпорын директорының (лауазымның бұрынғы атауы – бас дәрігер) Мұратов Т.М.-нің 2018 жылғы 22 маусымдағы №514-ж бұйрығымен Балабеков А.Т. Кәсіпорынның 2-сынып жүргізушісі лауазымына тағайындалды.</w:t>
-      </w:r>
-    </w:p>
-    <w:p>
-      <w:pPr>
-        <w:spacing w:after="0"/>
-        <w:ind w:firstLine="567"/>
-        <w:jc w:val="both"/>
-      </w:pPr>
-      <w:r>
-        <w:t>2019 жылғы 07 наурызда Балабеков А.Т. санитариялық автокөліктің шығуын қамтамасыз ету жөніндегі механик лауазымына тағайындалды.</w:t>
-      </w:r>
-    </w:p>
-    <w:p>
-      <w:pPr>
-        <w:spacing w:after="0"/>
-        <w:ind w:firstLine="567"/>
-        <w:jc w:val="both"/>
-      </w:pPr>
-      <w:r>
-        <w:t>Кәсіпорын директоры Оразбаев М.Б.-ның 2019 жылғы 04 желтоқсандағы №1428-ж бұйрығымен Балабеков А.Т. Кәсіпорынның санитариялық автокөліктің шығуын қамтамасыз ету жөніндегі механик лауазымынан Кәсіпорынның көлікпен қамтамасыз ету бөлімі басшысының міндетін атқарушы лауазымына ауыстырылды.</w:t>
-      </w:r>
-    </w:p>
-    <w:p>
-      <w:pPr>
-        <w:spacing w:after="0"/>
-        <w:ind w:firstLine="567"/>
-        <w:jc w:val="both"/>
-      </w:pPr>
-      <w:r>
-        <w:t>Кәсіпорын директоры Оразбаев М.Б.-ның 2020 жылғы 06 мамырдағы №169-ө бұйрығымен Балабеков А.Т. Кәсіпорынның көлікпен қамтамасыз ету бөлімінің басшысы лауазымына тағайындалды (1,0 ставка).</w:t>
-      </w:r>
-    </w:p>
-    <w:p>
-      <w:pPr>
-        <w:spacing w:after="0"/>
-        <w:ind w:firstLine="567"/>
-        <w:jc w:val="both"/>
-      </w:pPr>
-      <w:r>
-        <w:t>Лауазымдық нұсқаулыққа сәйкес Балабеков А.Т. (Кәсіпорынның гараж – көлікпен қамтамасыз ету бөлімінің басшысы) бас дәрігерге (Кәсіпорын директорына) бағынады.</w:t>
+        <w:t>Уәкілетті орган басшысы А.Ш. Рустемованың 2024 жылғы 16 ақпандағы №10-ж/қ бұйрығымен М.Б. Оразбаев Кәсіпорын директоры лауазымынан босатылды.</w:t>
+      </w:r>
+    </w:p>
+    <w:p>
+      <w:pPr>
+        <w:spacing w:after="0"/>
+        <w:ind w:firstLine="567"/>
+        <w:jc w:val="both"/>
+      </w:pPr>
+      <w:r>
+        <w:t>ҚР ҚК-нің 3-бабының 28-бөлігіне сәйкес М.Б. Оразбаев өзі атқаратын лауазымына орай мемлекеттік функцияларды орындауға уәкілеттік берілген адамдарға теңестірілген адам болып табылады.</w:t>
+      </w:r>
+    </w:p>
+    <w:p>
+      <w:pPr>
+        <w:spacing w:after="0"/>
+        <w:ind w:firstLine="567"/>
+        <w:jc w:val="both"/>
+      </w:pPr>
+      <w:r>
+        <w:t>Кәсіпорын директорының (лауазымның бұрынғы атауы – бас дәрігер) Т.М. Мұратовтың 2018 жылғы 22 маусымдағы №514-ж бұйрығымен А.Т. Балабеков Кәсіпорынның 2-сынып жүргізушісі лауазымына тағайындалды.</w:t>
+      </w:r>
+    </w:p>
+    <w:p>
+      <w:pPr>
+        <w:spacing w:after="0"/>
+        <w:ind w:firstLine="567"/>
+        <w:jc w:val="both"/>
+      </w:pPr>
+      <w:r>
+        <w:t>2019 жылғы 07 наурызда А.Т. Балабеков санитариялық автокөліктің шығуын қамтамасыз ету жөніндегі механик лауазымына тағайындалды.</w:t>
+      </w:r>
+    </w:p>
+    <w:p>
+      <w:pPr>
+        <w:spacing w:after="0"/>
+        <w:ind w:firstLine="567"/>
+        <w:jc w:val="both"/>
+      </w:pPr>
+      <w:r>
+        <w:t>Кәсіпорын директоры М.Б. Оразбаевтың 2019 жылғы 04 желтоқсандағы №1428-ж бұйрығымен А.Т. Балабеков Кәсіпорынның санитариялық автокөліктің шығуын қамтамасыз ету жөніндегі механик лауазымынан Кәсіпорынның көлікпен қамтамасыз ету бөлімі басшысының міндетін атқарушы лауазымына ауыстырылды.</w:t>
+      </w:r>
+    </w:p>
+    <w:p>
+      <w:pPr>
+        <w:spacing w:after="0"/>
+        <w:ind w:firstLine="567"/>
+        <w:jc w:val="both"/>
+      </w:pPr>
+      <w:r>
+        <w:t>Кәсіпорын директоры М.Б. Оразбаевтың 2020 жылғы 06 мамырдағы №169-ө бұйрығымен А.Т. Балабеков Кәсіпорынның көлікпен қамтамасыз ету бөлімінің басшысы лауазымына тағайындалды (1,0 ставка).</w:t>
+      </w:r>
+    </w:p>
+    <w:p>
+      <w:pPr>
+        <w:spacing w:after="0"/>
+        <w:ind w:firstLine="567"/>
+        <w:jc w:val="both"/>
+      </w:pPr>
+      <w:r>
+        <w:t>Лауазымдық нұсқаулыққа сәйкес А.Т. Балабеков (Кәсіпорынның гараж – көлікпен қамтамасыз ету бөлімінің басшысы) бас дәрігерге (Кәсіпорын директорына) бағынады.</w:t>
       </w:r>
     </w:p>
     <w:p>
@@ -846,37 +846,37 @@
         <w:jc w:val="both"/>
       </w:pPr>
       <w:r>
-        <w:t>Кәсіпорын директорының міндетін атқарушы Сәдетхан Б.-ның 2024 жылғы 03 қаңтардағы №6-ж/қ бұйрығымен Балабеков А.Т. Кәсіпорынның көлікпен қамтамасыз ету бөлімінің басшысы лауазымынан босатылды.</w:t>
-      </w:r>
-    </w:p>
-    <w:p>
-      <w:pPr>
-        <w:spacing w:after="0"/>
-        <w:ind w:firstLine="567"/>
-        <w:jc w:val="both"/>
-      </w:pPr>
-      <w:r>
-        <w:t>Кәсіпорын директоры Исмаилов Ж.-ның 2014 жылғы 20 наурыздағы №132-ж бұйрығымен Әбдіров А.Б. жүргізуші лауазымына тағайындалды.</w:t>
-      </w:r>
-    </w:p>
-    <w:p>
-      <w:pPr>
-        <w:spacing w:after="0"/>
-        <w:ind w:firstLine="567"/>
-        <w:jc w:val="both"/>
-      </w:pPr>
-      <w:r>
-        <w:t>2018 жылғы 15 тамыздағы бұйрықпен Әбдіров А.Б. шығатын бригаданың фельдшері лауазымына тағайындалды.</w:t>
-      </w:r>
-    </w:p>
-    <w:p>
-      <w:pPr>
-        <w:spacing w:after="0"/>
-        <w:ind w:firstLine="567"/>
-        <w:jc w:val="both"/>
-      </w:pPr>
-      <w:r>
-        <w:t>Кәсіпорын директоры Оразбаев М.Б.-ның 2019 жылғы 25 желтоқсандағы №1484-ж бұйрығымен Әбдіров А.Б. Кәсіпорынның шығатын бригадасының фельдшері лауазымынан Кәсіпорынның санитариялық көліктің шығуын қамтамасыз ету жөніндегі бас механик лауазымына ауыстырылды.</w:t>
+        <w:t>Кәсіпорын директорының міндетін атқарушы Б. Сәдетханның 2024 жылғы 03 қаңтардағы №6-ж/қ бұйрығымен А.Т. Балабеков Кәсіпорынның көлікпен қамтамасыз ету бөлімінің басшысы лауазымынан босатылды.</w:t>
+      </w:r>
+    </w:p>
+    <w:p>
+      <w:pPr>
+        <w:spacing w:after="0"/>
+        <w:ind w:firstLine="567"/>
+        <w:jc w:val="both"/>
+      </w:pPr>
+      <w:r>
+        <w:t>Кәсіпорын директоры Ж. Исмаиловтың 2014 жылғы 20 наурыздағы №132-ж бұйрығымен А.Б. Әбдіров жүргізуші лауазымына тағайындалды.</w:t>
+      </w:r>
+    </w:p>
+    <w:p>
+      <w:pPr>
+        <w:spacing w:after="0"/>
+        <w:ind w:firstLine="567"/>
+        <w:jc w:val="both"/>
+      </w:pPr>
+      <w:r>
+        <w:t>2018 жылғы 15 тамыздағы бұйрықпен А.Б. Әбдіров шығатын бригаданың фельдшері лауазымына тағайындалды.</w:t>
+      </w:r>
+    </w:p>
+    <w:p>
+      <w:pPr>
+        <w:spacing w:after="0"/>
+        <w:ind w:firstLine="567"/>
+        <w:jc w:val="both"/>
+      </w:pPr>
+      <w:r>
+        <w:t>Кәсіпорын директоры М.Б. Оразбаевтың 2019 жылғы 25 желтоқсандағы №1484-ж бұйрығымен А.Б. Әбдіров Кәсіпорынның шығатын бригадасының фельдшері лауазымынан Кәсіпорынның санитариялық көліктің шығуын қамтамасыз ету жөніндегі бас механик лауазымына ауыстырылды.</w:t>
       </w:r>
     </w:p>
     <w:p>
@@ -1136,47 +1136,47 @@
         <w:jc w:val="both"/>
       </w:pPr>
       <w:r>
-        <w:t>2021 жылғы 09 ақпанда Кәсіпорын директоры Оразбаев М.Б. санитариялық көліктің шығуын қамтамасыз ету жөніндегі бас механик Әбдіров А.Б.-ның лауазымын Кәсіпорынның қойма меңгерушісінің міндетін атқарушы лауазымымен қоса атқару туралы, қоса атқарылатын лауазымның лауазымдық жалақысынан 50% қосымша ақы төлей отырып, №80-ж бұйрық шығарды.</w:t>
-      </w:r>
-    </w:p>
-    <w:p>
-      <w:pPr>
-        <w:spacing w:after="0"/>
-        <w:ind w:firstLine="567"/>
-        <w:jc w:val="both"/>
-      </w:pPr>
-      <w:r>
-        <w:t>Кәсіпорын директоры Оразбаев М.Б.-ның 2023 жылғы 04 қаңтардағы №7/1-ж бұйрығымен санитариялық көліктің шығуын қамтамасыз ету жөніндегі бас механик Әбдіров А.Б.-ға Кәсіпорынның қойма меңгерушісінің міндетін атқарушы лауазымын, қоса атқарылатын лауазымның лауазымдық жалақысынан 50% қосымша ақы төлей отырып, қоса атқаруға рұқсат етілді.</w:t>
-      </w:r>
-    </w:p>
-    <w:p>
-      <w:pPr>
-        <w:spacing w:after="0"/>
-        <w:ind w:firstLine="567"/>
-        <w:jc w:val="both"/>
-      </w:pPr>
-      <w:r>
-        <w:t>Кәсіпорын директорының міндетін атқарушы Сәдетхан Б.-ның 2023 жылғы 15 тамыздағы №919-ж бұйрығымен санитариялық көліктің шығуын қамтамасыз ету жөніндегі бас механик Әбдіров А.Б. Кәсіпорынның қойма меңгерушісі лауазымына ауыстырылды.</w:t>
-      </w:r>
-    </w:p>
-    <w:p>
-      <w:pPr>
-        <w:spacing w:after="0"/>
-        <w:ind w:firstLine="567"/>
-        <w:jc w:val="both"/>
-      </w:pPr>
-      <w:r>
-        <w:t>Кәсіпорын директоры Оразбаев М.Б.-ның 2023 жылғы 03 қазандағы №1202-ж/қ бұйрығымен қойма меңгерушісі Әбдіров А.Б.-ға бос орын жабылғанға дейін қызмет көрсету аймағын кеңейту жолымен Кәсіпорынның санитариялық көліктің шығуын қамтамасыз ету жөніндегі механигінің бос лауазымы бойынша қосымша жұмыс атқару, Кәсіпорынның санитариялық көліктің шығуын қамтамасыз ету жөніндегі механигінің лауазымдық жалақысынан 50% қосымша ақы төлей отырып, тапсырылды.</w:t>
-      </w:r>
-    </w:p>
-    <w:p>
-      <w:pPr>
-        <w:spacing w:after="0"/>
-        <w:ind w:firstLine="567"/>
-        <w:jc w:val="both"/>
-      </w:pPr>
-      <w:r>
-        <w:t>Кәсіпорын директорының міндетін атқарушы Баянбаев А.-ның 2024 жылғы 29 қаңтардағы №117-ж/қ бұйрығымен Әбдіров А.Б.-ның қауіпсіз жүргізу жөніндегі жаттықтырушы міндеттерін Кәсіпорынның қойма меңгерушісі лауазымымен қоса атқаруы алынып тасталды.</w:t>
+        <w:t>2021 жылғы 09 ақпанда Кәсіпорын директоры М.Б. Оразбаев санитариялық көліктің шығуын қамтамасыз ету жөніндегі бас механик А.Б. Әбдіровтың лауазымын Кәсіпорынның қойма меңгерушісінің міндетін атқарушы лауазымымен қоса атқару туралы, қоса атқарылатын лауазымның лауазымдық жалақысынан 50% қосымша ақы төлей отырып, №80-ж бұйрық шығарды.</w:t>
+      </w:r>
+    </w:p>
+    <w:p>
+      <w:pPr>
+        <w:spacing w:after="0"/>
+        <w:ind w:firstLine="567"/>
+        <w:jc w:val="both"/>
+      </w:pPr>
+      <w:r>
+        <w:t>Кәсіпорын директоры М.Б. Оразбаевтың 2023 жылғы 04 қаңтардағы №7/1-ж бұйрығымен санитариялық көліктің шығуын қамтамасыз ету жөніндегі бас механик А.Б. Әбдіровқа Кәсіпорынның қойма меңгерушісінің міндетін атқарушы лауазымын, қоса атқарылатын лауазымның лауазымдық жалақысынан 50% қосымша ақы төлей отырып, қоса атқаруға рұқсат етілді.</w:t>
+      </w:r>
+    </w:p>
+    <w:p>
+      <w:pPr>
+        <w:spacing w:after="0"/>
+        <w:ind w:firstLine="567"/>
+        <w:jc w:val="both"/>
+      </w:pPr>
+      <w:r>
+        <w:t>Кәсіпорын директорының міндетін атқарушы Б. Сәдетханның 2023 жылғы 15 тамыздағы №919-ж бұйрығымен санитариялық көліктің шығуын қамтамасыз ету жөніндегі бас механик А.Б. Әбдіров Кәсіпорынның қойма меңгерушісі лауазымына ауыстырылды.</w:t>
+      </w:r>
+    </w:p>
+    <w:p>
+      <w:pPr>
+        <w:spacing w:after="0"/>
+        <w:ind w:firstLine="567"/>
+        <w:jc w:val="both"/>
+      </w:pPr>
+      <w:r>
+        <w:t>Кәсіпорын директоры М.Б. Оразбаевтың 2023 жылғы 03 қазандағы №1202-ж/қ бұйрығымен қойма меңгерушісі А.Б. Әбдіровқа бос орын жабылғанға дейін қызмет көрсету аймағын кеңейту жолымен Кәсіпорынның санитариялық көліктің шығуын қамтамасыз ету жөніндегі механигінің бос лауазымы бойынша қосымша жұмыс атқару, Кәсіпорынның санитариялық көліктің шығуын қамтамасыз ету жөніндегі механигінің лауазымдық жалақысынан 50% қосымша ақы төлей отырып, тапсырылды.</w:t>
+      </w:r>
+    </w:p>
+    <w:p>
+      <w:pPr>
+        <w:spacing w:after="0"/>
+        <w:ind w:firstLine="567"/>
+        <w:jc w:val="both"/>
+      </w:pPr>
+      <w:r>
+        <w:t>Кәсіпорын директорының міндетін атқарушы А. Баянбаевтың 2024 жылғы 29 қаңтардағы №117-ж/қ бұйрығымен А.Б. Әбдіровтың қауіпсіз жүргізу жөніндегі жаттықтырушы міндеттерін Кәсіпорынның қойма меңгерушісі лауазымымен қоса атқаруы алынып тасталды.</w:t>
       </w:r>
     </w:p>
     <w:p>
@@ -1546,67 +1546,67 @@
         <w:jc w:val="both"/>
       </w:pPr>
       <w:r>
-        <w:t>Кәсіпорын директорының міндетін атқарушы Бердингали Н.-ның 2024 жылғы 12 шілдедегі №690-жқ бұйрығымен Кәсіпорынның қауіпсіз жүргізу жөніндегі жаттықтырушысы Әбдіров А.Б.-мен еңбек шарты бұзылды.</w:t>
-      </w:r>
-    </w:p>
-    <w:p>
-      <w:pPr>
-        <w:spacing w:after="0"/>
-        <w:ind w:firstLine="567"/>
-        <w:jc w:val="both"/>
-      </w:pPr>
-      <w:r>
-        <w:t>Кәсіпорын директоры Мұратов Т.М.-нің 2019 жылғы 12 сәуірдегі №423-ж бұйрығымен Дуйсенбаев Н.Ж. Кәсіпорынның монтаждаушы техник (лауазымның бұрынғы атауы – қосалқы жұмысшы) лауазымына тағайындалды.</w:t>
-      </w:r>
-    </w:p>
-    <w:p>
-      <w:pPr>
-        <w:spacing w:after="0"/>
-        <w:ind w:firstLine="567"/>
-        <w:jc w:val="both"/>
-      </w:pPr>
-      <w:r>
-        <w:t>Кәсіпорын директоры Оразбаев М.Б.-ның 2020 жылғы 11 ақпандағы №112-ж бұйрығымен Дуйсенбаев Н.Ж. қосалқы жұмысшы лауазымынан Кәсіпорынның монтаждаушы техник лауазымына ауыстырылды (2019 жылғы 13 сәуірдегі №162 еңбек шартына өзгерістер енгізу туралы 2019 жылғы 10 ақпандағы №1 қосымша келісімге сәйкес лауазым атауы өзгертілді).</w:t>
-      </w:r>
-    </w:p>
-    <w:p>
-      <w:pPr>
-        <w:spacing w:after="0"/>
-        <w:ind w:firstLine="567"/>
-        <w:jc w:val="both"/>
-      </w:pPr>
-      <w:r>
-        <w:t>Кәсіпорын директоры Оразбаев М.Б.-ның 2022 жылғы 14 шілдедегі №534-ж бұйрығымен монтаждаушы техник Дуйсенбаев Н.Ж.-ға 2022 жылғы 14 шілдеден бастап 2022 жылғы 31 желтоқсанға дейін шығатын бригада жүргізушісінің міндеттерін (0,25 ставкаға) қоса атқаруға рұқсат етілді.</w:t>
-      </w:r>
-    </w:p>
-    <w:p>
-      <w:pPr>
-        <w:spacing w:after="0"/>
-        <w:ind w:firstLine="567"/>
-        <w:jc w:val="both"/>
-      </w:pPr>
-      <w:r>
-        <w:t>Кәсіпорын директорының міндетін атқарушы Сәдетхан Б.-ның 2024 жылғы 09 қаңтардағы №36-ж/қ бұйрығымен монтаждаушы техник Дуйсенбаев Н.Ж.-ның шығатын бригада жүргізушісінің міндеттерін (0,25 ставкаға) қоса атқаруы алынып тасталды.</w:t>
-      </w:r>
-    </w:p>
-    <w:p>
-      <w:pPr>
-        <w:spacing w:after="0"/>
-        <w:ind w:firstLine="567"/>
-        <w:jc w:val="both"/>
-      </w:pPr>
-      <w:r>
-        <w:t>Кәсіпорын директорының міндетін атқарушы Баянбаев А.-ның 2024 жылғы 28 ақпандағы №217-ж/қ бұйрығымен Кәсіпорынның монтаждаушы технигі Дуйсенбаев Н.Ж.-мен еңбек қатынастары тоқтатылды.</w:t>
-      </w:r>
-    </w:p>
-    <w:p>
-      <w:pPr>
-        <w:spacing w:after="0"/>
-        <w:ind w:firstLine="567"/>
-        <w:jc w:val="both"/>
-      </w:pPr>
-      <w:r>
-        <w:t>Сонымен қатар, Дуйсенбаев Н.Ж.-мен мекеме оған берген материалдық құндылықтардың сақталуын қамтамасыз еткені үшін 2019 жылғы 13 сәуірдегі толық материалдық жауапкершілік туралы шарт жасалды.</w:t>
+        <w:t>Кәсіпорын директорының міндетін атқарушы Н. Бердингалинің 2024 жылғы 12 шілдедегі №690-жқ бұйрығымен Кәсіпорынның қауіпсіз жүргізу жөніндегі жаттықтырушысы А.Б. Әбдіровпен еңбек шарты бұзылды.</w:t>
+      </w:r>
+    </w:p>
+    <w:p>
+      <w:pPr>
+        <w:spacing w:after="0"/>
+        <w:ind w:firstLine="567"/>
+        <w:jc w:val="both"/>
+      </w:pPr>
+      <w:r>
+        <w:t>Кәсіпорын директоры Т.М. Мұратовтың 2019 жылғы 12 сәуірдегі №423-ж бұйрығымен Н.Ж. Дуйсенбаев Кәсіпорынның монтаждаушы техник (лауазымның бұрынғы атауы – қосалқы жұмысшы) лауазымына тағайындалды.</w:t>
+      </w:r>
+    </w:p>
+    <w:p>
+      <w:pPr>
+        <w:spacing w:after="0"/>
+        <w:ind w:firstLine="567"/>
+        <w:jc w:val="both"/>
+      </w:pPr>
+      <w:r>
+        <w:t>Кәсіпорын директоры М.Б. Оразбаевтың 2020 жылғы 11 ақпандағы №112-ж бұйрығымен Н.Ж. Дуйсенбаев қосалқы жұмысшы лауазымынан Кәсіпорынның монтаждаушы техник лауазымына ауыстырылды (2019 жылғы 13 сәуірдегі №162 еңбек шартына өзгерістер енгізу туралы 2019 жылғы 10 ақпандағы №1 қосымша келісімге сәйкес лауазым атауы өзгертілді).</w:t>
+      </w:r>
+    </w:p>
+    <w:p>
+      <w:pPr>
+        <w:spacing w:after="0"/>
+        <w:ind w:firstLine="567"/>
+        <w:jc w:val="both"/>
+      </w:pPr>
+      <w:r>
+        <w:t>Кәсіпорын директоры М.Б. Оразбаевтың 2022 жылғы 14 шілдедегі №534-ж бұйрығымен монтаждаушы техник Н.Ж. Дуйсенбаевқа 2022 жылғы 14 шілдеден бастап 2022 жылғы 31 желтоқсанға дейін шығатын бригада жүргізушісінің міндеттерін (0,25 ставкаға) қоса атқаруға рұқсат етілді.</w:t>
+      </w:r>
+    </w:p>
+    <w:p>
+      <w:pPr>
+        <w:spacing w:after="0"/>
+        <w:ind w:firstLine="567"/>
+        <w:jc w:val="both"/>
+      </w:pPr>
+      <w:r>
+        <w:t>Кәсіпорын директорының міндетін атқарушы Б. Сәдетханның 2024 жылғы 09 қаңтардағы №36-ж/қ бұйрығымен монтаждаушы техник Н.Ж. Дуйсенбаевтың шығатын бригада жүргізушісінің міндеттерін (0,25 ставкаға) қоса атқаруы алынып тасталды.</w:t>
+      </w:r>
+    </w:p>
+    <w:p>
+      <w:pPr>
+        <w:spacing w:after="0"/>
+        <w:ind w:firstLine="567"/>
+        <w:jc w:val="both"/>
+      </w:pPr>
+      <w:r>
+        <w:t>Кәсіпорын директорының міндетін атқарушы А. Баянбаевтың 2024 жылғы 28 ақпандағы №217-ж/қ бұйрығымен Кәсіпорынның монтаждаушы технигі Н.Ж. Дуйсенбаевпен еңбек қатынастары тоқтатылды.</w:t>
+      </w:r>
+    </w:p>
+    <w:p>
+      <w:pPr>
+        <w:spacing w:after="0"/>
+        <w:ind w:firstLine="567"/>
+        <w:jc w:val="both"/>
+      </w:pPr>
+      <w:r>
+        <w:t>Сонымен қатар, Н.Ж. Дуйсенбаевпен мекеме оған берген материалдық құндылықтардың сақталуын қамтамасыз еткені үшін 2019 жылғы 13 сәуірдегі толық материалдық жауапкершілік туралы шарт жасалды.</w:t>
       </w:r>
     </w:p>
     <w:p>
@@ -1886,67 +1886,67 @@
         <w:jc w:val="both"/>
       </w:pPr>
       <w:r>
-        <w:t>Осылайша, Оразбаев М.Б. Кәсіпорын директоры болып тағайындалған сәттен бастап, атап айтқанда 2019 жылғы 06 қарашадан бастап 2020 жылғы 27 ақпанға дейін, яғни Кәсіпорынның Байқау кеңесінің шешімі шығарылғанға дейін, Оразбаев М.Б. Астана қаласында бола отырып және 2017 жылдан 2019 жыл аралығындағы кезеңде Кәсіпорынның санитариялық автокөлігін жөндеу мен техникалық қызмет көрсетуге «RosKazAutoGaz» ЖШС-мен (аутсорсинг компаниясы) мемлекеттік сатып алу шарттары шеңберінде жұмсалған 316 828 203 теңге (87 бірлік автокөлікке) мөлшеріндегі бюджет қаражаты туралы статистикалық мәліметтерге ие бола отырып, Кәсіпорынның жарғылық, шаруашылық және қаржы-экономикалық қызметіне басшылық жасайтын, мүліктің сақталуы мен тиімді пайдаланылуы үшін толық жауапкершілікті көтеретін мемлекеттік кәсіпорынның бірінші басшысы бола тұрып, өзінің қызметтік жағдайын пайдалана отырып, Қазақстан Республикасының қолданыстағы заңнамасын өрескел бұза отырып, қасақана, пайдакүнемдік ниетпен, алдын ала сөз байласу бойынша адамдар тобымен, аса ірі мөлшерде, Астана қаласының аумағында бюджет қаражатын иеленіп алудың сыбайлас жемқорлық схемаларын ұйымдастырды.</w:t>
-      </w:r>
-    </w:p>
-    <w:p>
-      <w:pPr>
-        <w:spacing w:after="0"/>
-        <w:ind w:firstLine="567"/>
-        <w:jc w:val="both"/>
-      </w:pPr>
-      <w:r>
-        <w:t>Қылмыстық жоспарды жүзеге асыру мақсатында және оны сенімді адамдарды тартпай іске асыру мүмкін еместігін ұғына отырып, Оразбаев М.Б. 2019 жылғы 06 қарашадан бастап 2019 жылғы 04 желтоқсанға дейінгі кезеңде өзінің Кәсіпорын қызметкерлері қатарындағы сенімді адамын – санитариялық автокөліктің шығуын қамтамасыз ету жөніндегі механик Балабеков А.Т.-ны тартады.</w:t>
-      </w:r>
-    </w:p>
-    <w:p>
-      <w:pPr>
-        <w:spacing w:after="0"/>
-        <w:ind w:firstLine="567"/>
-        <w:jc w:val="both"/>
-      </w:pPr>
-      <w:r>
-        <w:t>Балабеков А.Т. Оразбаев М.Б.-ның ұсынысына келісіп, бюджет қаражатын иеленіп алуды ұйымдастыру жөніндегі қылмыстық жоспарға кірісті, яғни заңсыз баюға бағытталған мемлекеттік функцияларды орындауға уәкілеттік берілген адаммен, атап айтқанда Кәсіпорын директоры Оразбаев М.Б.-мен адамдар тобы болып қылмыстық әрекеттер жасауға сыбайластық көрсете отырып.</w:t>
-      </w:r>
-    </w:p>
-    <w:p>
-      <w:pPr>
-        <w:spacing w:after="0"/>
-        <w:ind w:firstLine="567"/>
-        <w:jc w:val="both"/>
-      </w:pPr>
-      <w:r>
-        <w:t>Оразбаев М.Б. Балабеков А.Т.-ның қылмыстық жоспарды іске асыруға қатысуға келісімін алып, оған сенім білдіру мақсатында, атап айтқанда оны өзіне жақындату және қылмыстық жоспарды іске асыру жөніндегі міндеттерді оған беру мақсатында, өзінің дербес басшы – Кәсіпорын директоры ретіндегі лауазымдық өкілеттіктерін пайдаланып, 2019 жылғы 04 желтоқсанда Балабеков А.Т.-ны санитариялық автокөліктің шығуын қамтамасыз ету жөніндегі механик лауазымынан Кәсіпорынның көлікпен қамтамасыз ету бөлімі басшысының міндетін атқарушы, яғни Кәсіпорынның көлік бөлімшесіне (гаражына) жалпы басшылықты жүзеге асыруға уәкілеттік берілген адам лауазымына ауыстыру туралы №1428-ж бұйрықты бекітеді.</w:t>
-      </w:r>
-    </w:p>
-    <w:p>
-      <w:pPr>
-        <w:spacing w:after="0"/>
-        <w:ind w:firstLine="567"/>
-        <w:jc w:val="both"/>
-      </w:pPr>
-      <w:r>
-        <w:t>2019 жылдың желтоқсан айының соңында Кәсіпорынның көлікпен қамтамасыз ету бөлімі басшысының міндетін атқарушы болып тағайындалған Балабеков А.Т. қызметкерлер қатарынан қосымша сенімді адамды тарту қажеттігін ұғына отырып, қылмыстық жоспарды іске асыруға тағы бір адамды тарту туралы шешім қабылдады. Бұл жоспар санитариялық автокөлікті жөндеуге және оған қызмет көрсетуге бөлінетін бюджет қаражатын жымқыруға сыбайластық көрсетуді ұйымдастырудан тұрды. Автокөлікке техникалық қызмет көрсету және оны жөндеу жұмыстары Кәсіпорынның өзінің күштерімен, өзінің меншікті мұқтаждарына жүзеге асырылуы тиіс болатын.</w:t>
-      </w:r>
-    </w:p>
-    <w:p>
-      <w:pPr>
-        <w:spacing w:after="0"/>
-        <w:ind w:firstLine="567"/>
-        <w:jc w:val="both"/>
-      </w:pPr>
-      <w:r>
-        <w:t>Атап айтқанда, оған (Кәсіпорынның көлікпен қамтамасыз ету бөлімінің басшысына) да, Кәсіпорын директоры Оразбаев М.Б.-ға да тікелей бағынатын, әрі қосалқы станция механиктерінің және жүргізушілер құрамының қызметіне тікелей бақылауды жүзеге асыруға, Кәсіпорында санитариялық автокөлікті жөндеуді қамтамасыз ету жөніндегі жұмыстарды ұйымдастыруға уәкілеттік берілген адам қажет болды. Аталған өкілеттіктер Кәсіпорынның санитариялық көліктің шығуын қамтамасыз ету жөніндегі бас механигінің құзыретіне кірген.</w:t>
-      </w:r>
-    </w:p>
-    <w:p>
-      <w:pPr>
-        <w:spacing w:after="0"/>
-        <w:ind w:firstLine="567"/>
-        <w:jc w:val="both"/>
-      </w:pPr>
-      <w:r>
-        <w:t>Балабеков А.Т. жоспар туралы Кәсіпорын директоры Оразбаев М.Б.-ға хабарлап, одан қылмыстық жоспарды іске асыруға жаңа сенімді адамды тартуға мақұлдау алды, оны уағдаластық бойынша Оразбаев М.Б. өзінің лауазымдық өкілеттіктерін пайдаланып, Кәсіпорын директоры ретінде Кәсіпорынның санитариялық көліктің шығуын қамтамасыз ету жөніндегі бас механик лауазымына тағайындауы тиіс болды.</w:t>
+        <w:t>Осылайша, М.Б. Оразбаев Кәсіпорын директоры болып тағайындалған сәттен бастап, атап айтқанда 2019 жылғы 06 қарашадан бастап 2020 жылғы 27 ақпанға дейін, яғни Кәсіпорынның Байқау кеңесінің шешімі шығарылғанға дейін, М.Б. Оразбаев Астана қаласында бола отырып және 2017 жылдан 2019 жыл аралығындағы кезеңде Кәсіпорынның санитариялық автокөлігін жөндеу мен техникалық қызмет көрсетуге «RosKazAutoGaz» ЖШС-мен (аутсорсинг компаниясы) мемлекеттік сатып алу шарттары шеңберінде жұмсалған 316 828 203 теңге (87 бірлік автокөлікке) мөлшеріндегі бюджет қаражаты туралы статистикалық мәліметтерге ие бола отырып, Кәсіпорынның жарғылық, шаруашылық және қаржы-экономикалық қызметіне басшылық жасайтын, мүліктің сақталуы мен тиімді пайдаланылуы үшін толық жауапкершілікті көтеретін мемлекеттік кәсіпорынның бірінші басшысы бола тұрып, өзінің қызметтік жағдайын пайдалана отырып, Қазақстан Республикасының қолданыстағы заңнамасын өрескел бұза отырып, қасақана, пайдакүнемдік ниетпен, алдын ала сөз байласу бойынша адамдар тобымен, аса ірі мөлшерде, Астана қаласының аумағында бюджет қаражатын иеленіп алудың сыбайлас жемқорлық схемаларын ұйымдастырды.</w:t>
+      </w:r>
+    </w:p>
+    <w:p>
+      <w:pPr>
+        <w:spacing w:after="0"/>
+        <w:ind w:firstLine="567"/>
+        <w:jc w:val="both"/>
+      </w:pPr>
+      <w:r>
+        <w:t>Қылмыстық жоспарды жүзеге асыру мақсатында және оны сенімді адамдарды тартпай іске асыру мүмкін еместігін ұғына отырып, М.Б. Оразбаев 2019 жылғы 06 қарашадан бастап 2019 жылғы 04 желтоқсанға дейінгі кезеңде өзінің Кәсіпорын қызметкерлері қатарындағы сенімді адамын – санитариялық автокөліктің шығуын қамтамасыз ету жөніндегі механик А.Т. Балабековты тартады.</w:t>
+      </w:r>
+    </w:p>
+    <w:p>
+      <w:pPr>
+        <w:spacing w:after="0"/>
+        <w:ind w:firstLine="567"/>
+        <w:jc w:val="both"/>
+      </w:pPr>
+      <w:r>
+        <w:t>А.Т. Балабеков М.Б. Оразбаевтың ұсынысына келісіп, бюджет қаражатын иеленіп алуды ұйымдастыру жөніндегі қылмыстық жоспарға кірісті, яғни заңсыз баюға бағытталған мемлекеттік функцияларды орындауға уәкілеттік берілген адаммен, атап айтқанда Кәсіпорын директоры М.Б. Оразбаевпен адамдар тобы болып қылмыстық әрекеттер жасауға сыбайластық көрсете отырып.</w:t>
+      </w:r>
+    </w:p>
+    <w:p>
+      <w:pPr>
+        <w:spacing w:after="0"/>
+        <w:ind w:firstLine="567"/>
+        <w:jc w:val="both"/>
+      </w:pPr>
+      <w:r>
+        <w:t>М.Б. Оразбаев А.Т. Балабековтың қылмыстық жоспарды іске асыруға қатысуға келісімін алып, оған сенім білдіру мақсатында, атап айтқанда оны өзіне жақындату және қылмыстық жоспарды іске асыру жөніндегі міндеттерді оған беру мақсатында, өзінің дербес басшы – Кәсіпорын директоры ретіндегі лауазымдық өкілеттіктерін пайдаланып, 2019 жылғы 04 желтоқсанда А.Т. Балабековты санитариялық автокөліктің шығуын қамтамасыз ету жөніндегі механик лауазымынан Кәсіпорынның көлікпен қамтамасыз ету бөлімі басшысының міндетін атқарушы, яғни Кәсіпорынның көлік бөлімшесіне (гаражына) жалпы басшылықты жүзеге асыруға уәкілеттік берілген адам лауазымына ауыстыру туралы №1428-ж бұйрықты бекітеді.</w:t>
+      </w:r>
+    </w:p>
+    <w:p>
+      <w:pPr>
+        <w:spacing w:after="0"/>
+        <w:ind w:firstLine="567"/>
+        <w:jc w:val="both"/>
+      </w:pPr>
+      <w:r>
+        <w:t>2019 жылдың желтоқсан айының соңында Кәсіпорынның көлікпен қамтамасыз ету бөлімі басшысының міндетін атқарушы болып тағайындалған А.Т. Балабеков қызметкерлер қатарынан қосымша сенімді адамды тарту қажеттігін ұғына отырып, қылмыстық жоспарды іске асыруға тағы бір адамды тарту туралы шешім қабылдады. Бұл жоспар санитариялық автокөлікті жөндеуге және оған қызмет көрсетуге бөлінетін бюджет қаражатын жымқыруға сыбайластық көрсетуді ұйымдастырудан тұрды. Автокөлікке техникалық қызмет көрсету және оны жөндеу жұмыстары Кәсіпорынның өзінің күштерімен, өзінің меншікті мұқтаждарына жүзеге асырылуы тиіс болатын.</w:t>
+      </w:r>
+    </w:p>
+    <w:p>
+      <w:pPr>
+        <w:spacing w:after="0"/>
+        <w:ind w:firstLine="567"/>
+        <w:jc w:val="both"/>
+      </w:pPr>
+      <w:r>
+        <w:t>Атап айтқанда, оған (Кәсіпорынның көлікпен қамтамасыз ету бөлімінің басшысына) да, Кәсіпорын директоры М.Б. Оразбаевқа да тікелей бағынатын, әрі қосалқы станция механиктерінің және жүргізушілер құрамының қызметіне тікелей бақылауды жүзеге асыруға, Кәсіпорында санитариялық автокөлікті жөндеуді қамтамасыз ету жөніндегі жұмыстарды ұйымдастыруға уәкілеттік берілген адам қажет болды. Аталған өкілеттіктер Кәсіпорынның санитариялық көліктің шығуын қамтамасыз ету жөніндегі бас механигінің құзыретіне кірген.</w:t>
+      </w:r>
+    </w:p>
+    <w:p>
+      <w:pPr>
+        <w:spacing w:after="0"/>
+        <w:ind w:firstLine="567"/>
+        <w:jc w:val="both"/>
+      </w:pPr>
+      <w:r>
+        <w:t>А.Т. Балабеков жоспар туралы Кәсіпорын директоры М.Б. Оразбаевқа хабарлап, одан қылмыстық жоспарды іске асыруға жаңа сенімді адамды тартуға мақұлдау алды, оны уағдаластық бойынша М.Б. Оразбаев өзінің лауазымдық өкілеттіктерін пайдаланып, Кәсіпорын директоры ретінде Кәсіпорынның санитариялық көліктің шығуын қамтамасыз ету жөніндегі бас механик лауазымына тағайындауы тиіс болды.</w:t>
       </w:r>
     </w:p>
     <w:p>
@@ -1966,117 +1966,117 @@
         <w:jc w:val="both"/>
       </w:pPr>
       <w:r>
-        <w:t>Балабеков А.Т. Кәсіпорын қызметкерлері арасынан лайықты кандидатураларды қарастыруға кірісті.</w:t>
-      </w:r>
-    </w:p>
-    <w:p>
-      <w:pPr>
-        <w:spacing w:after="0"/>
-        <w:ind w:firstLine="567"/>
-        <w:jc w:val="both"/>
-      </w:pPr>
-      <w:r>
-        <w:t>2019 жылдың желтоқсан айының соңында Балабеков А.Т. шығатын бригаданың фельдшері Әбдіров А.Б.-мен әңгімеге кірісіп, оны ұжымдық баюға бағытталған жоспарланған жымқыру схемаларына қанықтырады және Әбдіров А.Б.-ға оларды іске асыруға Кәсіпорынның санитариялық көліктің шығуын қамтамасыз ету жөніндегі бас механигі ретінде тікелей қатысуды ұсынады.</w:t>
-      </w:r>
-    </w:p>
-    <w:p>
-      <w:pPr>
-        <w:spacing w:after="0"/>
-        <w:ind w:firstLine="567"/>
-        <w:jc w:val="both"/>
-      </w:pPr>
-      <w:r>
-        <w:t>Пайдакүнемдік мақсаттарды көздеген Әбдіров А.Б. Кәсіпорын директоры Оразбаев М.Б.-ның қылмыстық жоспарын іске асыруға белсенді қатысу арқылы жымқыру жасауға сыбайластық көрсетуге өзінің келісімін білдіреді, бұл туралы Балабеков А.Т.-ға хабарлады.</w:t>
-      </w:r>
-    </w:p>
-    <w:p>
-      <w:pPr>
-        <w:spacing w:after="0"/>
-        <w:ind w:firstLine="567"/>
-        <w:jc w:val="both"/>
-      </w:pPr>
-      <w:r>
-        <w:t>Әбдіров А.Б.-ның жауабына риза болған Балабеков А.Т. әңгіменің қорытындылары туралы Кәсіпорын директоры Оразбаев М.Б.-ға хабарлайды.</w:t>
-      </w:r>
-    </w:p>
-    <w:p>
-      <w:pPr>
-        <w:spacing w:after="0"/>
-        <w:ind w:firstLine="567"/>
-        <w:jc w:val="both"/>
-      </w:pPr>
-      <w:r>
-        <w:t>Кәсіпорын директоры Оразбаев М.Б. қылмыстық жоспарды іске асыру мақсатында әрекет етуін жалғастыра отырып, Кәсіпорындағы негізгі лауазымдарға қосымша сенімді адамдарды тарту қажеттігін ұғына отырып, өзінің лауазымдық жағдайын пайдаланып, 2019 жылғы 25 желтоқсанда Әбдіров А.Б.-ны шығатын бригаданың фельдшері лауазымынан Кәсіпорынның санитариялық көліктің шығуын қамтамасыз ету жөніндегі бас механик лауазымына ауыстыру туралы №1484-ж бұйрықты бекітеді.</w:t>
-      </w:r>
-    </w:p>
-    <w:p>
-      <w:pPr>
-        <w:spacing w:after="0"/>
-        <w:ind w:firstLine="567"/>
-        <w:jc w:val="both"/>
-      </w:pPr>
-      <w:r>
-        <w:t>Қылмыстық жоспар шеңберінде әрекет ете отырып, Кәсіпорын директоры Оразбаев М.Б. Кәсіпорын қызметкерлеріне 2020 жылдың басынан бастап Кәсіпорынның санитариялық автокөлігін ұстауды, жөндеуді және оған қызмет көрсетуді Астана қаласы, Рысқұлов көшесі, 8/1 мекенжайында орналасқан ғимаратта өз күштерімен жүзеге асыру қажеттігі туралы өзінің ауызша өкімін жеткізеді, яғни осы мақсатта Кәсіпорын өзінің меншікті техникалық қызмет көрсету сервисін (бұдан әрі – СТО) құрды.</w:t>
-      </w:r>
-    </w:p>
-    <w:p>
-      <w:pPr>
-        <w:spacing w:after="0"/>
-        <w:ind w:firstLine="567"/>
-        <w:jc w:val="both"/>
-      </w:pPr>
-      <w:r>
-        <w:t>СТО-ны құру мен оның жұмысына заңды сипат беру мақсатында Кәсіпорын директоры Оразбаев М.Б. 2020 жылғы 27 ақпандағы Байқау кеңесінің отырысында күн тәртібіне Кәсіпорынның Жарғысына «Кәсіпорын қызметінің мәні мен мақсаттары» тарауында өзгерістер мен толықтырулар енгізу мәселесін қарауды бастамашылық етеді, өйткені «Мемлекеттік мүлік туралы» 2011 жылғы 01 наурыздағы №413-IV Заңның (2020 жылғы 01 қаңтардағы редакциясындағы) 126-бабы 4-бөлігінің (мемлекеттік заңды тұлға қызметінің мәні мен мақсаттары) нормалары мемлекеттік заңды тұлғалардың жарғыда (ережеде) бекітілген қызметінің мәні мен мақсаттарына сай келмейтін қызметті жүзеге асыруына, сондай-ақ мәмілелер жасауына тыйым салады.</w:t>
-      </w:r>
-    </w:p>
-    <w:p>
-      <w:pPr>
-        <w:spacing w:after="0"/>
-        <w:ind w:firstLine="567"/>
-        <w:jc w:val="both"/>
-      </w:pPr>
-      <w:r>
-        <w:t>Оразбаев М.Б. Кәсіпорынның Байқау кеңесі мүшелерінің алдындағы сөзінде күн тәртібіне енгізілген өзгерістерді енгізу қажеттігін Кәсіпорынның автокөлікке техникалық қызмет көрсету мен оны жөндеу үшін материалдық базасы бар екенімен негіздеді. Атап айтқанда, бұл Кәсіпорынның балансында тұрған Астана қаласы, Рысқұлов көшесі, 8/1 мекенжайындағы ғимарат.</w:t>
-      </w:r>
-    </w:p>
-    <w:p>
-      <w:pPr>
-        <w:spacing w:after="0"/>
-        <w:ind w:firstLine="567"/>
-        <w:jc w:val="both"/>
-      </w:pPr>
-      <w:r>
-        <w:t>2020 жылдың басынан бастап Кәсіпорынның СТО-сы автокөлікті жөндеуге кірісті, ал бұған дейін аутсорсинг компаниялары бұл жұмыстарды асыра бағаланған және негізсіз тарифтер бойынша орындайтын. Осылайша, СТО-ның қызметі бюджет қаражатын үнемдеуге және халыққа көрсетілетін қызметтердің сапасын арттыруға бағытталған шара ретінде ұсынылды.</w:t>
-      </w:r>
-    </w:p>
-    <w:p>
-      <w:pPr>
-        <w:spacing w:after="0"/>
-        <w:ind w:firstLine="567"/>
-        <w:jc w:val="both"/>
-      </w:pPr>
-      <w:r>
-        <w:t>Кәсіпорын директоры Оразбаев М.Б. адастырған Байқау кеңесінің мүшелері бюджет шығыстарын қысқартуға ұмтыла отырып, оның ұсынысын бірауыздан қолдады. Олар Кәсіпорынның Жарғысына, атап айтқанда 3-тарау «Қызметтің мәні мен мақсаттары» тарауына оны «санитариялық көліктің жұмысын бақылау және есепке алу және оған техникалық қызмет көрсету» тармағымен толықтыра отырып, өзгерістер енгізу қажеттігі туралы Уәкілетті органға хат жіберуді келісті.</w:t>
-      </w:r>
-    </w:p>
-    <w:p>
-      <w:pPr>
-        <w:spacing w:after="0"/>
-        <w:ind w:firstLine="567"/>
-        <w:jc w:val="both"/>
-      </w:pPr>
-      <w:r>
-        <w:t>2020 жылғы 24 шілдеде Кәсіпорын директоры Оразбаев М.Б. Уәкілетті органның атына Кәсіпорынның Жарғысына өзгерістер мен толықтырулар енгізу қажеттігі туралы 2020 жылғы 27 ақпандағы Байқау кеңесі шешімінің хаттамасын және ұсынылатын Жарғының жобасын қоса тіркей отырып, хат жіберді.</w:t>
-      </w:r>
-    </w:p>
-    <w:p>
-      <w:pPr>
-        <w:spacing w:after="0"/>
-        <w:ind w:firstLine="567"/>
-        <w:jc w:val="both"/>
-      </w:pPr>
-      <w:r>
-        <w:t>2020 жылғы 06 тамызда Уәкілетті орган басшысының міндетін атқарушы Мұратов Т.М. «Қазақстан Республикасы Ұлттық экономика министрлігінің Бәсекелестікті қорғау және дамыту комитетінің Астана қаласы бойынша департаменті» РММ-ның (бұдан әрі – монополияға қарсы орган) атына №106-11-31/1420 шығыс нөмірімен Кәсіпорынның Жарғысына жүзеге асырылатын қызмет түрлеріне өзгерістер енгізуге келісім беру туралы өтінішхат енгізді.</w:t>
+        <w:t>А.Т. Балабеков Кәсіпорын қызметкерлері арасынан лайықты кандидатураларды қарастыруға кірісті.</w:t>
+      </w:r>
+    </w:p>
+    <w:p>
+      <w:pPr>
+        <w:spacing w:after="0"/>
+        <w:ind w:firstLine="567"/>
+        <w:jc w:val="both"/>
+      </w:pPr>
+      <w:r>
+        <w:t>2019 жылдың желтоқсан айының соңында А.Т. Балабеков шығатын бригаданың фельдшері А.Б. Әбдіровпен әңгімеге кірісіп, оны ұжымдық баюға бағытталған жоспарланған жымқыру схемаларына қанықтырады және А.Б. Әбдіровқа оларды іске асыруға Кәсіпорынның санитариялық көліктің шығуын қамтамасыз ету жөніндегі бас механигі ретінде тікелей қатысуды ұсынады.</w:t>
+      </w:r>
+    </w:p>
+    <w:p>
+      <w:pPr>
+        <w:spacing w:after="0"/>
+        <w:ind w:firstLine="567"/>
+        <w:jc w:val="both"/>
+      </w:pPr>
+      <w:r>
+        <w:t>Пайдакүнемдік мақсаттарды көздеген А.Б. Әбдіров Кәсіпорын директоры М.Б. Оразбаевтың қылмыстық жоспарын іске асыруға белсенді қатысу арқылы жымқыру жасауға сыбайластық көрсетуге өзінің келісімін білдіреді, бұл туралы А.Т. Балабековқа хабарлады.</w:t>
+      </w:r>
+    </w:p>
+    <w:p>
+      <w:pPr>
+        <w:spacing w:after="0"/>
+        <w:ind w:firstLine="567"/>
+        <w:jc w:val="both"/>
+      </w:pPr>
+      <w:r>
+        <w:t>А.Б. Әбдіровтың жауабына риза болған А.Т. Балабеков әңгіменің қорытындылары туралы Кәсіпорын директоры М.Б. Оразбаевқа хабарлайды.</w:t>
+      </w:r>
+    </w:p>
+    <w:p>
+      <w:pPr>
+        <w:spacing w:after="0"/>
+        <w:ind w:firstLine="567"/>
+        <w:jc w:val="both"/>
+      </w:pPr>
+      <w:r>
+        <w:t>Кәсіпорын директоры М.Б. Оразбаев қылмыстық жоспарды іске асыру мақсатында әрекет етуін жалғастыра отырып, Кәсіпорындағы негізгі лауазымдарға қосымша сенімді адамдарды тарту қажеттігін ұғына отырып, өзінің лауазымдық жағдайын пайдаланып, 2019 жылғы 25 желтоқсанда А.Б. Әбдіровты шығатын бригаданың фельдшері лауазымынан Кәсіпорынның санитариялық көліктің шығуын қамтамасыз ету жөніндегі бас механик лауазымына ауыстыру туралы №1484-ж бұйрықты бекітеді.</w:t>
+      </w:r>
+    </w:p>
+    <w:p>
+      <w:pPr>
+        <w:spacing w:after="0"/>
+        <w:ind w:firstLine="567"/>
+        <w:jc w:val="both"/>
+      </w:pPr>
+      <w:r>
+        <w:t>Қылмыстық жоспар шеңберінде әрекет ете отырып, Кәсіпорын директоры М.Б. Оразбаев Кәсіпорын қызметкерлеріне 2020 жылдың басынан бастап Кәсіпорынның санитариялық автокөлігін ұстауды, жөндеуді және оған қызмет көрсетуді Астана қаласы, Рысқұлов көшесі, 8/1 мекенжайында орналасқан ғимаратта өз күштерімен жүзеге асыру қажеттігі туралы өзінің ауызша өкімін жеткізеді, яғни осы мақсатта Кәсіпорын өзінің меншікті техникалық қызмет көрсету станциясын (бұдан әрі – ТККС) құрды.</w:t>
+      </w:r>
+    </w:p>
+    <w:p>
+      <w:pPr>
+        <w:spacing w:after="0"/>
+        <w:ind w:firstLine="567"/>
+        <w:jc w:val="both"/>
+      </w:pPr>
+      <w:r>
+        <w:t>ТККС-ны құру мен оның жұмысына заңды сипат беру мақсатында Кәсіпорын директоры М.Б. Оразбаев 2020 жылғы 27 ақпандағы Байқау кеңесінің отырысында күн тәртібіне Кәсіпорынның Жарғысына «Кәсіпорын қызметінің мәні мен мақсаттары» тарауында өзгерістер мен толықтырулар енгізу мәселесін қарауды бастамашылық етеді, өйткені «Мемлекеттік мүлік туралы» 2011 жылғы 01 наурыздағы №413-IV Заңның (2020 жылғы 01 қаңтардағы редакциясындағы) 126-бабы 4-бөлігінің (мемлекеттік заңды тұлға қызметінің мәні мен мақсаттары) нормалары мемлекеттік заңды тұлғалардың жарғыда (ережеде) бекітілген қызметінің мәні мен мақсаттарына сай келмейтін қызметті жүзеге асыруына, сондай-ақ мәмілелер жасауына тыйым салады.</w:t>
+      </w:r>
+    </w:p>
+    <w:p>
+      <w:pPr>
+        <w:spacing w:after="0"/>
+        <w:ind w:firstLine="567"/>
+        <w:jc w:val="both"/>
+      </w:pPr>
+      <w:r>
+        <w:t>М.Б. Оразбаев Кәсіпорынның Байқау кеңесі мүшелерінің алдындағы сөзінде күн тәртібіне енгізілген өзгерістерді енгізу қажеттігін Кәсіпорынның автокөлікке техникалық қызмет көрсету мен оны жөндеу үшін материалдық базасы бар екенімен негіздеді. Атап айтқанда, бұл Кәсіпорынның балансында тұрған Астана қаласы, Рысқұлов көшесі, 8/1 мекенжайындағы ғимарат.</w:t>
+      </w:r>
+    </w:p>
+    <w:p>
+      <w:pPr>
+        <w:spacing w:after="0"/>
+        <w:ind w:firstLine="567"/>
+        <w:jc w:val="both"/>
+      </w:pPr>
+      <w:r>
+        <w:t>2020 жылдың басынан бастап Кәсіпорынның ТККС-сы автокөлікті жөндеуге кірісті, ал бұған дейін аутсорсинг компаниялары бұл жұмыстарды асыра бағаланған және негізсіз тарифтер бойынша орындайтын. Осылайша, ТККС-ның қызметі бюджет қаражатын үнемдеуге және халыққа көрсетілетін қызметтердің сапасын арттыруға бағытталған шара ретінде ұсынылды.</w:t>
+      </w:r>
+    </w:p>
+    <w:p>
+      <w:pPr>
+        <w:spacing w:after="0"/>
+        <w:ind w:firstLine="567"/>
+        <w:jc w:val="both"/>
+      </w:pPr>
+      <w:r>
+        <w:t>Кәсіпорын директоры М.Б. Оразбаев адастырған Байқау кеңесінің мүшелері бюджет шығыстарын қысқартуға ұмтыла отырып, оның ұсынысын бірауыздан қолдады. Олар Кәсіпорынның Жарғысына, атап айтқанда 3-тарау «Қызметтің мәні мен мақсаттары» тарауына оны «санитариялық көліктің жұмысын бақылау және есепке алу және оған техникалық қызмет көрсету» тармағымен толықтыра отырып, өзгерістер енгізу қажеттігі туралы Уәкілетті органға хат жіберуді келісті.</w:t>
+      </w:r>
+    </w:p>
+    <w:p>
+      <w:pPr>
+        <w:spacing w:after="0"/>
+        <w:ind w:firstLine="567"/>
+        <w:jc w:val="both"/>
+      </w:pPr>
+      <w:r>
+        <w:t>2020 жылғы 24 шілдеде Кәсіпорын директоры М.Б. Оразбаев Уәкілетті органның атына Кәсіпорынның Жарғысына өзгерістер мен толықтырулар енгізу қажеттігі туралы 2020 жылғы 27 ақпандағы Байқау кеңесі шешімінің хаттамасын және ұсынылатын Жарғының жобасын қоса тіркей отырып, хат жіберді.</w:t>
+      </w:r>
+    </w:p>
+    <w:p>
+      <w:pPr>
+        <w:spacing w:after="0"/>
+        <w:ind w:firstLine="567"/>
+        <w:jc w:val="both"/>
+      </w:pPr>
+      <w:r>
+        <w:t>2020 жылғы 06 тамызда Уәкілетті орган басшысының міндетін атқарушы Т.М. Мұратов «Қазақстан Республикасы Ұлттық экономика министрлігінің Бәсекелестікті қорғау және дамыту комитетінің Астана қаласы бойынша департаменті» РММ-ның (бұдан әрі – монополияға қарсы орган) атына №106-11-31/1420 шығыс нөмірімен Кәсіпорынның Жарғысына жүзеге асырылатын қызмет түрлеріне өзгерістер енгізуге келісім беру туралы өтінішхат енгізді.</w:t>
       </w:r>
     </w:p>
     <w:p>
@@ -2106,17 +2106,17 @@
         <w:jc w:val="both"/>
       </w:pPr>
       <w:r>
-        <w:t>Өз кезегінде, монополияға қарсы органнан Кәсіпорын Жарғысының 11) тармағын келісуден бас тартуды алған Оразбаев М.Б. қылмыстық жоспар шеңберінде әрекет ете отырып, Уәкілетті органның «Астана қаласы активтер және мемлекеттік сатып алу басқармасы» ММ-на Кәсіпорынның Жарғысына өзгерістер мен толықтырулар енгізуді келісу мүмкіндігін қайта қарау туралы хатпен қайта жүгінуін бастамашылық етіп, оған қол жеткізді.</w:t>
-      </w:r>
-    </w:p>
-    <w:p>
-      <w:pPr>
-        <w:spacing w:after="0"/>
-        <w:ind w:firstLine="567"/>
-        <w:jc w:val="both"/>
-      </w:pPr>
-      <w:r>
-        <w:t>Бұл әрекеттерді Оразбаев М.Б. Уәкілетті орган басшысының орынбасары Алдабергенова С.А.-ны бұрын қате жіберілген секілді екеніне сендірумен қатар жүргізіп, соның нәтижесінде монополияға қарсы органға тиісті сұрау салуды қайта жіберуді талап етті.</w:t>
+        <w:t>Өз кезегінде, монополияға қарсы органнан Кәсіпорын Жарғысының 11) тармағын келісуден бас тартуды алған М.Б. Оразбаев қылмыстық жоспар шеңберінде әрекет ете отырып, Уәкілетті органның «Астана қаласы активтер және мемлекеттік сатып алу басқармасы» ММ-на Кәсіпорынның Жарғысына өзгерістер мен толықтырулар енгізуді келісу мүмкіндігін қайта қарау туралы хатпен қайта жүгінуін бастамашылық етіп, оған қол жеткізді.</w:t>
+      </w:r>
+    </w:p>
+    <w:p>
+      <w:pPr>
+        <w:spacing w:after="0"/>
+        <w:ind w:firstLine="567"/>
+        <w:jc w:val="both"/>
+      </w:pPr>
+      <w:r>
+        <w:t>Бұл әрекеттерді М.Б. Оразбаев Уәкілетті орган басшысының орынбасары С.А. Алдабергенованы бұрын қате жіберілген секілді екеніне сендірумен қатар жүргізіп, соның нәтижесінде монополияға қарсы органға тиісті сұрау салуды қайта жіберуді талап етті.</w:t>
       </w:r>
     </w:p>
     <w:p>
@@ -2136,57 +2136,57 @@
         <w:jc w:val="both"/>
       </w:pPr>
       <w:r>
-        <w:t>Уәкілетті органды адастыра отырып, Кәсіпорын директоры Оразбаев М.Б. «Астана қаласы активтер және мемлекеттік сатып алу басқармасы» РММ-на Кәсіпорынның Жарғысында көзделген негізгі қызмет түрлерін өзгерту және кеңейту туралы хат жіберуге қол жеткізді.</w:t>
-      </w:r>
-    </w:p>
-    <w:p>
-      <w:pPr>
-        <w:spacing w:after="0"/>
-        <w:ind w:firstLine="567"/>
-        <w:jc w:val="both"/>
-      </w:pPr>
-      <w:r>
-        <w:t>2021 жылғы 26 ақпанда «Астана қаласы активтер және мемлекеттік сатып алу басқармасы» РММ Кәсіпорын директоры Оразбаев М.Б.-ның талабы бойынша Уәкілетті орган қоса тіркеген 2021 жылғы 22 ақпандағы №03-05/170/242 шығыс нөміріндегі хатпен (қосалқы қызмет түрін монополияға қарсы органмен келісу қажеттігінің жоқтығы туралы) адастырылып, Кәсіпкерлік кодекстің 192-бабы 8-тармағының талаптарын бұза отырып (монополияға қарсы органның келісімінсіз), №263/0 бұйрықпен Кәсіпорынның Жарғысымен регламенттелген негізгі қызмет түрлерін заңсыз кеңейту мақсатында, атап айтқанда Жарғының 3-тарауы «Кәсіпорын қызметінің мәні мен мақсаттары» тарауы 11-тармағының 9) тармақшасына «Кәсіпорынның санитариялық көлігін ұстау, жөндеу және оған қызмет көрсету, сондай-ақ олардың жұмысын есепке алу» (бұрынғы редакциясы «санитариялық көліктің жұмысын бақылау және есепке алу») деген өзгерістер енгізді.</w:t>
-      </w:r>
-    </w:p>
-    <w:p>
-      <w:pPr>
-        <w:spacing w:after="0"/>
-        <w:ind w:firstLine="567"/>
-        <w:jc w:val="both"/>
-      </w:pPr>
-      <w:r>
-        <w:t>Кәсіпорын директоры Оразбаев М.Б.-ның құқыққа қарсы әрекеттері оның өз әрекеттеріне, сондай-ақ Кәсіпорынның СТО көлікпен қамтамасыз ету бөлімінің басшысы Балабеков А.Т.-ның және Кәсіпорынның СТО санитариялық көліктің шығуын қамтамасыз ету жөніндегі бас механигі/қойма меңгерушісі Әбдіров А.Б.-ның қылмыстық жоспарды орындау шеңберіндегі әрекеттеріне заңды сипат беру мақсатында жасалды.</w:t>
-      </w:r>
-    </w:p>
-    <w:p>
-      <w:pPr>
-        <w:spacing w:after="0"/>
-        <w:ind w:firstLine="567"/>
-        <w:jc w:val="both"/>
-      </w:pPr>
-      <w:r>
-        <w:t>Кәсіпорынның СТО-сында бюджет қаражатын иеленіп алудың қылмыстық схемасын ұйымдастыру мақсатында Әбдіров А.Б. мен Балабеков А.Т. қосалқы станцияның автомеханиктеріне жұмыстарды орындауға нұсқаулар мен тапсырмалар берді.</w:t>
-      </w:r>
-    </w:p>
-    <w:p>
-      <w:pPr>
-        <w:spacing w:after="0"/>
-        <w:ind w:firstLine="567"/>
-        <w:jc w:val="both"/>
-      </w:pPr>
-      <w:r>
-        <w:t>Жыл сайын, атап айтқанда жылдың соңында алдағы жылға Кәсіпорын директоры Оразбаев М.Б. бюджеттік өтінімді бекітетін.</w:t>
-      </w:r>
-    </w:p>
-    <w:p>
-      <w:pPr>
-        <w:spacing w:after="0"/>
-        <w:ind w:firstLine="567"/>
-        <w:jc w:val="both"/>
-      </w:pPr>
-      <w:r>
-        <w:t>2020 жылғы бюджеттік өтінімге алдыңғы жылдармен салыстырғанда түзетулер енгізілді. Атап айтқанда, Кәсіпорын директоры Оразбаев М.Б. бекіткен 2020 жылға арналған бюджеттік өтінімге Кәсіпорынның санитариялық автокөлігіне техникалық қызмет көрсету аутсорсингі қызметтері енгізілмеді. Себебі 2020 жылдың басынан бастап Кәсіпорынның базасында, қылмыстық жоспарға сәйкес, санитариялық автокөлікті ұстауды, жөндеуді, оған қызмет көрсетуді Кәсіпорынның өз күштерімен және өз мұқтаждары үшін қамтамасыз етуі тиіс болған СТО құрылды.</w:t>
+        <w:t>Уәкілетті органды адастыра отырып, Кәсіпорын директоры М.Б. Оразбаев «Астана қаласы активтер және мемлекеттік сатып алу басқармасы» РММ-на Кәсіпорынның Жарғысында көзделген негізгі қызмет түрлерін өзгерту және кеңейту туралы хат жіберуге қол жеткізді.</w:t>
+      </w:r>
+    </w:p>
+    <w:p>
+      <w:pPr>
+        <w:spacing w:after="0"/>
+        <w:ind w:firstLine="567"/>
+        <w:jc w:val="both"/>
+      </w:pPr>
+      <w:r>
+        <w:t>2021 жылғы 26 ақпанда «Астана қаласы активтер және мемлекеттік сатып алу басқармасы» РММ Кәсіпорын директоры М.Б. Оразбаевтың талабы бойынша Уәкілетті орган қоса тіркеген 2021 жылғы 22 ақпандағы №03-05/170/242 шығыс нөміріндегі хатпен (қосалқы қызмет түрін монополияға қарсы органмен келісу қажеттігінің жоқтығы туралы) адастырылып, Кәсіпкерлік кодекстің 192-бабы 8-тармағының талаптарын бұза отырып (монополияға қарсы органның келісімінсіз), №263/0 бұйрықпен Кәсіпорынның Жарғысымен регламенттелген негізгі қызмет түрлерін заңсыз кеңейту мақсатында, атап айтқанда Жарғының 3-тарауы «Кәсіпорын қызметінің мәні мен мақсаттары» тарауы 11-тармағының 9) тармақшасына «Кәсіпорынның санитариялық көлігін ұстау, жөндеу және оған қызмет көрсету, сондай-ақ олардың жұмысын есепке алу» (бұрынғы редакциясы «санитариялық көліктің жұмысын бақылау және есепке алу») деген өзгерістер енгізді.</w:t>
+      </w:r>
+    </w:p>
+    <w:p>
+      <w:pPr>
+        <w:spacing w:after="0"/>
+        <w:ind w:firstLine="567"/>
+        <w:jc w:val="both"/>
+      </w:pPr>
+      <w:r>
+        <w:t>Кәсіпорын директоры М.Б. Оразбаевтың құқыққа қарсы әрекеттері оның өз әрекеттеріне, сондай-ақ Кәсіпорынның ТККС көлікпен қамтамасыз ету бөлімінің басшысы А.Т. Балабековтың және Кәсіпорынның ТККС санитариялық көліктің шығуын қамтамасыз ету жөніндегі бас механигі/қойма меңгерушісі А.Б. Әбдіровтың қылмыстық жоспарды орындау шеңберіндегі әрекеттеріне заңды сипат беру мақсатында жасалды.</w:t>
+      </w:r>
+    </w:p>
+    <w:p>
+      <w:pPr>
+        <w:spacing w:after="0"/>
+        <w:ind w:firstLine="567"/>
+        <w:jc w:val="both"/>
+      </w:pPr>
+      <w:r>
+        <w:t>Кәсіпорынның ТККС-сында бюджет қаражатын иеленіп алудың қылмыстық схемасын ұйымдастыру мақсатында А.Б. Әбдіров мен А.Т. Балабеков қосалқы станцияның автомеханиктеріне жұмыстарды орындауға нұсқаулар мен тапсырмалар берді.</w:t>
+      </w:r>
+    </w:p>
+    <w:p>
+      <w:pPr>
+        <w:spacing w:after="0"/>
+        <w:ind w:firstLine="567"/>
+        <w:jc w:val="both"/>
+      </w:pPr>
+      <w:r>
+        <w:t>Жыл сайын, атап айтқанда жылдың соңында алдағы жылға Кәсіпорын директоры М.Б. Оразбаев бюджеттік өтінімді бекітетін.</w:t>
+      </w:r>
+    </w:p>
+    <w:p>
+      <w:pPr>
+        <w:spacing w:after="0"/>
+        <w:ind w:firstLine="567"/>
+        <w:jc w:val="both"/>
+      </w:pPr>
+      <w:r>
+        <w:t>2020 жылғы бюджеттік өтінімге алдыңғы жылдармен салыстырғанда түзетулер енгізілді. Атап айтқанда, Кәсіпорын директоры М.Б. Оразбаев бекіткен 2020 жылға арналған бюджеттік өтінімге Кәсіпорынның санитариялық автокөлігіне техникалық қызмет көрсету аутсорсингі қызметтері енгізілмеді. Себебі 2020 жылдың басынан бастап Кәсіпорынның базасында, қылмыстық жоспарға сәйкес, санитариялық автокөлікті ұстауды, жөндеуді, оған қызмет көрсетуді Кәсіпорынның өз күштерімен және өз мұқтаждары үшін қамтамасыз етуі тиіс болған ТККС құрылды.</w:t>
       </w:r>
     </w:p>
     <w:p>
@@ -2206,57 +2206,57 @@
         <w:jc w:val="both"/>
       </w:pPr>
       <w:r>
-        <w:t>Осылайша, 2020 жылы мемлекеттік сатып алу шеңберінде бюджет қаражатына Кәсіпорынның санитариялық автокөлігіне негізгі қосалқы автобөлшектер, яғни шығыс түріндегі емес бөлшектер сатып алынды, атап айтқанда Кәсіпорынның СТО-сы жұмыс істеу барысында 34 470 000,03 теңге бөлініп, игерілді, 2021 жылы – 59 443 814,02 теңге, 2022 жылы – 211 275 156,22 теңге, ал 2023 жылы – 264 937 416,48 теңге.</w:t>
-      </w:r>
-    </w:p>
-    <w:p>
-      <w:pPr>
-        <w:spacing w:after="0"/>
-        <w:ind w:firstLine="567"/>
-        <w:jc w:val="both"/>
-      </w:pPr>
-      <w:r>
-        <w:t>Мемлекеттік сатып алу шеңберінде шығыс түріндегі емес автобөлшектерді жеткізуді жеткізушілер оларды Кәсіпорынның СТО қоймасына беру жолымен жүзеге асырды.</w:t>
-      </w:r>
-    </w:p>
-    <w:p>
-      <w:pPr>
-        <w:spacing w:after="0"/>
-        <w:ind w:firstLine="567"/>
-        <w:jc w:val="both"/>
-      </w:pPr>
-      <w:r>
-        <w:t>Балабеков А.Т. Кәсіпорынның көлікпен қамтамасыз ету бөлімі басшысының міндетін атқарушы ретіндегі өзінің лауазымдық өкілеттіктерін пайдаланып, қылмыстық жоспарды іске асыру және мүдделі адамдар шеңберін шектеу мақсатында Кәсіпорынның қойма меңгерушісі Закир А.Т.-ның лауазымдық міндеттерін нақты орындауды ішінара Кәсіпорынның санитариялық көліктің шығуын қамтамасыз ету жөніндегі бас механигі Әбдіров А.Б.-ға берді.</w:t>
-      </w:r>
-    </w:p>
-    <w:p>
-      <w:pPr>
-        <w:spacing w:after="0"/>
-        <w:ind w:firstLine="567"/>
-        <w:jc w:val="both"/>
-      </w:pPr>
-      <w:r>
-        <w:t>Осылайша, 2020 жылдың басынан (СТО ашылуы) бастап 2023 жылғы 04 қаңтарға дейінгі кезеңде санитариялық көліктің шығуын қамтамасыз ету жөніндегі бас механик Әбдіров А.Б. қылмыстық жоспарды іске асыру мақсатында Балабеков А.Т. және Оразбаев М.Б.-мен келісім бойынша Кәсіпорынның қосалқы автобөлшектер қоймасы меңгерушісінің лауазымын да іс жүзінде қоса атқарды.</w:t>
-      </w:r>
-    </w:p>
-    <w:p>
-      <w:pPr>
-        <w:spacing w:after="0"/>
-        <w:ind w:firstLine="567"/>
-        <w:jc w:val="both"/>
-      </w:pPr>
-      <w:r>
-        <w:t>2021 жылғы 09 ақпанда Әбдіров А.Б.-ның қылмыстық жоспарды іске асыруға бағытталған әрекеттеріне заңдылық сипатын беру мақсатында Оразбаев М.Б. санитариялық көліктің шығуын қамтамасыз ету жөніндегі бас механик Әбдіров А.Б.-ның лауазымын қойма меңгерушісінің міндетін атқарушы лауазымымен қоса атқару туралы, қоса атқарылатын лауазымның лауазымдық жалақысынан 50% қосымша ақы төлей отырып, №80-ж бұйрық шығарды.</w:t>
-      </w:r>
-    </w:p>
-    <w:p>
-      <w:pPr>
-        <w:spacing w:after="0"/>
-        <w:ind w:firstLine="567"/>
-        <w:jc w:val="both"/>
-      </w:pPr>
-      <w:r>
-        <w:t>2023 жылғы 04 қаңтарда осылай Әбдіров А.Б.-ның Кәсіпорын директоры Оразбаев М.Б.-ның қылмыстық жоспарын іске асыруға бағытталған әрекеттеріне заңдылық сипатын беру мақсатында, соңғысы санитариялық көліктің шығуын қамтамасыз ету жөніндегі бас механик Әбдіров А.Б.-ның лауазымын қойма меңгерушісінің міндетін атқарушы лауазымымен қоса атқару туралы, қоса атқарылатын лауазымның лауазымдық жалақысынан 50% қосымша ақы төлей отырып, №7/1-ж қайталама бұйрық шығарды.</w:t>
+        <w:t>Осылайша, 2020 жылы мемлекеттік сатып алу шеңберінде бюджет қаражатына Кәсіпорынның санитариялық автокөлігіне негізгі қосалқы автобөлшектер, яғни шығыс түріндегі емес бөлшектер сатып алынды, атап айтқанда Кәсіпорынның ТККС-сы жұмыс істеу барысында 34 470 000,03 теңге бөлініп, игерілді, 2021 жылы – 59 443 814,02 теңге, 2022 жылы – 211 275 156,22 теңге, ал 2023 жылы – 264 937 416,48 теңге.</w:t>
+      </w:r>
+    </w:p>
+    <w:p>
+      <w:pPr>
+        <w:spacing w:after="0"/>
+        <w:ind w:firstLine="567"/>
+        <w:jc w:val="both"/>
+      </w:pPr>
+      <w:r>
+        <w:t>Мемлекеттік сатып алу шеңберінде шығыс түріндегі емес автобөлшектерді жеткізуді жеткізушілер оларды Кәсіпорынның ТККС қоймасына беру жолымен жүзеге асырды.</w:t>
+      </w:r>
+    </w:p>
+    <w:p>
+      <w:pPr>
+        <w:spacing w:after="0"/>
+        <w:ind w:firstLine="567"/>
+        <w:jc w:val="both"/>
+      </w:pPr>
+      <w:r>
+        <w:t>А.Т. Балабеков Кәсіпорынның көлікпен қамтамасыз ету бөлімі басшысының міндетін атқарушы ретіндегі өзінің лауазымдық өкілеттіктерін пайдаланып, қылмыстық жоспарды іске асыру және мүдделі адамдар шеңберін шектеу мақсатында Кәсіпорынның қойма меңгерушісі А.Т. Закирдің лауазымдық міндеттерін нақты орындауды ішінара Кәсіпорынның санитариялық көліктің шығуын қамтамасыз ету жөніндегі бас механигі А.Б. Әбдіровқа берді.</w:t>
+      </w:r>
+    </w:p>
+    <w:p>
+      <w:pPr>
+        <w:spacing w:after="0"/>
+        <w:ind w:firstLine="567"/>
+        <w:jc w:val="both"/>
+      </w:pPr>
+      <w:r>
+        <w:t>Осылайша, 2020 жылдың басынан (ТККС ашылуы) бастап 2023 жылғы 04 қаңтарға дейінгі кезеңде санитариялық көліктің шығуын қамтамасыз ету жөніндегі бас механик А.Б. Әбдіров қылмыстық жоспарды іске асыру мақсатында А.Т. Балабеков және М.Б. Оразбаевпен келісім бойынша Кәсіпорынның қосалқы автобөлшектер қоймасы меңгерушісінің лауазымын да іс жүзінде қоса атқарды.</w:t>
+      </w:r>
+    </w:p>
+    <w:p>
+      <w:pPr>
+        <w:spacing w:after="0"/>
+        <w:ind w:firstLine="567"/>
+        <w:jc w:val="both"/>
+      </w:pPr>
+      <w:r>
+        <w:t>2021 жылғы 09 ақпанда А.Б. Әбдіровтың қылмыстық жоспарды іске асыруға бағытталған әрекеттеріне заңдылық сипатын беру мақсатында М.Б. Оразбаев санитариялық көліктің шығуын қамтамасыз ету жөніндегі бас механик А.Б. Әбдіровтың лауазымын қойма меңгерушісінің міндетін атқарушы лауазымымен қоса атқару туралы, қоса атқарылатын лауазымның лауазымдық жалақысынан 50% қосымша ақы төлей отырып, №80-ж бұйрық шығарды.</w:t>
+      </w:r>
+    </w:p>
+    <w:p>
+      <w:pPr>
+        <w:spacing w:after="0"/>
+        <w:ind w:firstLine="567"/>
+        <w:jc w:val="both"/>
+      </w:pPr>
+      <w:r>
+        <w:t>2023 жылғы 04 қаңтарда осылай А.Б. Әбдіровтың Кәсіпорын директоры М.Б. Оразбаевтың қылмыстық жоспарын іске асыруға бағытталған әрекеттеріне заңдылық сипатын беру мақсатында, соңғысы санитариялық көліктің шығуын қамтамасыз ету жөніндегі бас механик А.Б. Әбдіровтың лауазымын қойма меңгерушісінің міндетін атқарушы лауазымымен қоса атқару туралы, қоса атқарылатын лауазымның лауазымдық жалақысынан 50% қосымша ақы төлей отырып, №7/1-ж қайталама бұйрық шығарды.</w:t>
       </w:r>
     </w:p>
     <w:p>
@@ -2276,67 +2276,67 @@
         <w:jc w:val="both"/>
       </w:pPr>
       <w:r>
-        <w:t>Соның нәтижесінде, Әбдіров А.Б. қоса атқару бойынша қоймадан автобөлшектерді беруге де, оларды СТО-да пайдалануға да жауапты адам болды, яғни жауапкершілік аймақтарын шектеу болмады.</w:t>
-      </w:r>
-    </w:p>
-    <w:p>
-      <w:pPr>
-        <w:spacing w:after="0"/>
-        <w:ind w:firstLine="567"/>
-        <w:jc w:val="both"/>
-      </w:pPr>
-      <w:r>
-        <w:t>2020 жылғы 06 мамырда Кәсіпорын директоры Оразбаев М.Б. өзінің лауазымдық жағдайын пайдаланып, Балабеков А.Т.-ны Кәсіпорынның көлікпен қамтамасыз ету бөлімінің басшысы лауазымына тағайындау туралы №169-ө бұйрық шығарды (1,0 ставка).</w:t>
-      </w:r>
-    </w:p>
-    <w:p>
-      <w:pPr>
-        <w:spacing w:after="0"/>
-        <w:ind w:firstLine="567"/>
-        <w:jc w:val="both"/>
-      </w:pPr>
-      <w:r>
-        <w:t>Әбдіров А.Б.-ның лауазымдық міндеттеріндегі туындаған мүдделер қақтығысын жою мақсатында 2023 жылғы 15 тамызда Кәсіпорын директорының міндетін атқарушы Сәдетхан Б. Әбдіров А.Б.-ны санитариялық көліктің шығуын қамтамасыз ету жөніндегі бас механик лауазымынан қойма меңгерушісі лауазымына ауыстыру туралы №919-ж бұйрық шығарды (1 ставка).</w:t>
-      </w:r>
-    </w:p>
-    <w:p>
-      <w:pPr>
-        <w:spacing w:after="0"/>
-        <w:ind w:firstLine="567"/>
-        <w:jc w:val="both"/>
-      </w:pPr>
-      <w:r>
-        <w:t>Сонымен қатар, 2023 жылғы 03 қазанда Кәсіпорын директоры Оразбаев М.Б. өзінің лауазымдық жағдайын пайдаланып, Әбдіров А.Б.-ның қызмет көрсету аймағын кеңейту туралы №1202-ж/қ бұйрық шығарды, онда оған өзінің негізгі жұмысымен қатар бос орын жабылғанға дейін санитариялық көліктің шығуын қамтамасыз ету жөніндегі механиктің бос лауазымы бойынша қосымша жұмыс атқару, санитариялық көліктің шығуын қамтамасыз ету жөніндегі механиктің жалақысынан 50% мөлшерінде қосымша ақы белгілей отырып, тапсырылды.</w:t>
-      </w:r>
-    </w:p>
-    <w:p>
-      <w:pPr>
-        <w:spacing w:after="0"/>
-        <w:ind w:firstLine="567"/>
-        <w:jc w:val="both"/>
-      </w:pPr>
-      <w:r>
-        <w:t>Кәсіпорын директоры Оразбаев М.Б.-ның қылмыстық жоспарына сәйкес оның сыбайластары Балабеков А.Т. мен Әбдіров А.Б. 2020 жылдың басынан бастап 2023 жылғы 31 желтоқсанға дейінгі кезеңде Кәсіпорынның қоймасына мемлекеттік сатып алу шеңберінде түскен қосалқы бөлшектерден (шығыс түріндегі емес) ақшалай қаражатты иеленіп алу схемасын іске асырып, заңсыз алынған ақшалай қаражатқа өз қалауынша билік етті.</w:t>
-      </w:r>
-    </w:p>
-    <w:p>
-      <w:pPr>
-        <w:spacing w:after="0"/>
-        <w:ind w:firstLine="567"/>
-        <w:jc w:val="both"/>
-      </w:pPr>
-      <w:r>
-        <w:t>Өз кезегінде, Кәсіпорынның санитариялық автомобильдерін СТО-да ағымдағы жөндеу істен шыққан және жөндеуді күтіп тұрған санитариялық көлік құралдарынан автобөлшектерді (шығыс түріндегі емес) бөлшектеу және оларды қажеттілігіне қарай Кәсіпорынның басқа санитариялық автомобильдеріне одан әрі орнату есебінен жүргізілді.</w:t>
-      </w:r>
-    </w:p>
-    <w:p>
-      <w:pPr>
-        <w:spacing w:after="0"/>
-        <w:ind w:firstLine="567"/>
-        <w:jc w:val="both"/>
-      </w:pPr>
-      <w:r>
-        <w:t>Автобөлшектерді шығыс және шығыс емес деп бөлу маман Чубаев А.С.-нің 2025 жылғы 13 қаңтардағы қорытындысына сәйкес айқындалды.</w:t>
+        <w:t>Соның нәтижесінде, А.Б. Әбдіров қоса атқару бойынша қоймадан автобөлшектерді беруге де, оларды ТККС-да пайдалануға да жауапты адам болды, яғни жауапкершілік аймақтарын шектеу болмады.</w:t>
+      </w:r>
+    </w:p>
+    <w:p>
+      <w:pPr>
+        <w:spacing w:after="0"/>
+        <w:ind w:firstLine="567"/>
+        <w:jc w:val="both"/>
+      </w:pPr>
+      <w:r>
+        <w:t>2020 жылғы 06 мамырда Кәсіпорын директоры М.Б. Оразбаев өзінің лауазымдық жағдайын пайдаланып, А.Т. Балабековты Кәсіпорынның көлікпен қамтамасыз ету бөлімінің басшысы лауазымына тағайындау туралы №169-ө бұйрық шығарды (1,0 ставка).</w:t>
+      </w:r>
+    </w:p>
+    <w:p>
+      <w:pPr>
+        <w:spacing w:after="0"/>
+        <w:ind w:firstLine="567"/>
+        <w:jc w:val="both"/>
+      </w:pPr>
+      <w:r>
+        <w:t>А.Б. Әбдіровтың лауазымдық міндеттеріндегі туындаған мүдделер қақтығысын жою мақсатында 2023 жылғы 15 тамызда Кәсіпорын директорының міндетін атқарушы Б. Сәдетхан А.Б. Әбдіровты санитариялық көліктің шығуын қамтамасыз ету жөніндегі бас механик лауазымынан қойма меңгерушісі лауазымына ауыстыру туралы №919-ж бұйрық шығарды (1 ставка).</w:t>
+      </w:r>
+    </w:p>
+    <w:p>
+      <w:pPr>
+        <w:spacing w:after="0"/>
+        <w:ind w:firstLine="567"/>
+        <w:jc w:val="both"/>
+      </w:pPr>
+      <w:r>
+        <w:t>Сонымен қатар, 2023 жылғы 03 қазанда Кәсіпорын директоры М.Б. Оразбаев өзінің лауазымдық жағдайын пайдаланып, А.Б. Әбдіровтың қызмет көрсету аймағын кеңейту туралы №1202-ж/қ бұйрық шығарды, онда оған өзінің негізгі жұмысымен қатар бос орын жабылғанға дейін санитариялық көліктің шығуын қамтамасыз ету жөніндегі механиктің бос лауазымы бойынша қосымша жұмыс атқару, санитариялық көліктің шығуын қамтамасыз ету жөніндегі механиктің жалақысынан 50% мөлшерінде қосымша ақы белгілей отырып, тапсырылды.</w:t>
+      </w:r>
+    </w:p>
+    <w:p>
+      <w:pPr>
+        <w:spacing w:after="0"/>
+        <w:ind w:firstLine="567"/>
+        <w:jc w:val="both"/>
+      </w:pPr>
+      <w:r>
+        <w:t>Кәсіпорын директоры М.Б. Оразбаевтың қылмыстық жоспарына сәйкес оның сыбайластары А.Т. Балабеков мен А.Б. Әбдіров 2020 жылдың басынан бастап 2023 жылғы 31 желтоқсанға дейінгі кезеңде Кәсіпорынның қоймасына мемлекеттік сатып алу шеңберінде түскен қосалқы бөлшектерден (шығыс түріндегі емес) ақшалай қаражатты иеленіп алу схемасын іске асырып, заңсыз алынған ақшалай қаражатқа өз қалауынша билік етті.</w:t>
+      </w:r>
+    </w:p>
+    <w:p>
+      <w:pPr>
+        <w:spacing w:after="0"/>
+        <w:ind w:firstLine="567"/>
+        <w:jc w:val="both"/>
+      </w:pPr>
+      <w:r>
+        <w:t>Өз кезегінде, Кәсіпорынның санитариялық автомобильдерін ТККС-да ағымдағы жөндеу істен шыққан және жөндеуді күтіп тұрған санитариялық көлік құралдарынан автобөлшектерді (шығыс түріндегі емес) бөлшектеу және оларды қажеттілігіне қарай Кәсіпорынның басқа санитариялық автомобильдеріне одан әрі орнату есебінен жүргізілді.</w:t>
+      </w:r>
+    </w:p>
+    <w:p>
+      <w:pPr>
+        <w:spacing w:after="0"/>
+        <w:ind w:firstLine="567"/>
+        <w:jc w:val="both"/>
+      </w:pPr>
+      <w:r>
+        <w:t>Автобөлшектерді шығыс және шығыс емес деп бөлу маман А.С. Чубаевтың 2025 жылғы 13 қаңтардағы қорытындысына сәйкес айқындалды.</w:t>
       </w:r>
     </w:p>
     <w:p>
@@ -2386,17 +2386,17 @@
         <w:jc w:val="both"/>
       </w:pPr>
       <w:r>
-        <w:t>Алайда, 2020 жылғы 01 қаңтардан бастап 2023 жылғы 31 желтоқсанға дейінгі кезеңде Кәсіпорын директоры Оразбаев М.Б., Кәсіпорынның көлікпен қамтамасыз ету бөлімінің басшысы Балабеков А.Т. және санитариялық көліктің шығуын қамтамасыз ету жөніндегі бас механик/қойма меңгерушісі Әбдіров А.Б. бюджет қаражатын иеленіп алуға бағытталған жоғарыда баяндалған қылмыстық жоспарды іске асыруына байланысты Кәсіпорын 2024 жылдың басында жұмыс жағдайындағы санитариялық көліктің жетіспеушілігіне тап болды.</w:t>
-      </w:r>
-    </w:p>
-    <w:p>
-      <w:pPr>
-        <w:spacing w:after="0"/>
-        <w:ind w:firstLine="567"/>
-        <w:jc w:val="both"/>
-      </w:pPr>
-      <w:r>
-        <w:t>Кәсіпорын 2020 жылғы 01 қаңтардан бастап 2023 жылғы 31 желтоқсанға дейінгі кезеңде Кәсіпорын директоры Оразбаев М.Б., Кәсіпорынның көлікпен қамтамасыз ету бөлімінің басшысы Балабеков А.Т. және санитариялық көліктің шығуын қамтамасыз ету жөніндегі бас механик/қойма меңгерушісі Әбдіров А.Б.-ның қылмыстық жоспарын іске асыру нәтижесінде, өзінің меншікті санитариялық автокөлік құралдары бола тұра, 2024 жылғы 15 ақпаннан бастап «Медициналық авиацияны тарта отырып, жедел медициналық жәрдем көрсету қағидаларын бекіту туралы» ҚР Денсаулық сақтау министрінің 2020 жылғы 30 қарашадағы №ҚР ДСМ-225/2020 бұйрығының 42-тармағында көзделген, бригаданы пациентті шақырту орнына уақтылы жеткізуді қамтамасыз ететін мамандандырылмаған жеңіл автомобильді пайдалану арқылы бригадалармен жедел медициналық жәрдем көрсету мүмкіндігін мәжбүрлі түрде пайдаланды.</w:t>
+        <w:t>Алайда, 2020 жылғы 01 қаңтардан бастап 2023 жылғы 31 желтоқсанға дейінгі кезеңде Кәсіпорын директоры М.Б. Оразбаев, Кәсіпорынның көлікпен қамтамасыз ету бөлімінің басшысы А.Т. Балабеков және санитариялық көліктің шығуын қамтамасыз ету жөніндегі бас механик/қойма меңгерушісі А.Б. Әбдіров бюджет қаражатын иеленіп алуға бағытталған жоғарыда баяндалған қылмыстық жоспарды іске асыруына байланысты Кәсіпорын 2024 жылдың басында жұмыс жағдайындағы санитариялық көліктің жетіспеушілігіне тап болды.</w:t>
+      </w:r>
+    </w:p>
+    <w:p>
+      <w:pPr>
+        <w:spacing w:after="0"/>
+        <w:ind w:firstLine="567"/>
+        <w:jc w:val="both"/>
+      </w:pPr>
+      <w:r>
+        <w:t>Кәсіпорын 2020 жылғы 01 қаңтардан бастап 2023 жылғы 31 желтоқсанға дейінгі кезеңде Кәсіпорын директоры М.Б. Оразбаев, Кәсіпорынның көлікпен қамтамасыз ету бөлімінің басшысы А.Т. Балабеков және санитариялық көліктің шығуын қамтамасыз ету жөніндегі бас механик/қойма меңгерушісі А.Б. Әбдіровтың қылмыстық жоспарын іске асыру нәтижесінде, өзінің меншікті санитариялық автокөлік құралдары бола тұра, 2024 жылғы 15 ақпаннан бастап «Медициналық авиацияны тарта отырып, жедел медициналық жәрдем көрсету қағидаларын бекіту туралы» ҚР Денсаулық сақтау министрінің 2020 жылғы 30 қарашадағы №ҚР ДСМ-225/2020 бұйрығының 42-тармағында көзделген, бригаданы пациентті шақырту орнына уақтылы жеткізуді қамтамасыз ететін мамандандырылмаған жеңіл автомобильді пайдалану арқылы бригадалармен жедел медициналық жәрдем көрсету мүмкіндігін мәжбүрлі түрде пайдаланды.</w:t>
       </w:r>
     </w:p>
     <w:p>
@@ -2416,57 +2416,57 @@
         <w:jc w:val="both"/>
       </w:pPr>
       <w:r>
-        <w:t>- 2024 жылғы 01 наурызда Кәсіпорын директорының міндетін атқарушы Баянбаев А.С. «Cash Master Astana» ЖШС директоры Сембин Е.К.-мен жалпы сомасы 31 326 400 теңгеге мемлекеттік сатып алу туралы №89 шарт (жүргізушісі бар жеңіл автомобильдерді жалға алу қызметтері) жасасты, бұл жедел медициналық жәрдем бригадаларының келу кешігулерінің санын азайтуға айтарлықтай әсер етті.</w:t>
-      </w:r>
-    </w:p>
-    <w:p>
-      <w:pPr>
-        <w:spacing w:after="0"/>
-        <w:ind w:firstLine="567"/>
-        <w:jc w:val="both"/>
-      </w:pPr>
-      <w:r>
-        <w:t>- 2024 жылғы 03 мамырда Кәсіпорын директорының міндетін атқарушы Сәдетхан Б. «Cash Master Astana» ЖШС директоры Сембин Е.К.-мен осындай себептер бойынша жалпы сомасы 31 326 400 теңгеге мемлекеттік сатып алу туралы №54 шартты қайталама жасасты (жүргізушісі бар жеңіл автомобильдерді жалға алу қызметтері).</w:t>
-      </w:r>
-    </w:p>
-    <w:p>
-      <w:pPr>
-        <w:spacing w:after="0"/>
-        <w:ind w:firstLine="567"/>
-        <w:jc w:val="both"/>
-      </w:pPr>
-      <w:r>
-        <w:t>- 2024 жылғы 10 шілдеде Кәсіпорын директорының міндетін атқарушы Беркингали Н. «Cash Master Astana» ЖШС директоры Сембин Е.К.-мен жалпы сомасы 31 326 400 теңгеге мемлекеттік сатып алу туралы №71 шартты қайталама жасасты (жүргізушісі бар жеңіл автомобильдерді жалға алу қызметтері).</w:t>
-      </w:r>
-    </w:p>
-    <w:p>
-      <w:pPr>
-        <w:spacing w:after="0"/>
-        <w:ind w:firstLine="567"/>
-        <w:jc w:val="both"/>
-      </w:pPr>
-      <w:r>
-        <w:t>- 2024 жылғы 07 қыркүйекте Кәсіпорын директорының міндетін атқарушы Беркингали Н. «Мун трэйд» ЖШС директоры Жанузаков Д.А.-мен осындай себептер бойынша жалпы сомасы 137 088 000 теңгеге мемлекеттік сатып алу туралы №205 шартты қайталама жасасты (жүргізушісі бар жеңіл автомобильдерді жалға алу қызметтері).</w:t>
-      </w:r>
-    </w:p>
-    <w:p>
-      <w:pPr>
-        <w:spacing w:after="0"/>
-        <w:ind w:firstLine="567"/>
-        <w:jc w:val="both"/>
-      </w:pPr>
-      <w:r>
-        <w:t>- 2024 жылғы 30 желтоқсанда Кәсіпорын директорының міндетін атқарушы Беркингали Н. «Мун трэйд» ЖШС директоры Жанузаков Д.А.-мен осындай себептер бойынша мемлекеттік сатып алу туралы №205 шартқа жалпы сомасы 62 889 120 теңгеге қосымша келісім (№205/1) жасасты (жүргізушісі бар жеңіл автомобильдерді жалға алу қызметтері).</w:t>
-      </w:r>
-    </w:p>
-    <w:p>
-      <w:pPr>
-        <w:spacing w:after="0"/>
-        <w:ind w:firstLine="567"/>
-        <w:jc w:val="both"/>
-      </w:pPr>
-      <w:r>
-        <w:t>Оразбаев М.Б.-ның сеніп тапсырылған бюджет қаражатын иеленіп алуға бағытталған, Балабеков А.Т., Әбдіров А.Б.-мен алдын ала сөз байласу бойынша адамдар тобымен, аса ірі мөлшерде жасалған қылмыстық жоспарды іске асыруы Кәсіпорынның жұмыс жағдайындағы санитариялық автокөлігі санының азаюына әсер етті, бұл Кәсіпорынның Астана қаласының халқына көрсететін қызметтерінің сапасының нашарлауына тікелей әсер етті.</w:t>
+        <w:t>- 2024 жылғы 01 наурызда Кәсіпорын директорының міндетін атқарушы А.С. Баянбаев «Cash Master Astana» ЖШС директоры Е.К. Сембинмен жалпы сомасы 31 326 400 теңгеге мемлекеттік сатып алу туралы №89 шарт (жүргізушісі бар жеңіл автомобильдерді жалға алу қызметтері) жасасты, бұл жедел медициналық жәрдем бригадаларының келу кешігулерінің санын азайтуға айтарлықтай әсер етті.</w:t>
+      </w:r>
+    </w:p>
+    <w:p>
+      <w:pPr>
+        <w:spacing w:after="0"/>
+        <w:ind w:firstLine="567"/>
+        <w:jc w:val="both"/>
+      </w:pPr>
+      <w:r>
+        <w:t>- 2024 жылғы 03 мамырда Кәсіпорын директорының міндетін атқарушы Б. Сәдетхан «Cash Master Astana» ЖШС директоры Е.К. Сембинмен осындай себептер бойынша жалпы сомасы 31 326 400 теңгеге мемлекеттік сатып алу туралы №54 шартты қайталама жасасты (жүргізушісі бар жеңіл автомобильдерді жалға алу қызметтері).</w:t>
+      </w:r>
+    </w:p>
+    <w:p>
+      <w:pPr>
+        <w:spacing w:after="0"/>
+        <w:ind w:firstLine="567"/>
+        <w:jc w:val="both"/>
+      </w:pPr>
+      <w:r>
+        <w:t>- 2024 жылғы 10 шілдеде Кәсіпорын директорының міндетін атқарушы Н. Беркингали «Cash Master Astana» ЖШС директоры Е.К. Сембинмен жалпы сомасы 31 326 400 теңгеге мемлекеттік сатып алу туралы №71 шартты қайталама жасасты (жүргізушісі бар жеңіл автомобильдерді жалға алу қызметтері).</w:t>
+      </w:r>
+    </w:p>
+    <w:p>
+      <w:pPr>
+        <w:spacing w:after="0"/>
+        <w:ind w:firstLine="567"/>
+        <w:jc w:val="both"/>
+      </w:pPr>
+      <w:r>
+        <w:t>- 2024 жылғы 07 қыркүйекте Кәсіпорын директорының міндетін атқарушы Н. Беркингали «Мун трэйд» ЖШС директоры Д.А. Жанузаковпен осындай себептер бойынша жалпы сомасы 137 088 000 теңгеге мемлекеттік сатып алу туралы №205 шартты қайталама жасасты (жүргізушісі бар жеңіл автомобильдерді жалға алу қызметтері).</w:t>
+      </w:r>
+    </w:p>
+    <w:p>
+      <w:pPr>
+        <w:spacing w:after="0"/>
+        <w:ind w:firstLine="567"/>
+        <w:jc w:val="both"/>
+      </w:pPr>
+      <w:r>
+        <w:t>- 2024 жылғы 30 желтоқсанда Кәсіпорын директорының міндетін атқарушы Н. Беркингали «Мун трэйд» ЖШС директоры Д.А. Жанузаковпен осындай себептер бойынша мемлекеттік сатып алу туралы №205 шартқа жалпы сомасы 62 889 120 теңгеге қосымша келісім (№205/1) жасасты (жүргізушісі бар жеңіл автомобильдерді жалға алу қызметтері).</w:t>
+      </w:r>
+    </w:p>
+    <w:p>
+      <w:pPr>
+        <w:spacing w:after="0"/>
+        <w:ind w:firstLine="567"/>
+        <w:jc w:val="both"/>
+      </w:pPr>
+      <w:r>
+        <w:t>М.Б. Оразбаевтың сеніп тапсырылған бюджет қаражатын иеленіп алуға бағытталған, А.Т. Балабеков, А.Б. Әбдіровпен алдын ала сөз байласу бойынша адамдар тобымен, аса ірі мөлшерде жасалған қылмыстық жоспарды іске асыруы Кәсіпорынның жұмыс жағдайындағы санитариялық автокөлігі санының азаюына әсер етті, бұл Кәсіпорынның Астана қаласының халқына көрсететін қызметтерінің сапасының нашарлауына тікелей әсер етті.</w:t>
       </w:r>
     </w:p>
     <w:p>
@@ -2516,7 +2516,7 @@
         <w:jc w:val="both"/>
       </w:pPr>
       <w:r>
-        <w:t>Тергеу барысында тартылған маман – аудитор Танкаева Л.А.-ның 2025 жылғы 25 қаңтардағы қорытындысына (Қазақстан Республикасы Қаржы министрлігі, Ішкі мемлекеттік аудит комитеті берген заңды тұлғаның 2021 жылғы 26 шілдедегі №21023152 мемлекеттік лицензиясы негізінде әрекет ететін) сәйкес санитариялық көлік құралдарында (20 бірлік мөлшерінде) негізгі бөлшектер жоқтығы және аудит сәтінде бұл автомобильдер сын жағдайда тұрғаны анықталды, техникалық мамандардың есептеулеріне сәйкес осы техниканы қалпына келтіру үшін талап етілетін сома олардың қалдық құнынан айтарлықтай жоғары, ол 363 999 938,67 теңгені құрайды. 2020 жылдан 2023 жыл аралығындағы кезеңде жұмыс істеген СТО қызметкерлерінен жауап алу хаттамасынан ұсынылған ақпаратқа сәйкес, олар автокөлік құралдарын жөндеу кезінде жаңа қосалқы бөлшектерді қолданбағаны белгілі болды. Автокөлікті жөндеу үшін іс жүзінде істен шыққан санитариялық көлік құралдарынан қосалқы бөлшектер пайдаланылды. Бұл ретте, Кәсіпорынның қоймасынан көлікке қосалқы бөлшектер жұмсалды, есеп деректеріне сәйкес 2020 жылдан 2023 жыл аралығындағы кезеңде жұмсалған қосалқы бөлшектердің жалпы сомасы 570 126 386,75 теңгені құрады.</w:t>
+        <w:t>Тергеу барысында тартылған маман – аудитор Л.А. Танкаеваның 2025 жылғы 25 қаңтардағы қорытындысына (Қазақстан Республикасы Қаржы министрлігі, Ішкі мемлекеттік аудит комитеті берген заңды тұлғаның 2021 жылғы 26 шілдедегі №21023152 мемлекеттік лицензиясы негізінде әрекет ететін) сәйкес санитариялық көлік құралдарында (20 бірлік мөлшерінде) негізгі бөлшектер жоқтығы және аудит сәтінде бұл автомобильдер сын жағдайда тұрғаны анықталды, техникалық мамандардың есептеулеріне сәйкес осы техниканы қалпына келтіру үшін талап етілетін сома олардың қалдық құнынан айтарлықтай жоғары, ол 363 999 938,67 теңгені құрайды. 2020 жылдан 2023 жыл аралығындағы кезеңде жұмыс істеген ТККС қызметкерлерінен жауап алу хаттамасынан ұсынылған ақпаратқа сәйкес, олар автокөлік құралдарын жөндеу кезінде жаңа қосалқы бөлшектерді қолданбағаны белгілі болды. Автокөлікті жөндеу үшін іс жүзінде істен шыққан санитариялық көлік құралдарынан қосалқы бөлшектер пайдаланылды. Бұл ретте, Кәсіпорынның қоймасынан көлікке қосалқы бөлшектер жұмсалды, есеп деректеріне сәйкес 2020 жылдан 2023 жыл аралығындағы кезеңде жұмсалған қосалқы бөлшектердің жалпы сомасы 570 126 386,75 теңгені құрады.</w:t>
       </w:r>
     </w:p>
     <w:p>
@@ -2596,37 +2596,37 @@
         <w:jc w:val="both"/>
       </w:pPr>
       <w:r>
-        <w:t>Осылайша, Кәсіпорынның көлікпен қамтамасыз ету бөлімінің басшысы Балабеков А.Т., Кәсіпорынның бас механигі (қоса атқару бойынша қойма меңгерушісі) Әбдіров А.Б.-мен алдын ала сөз байласу бойынша адамдар тобымен әрекет еткен Кәсіпорын директоры Оразбаев М.Б.-ның қылмыстық әрекеттерінің нәтижесінде 2020 жылғы 01 қаңтардан бастап 2023 жылғы 31 желтоқсанға дейінгі кезеңде 434 780 003,70 теңге сомасындағы бюджет қаражаты құқыққа қарсы түрде иеленіп алынды, оларға олар жеке мақсаттарында және өз қалауынша билік етті.</w:t>
-      </w:r>
-    </w:p>
-    <w:p>
-      <w:pPr>
-        <w:spacing w:after="0"/>
-        <w:ind w:firstLine="567"/>
-        <w:jc w:val="both"/>
-      </w:pPr>
-      <w:r>
-        <w:t>Бұдан басқа, Дуйсенбаев Н.Ж. Кәсіпорынның СТО-сында монтаждаушы техник ретінде жұмыс істеген уақытта, тергеумен белгіленбеген уақытта 2023 жылы өзіне сеніп тапсырылған мүлікті, атап айтқанда мынадай қосалқы бөлшектерді: Hyundai H350 маркалы жедел медициналық жәрдем автомобиліне арналған алдыңғы бампер, радиатор торы және алдыңғы молдингті жасырын ұрлап, оларды өз үйінде сақтап, кейіннен 2024 жылы жұмыстан босағаннан кейін Танабаев Г.С.-нің дүкені арқылы 230 000 теңгеге сатқаны анықталды.</w:t>
-      </w:r>
-    </w:p>
-    <w:p>
-      <w:pPr>
-        <w:spacing w:after="0"/>
-        <w:ind w:firstLine="567"/>
-        <w:jc w:val="both"/>
-      </w:pPr>
-      <w:r>
-        <w:t>2024 жылдың басында Дуйсенбаев Н. материалдық қиындықтарды бастан кешіре отырып, Танабаев Г.С.-ға автобөлшектерді сату өтінішімен жүгінді. Ол оларды сатты, кейіннен сатып алушы 230 000 теңге сомасындағы ақшалай қаражатты тікелей Дуйсенбаев Н.Ж.-ның «kaspi» банктік шотына жіберді.</w:t>
-      </w:r>
-    </w:p>
-    <w:p>
-      <w:pPr>
-        <w:spacing w:after="0"/>
-        <w:ind w:firstLine="567"/>
-        <w:jc w:val="both"/>
-      </w:pPr>
-      <w:r>
-        <w:t>Танабаев Г.С.-ға тиесілі Samsung A13 ұялы телефонында Танабаев Г.С. мен Дуйсенбаев Н.Ж. арасындағы, қосалқы бөлшектерді сату туралы аудиохабарламалар, сондай-ақ сату үшін жалпы сомасы 230 000 теңгеге ақшалай қаражатты аудару туралы түбіртектер бар хат жазысу анықталды.</w:t>
+        <w:t>Осылайша, Кәсіпорынның көлікпен қамтамасыз ету бөлімінің басшысы А.Т. Балабеков, Кәсіпорынның бас механигі (қоса атқару бойынша қойма меңгерушісі) А.Б. Әбдіровпен алдын ала сөз байласу бойынша адамдар тобымен әрекет еткен Кәсіпорын директоры М.Б. Оразбаевтың қылмыстық әрекеттерінің нәтижесінде 2020 жылғы 01 қаңтардан бастап 2023 жылғы 31 желтоқсанға дейінгі кезеңде 434 780 003,70 теңге сомасындағы бюджет қаражаты құқыққа қарсы түрде иеленіп алынды, оларға олар жеке мақсаттарында және өз қалауынша билік етті.</w:t>
+      </w:r>
+    </w:p>
+    <w:p>
+      <w:pPr>
+        <w:spacing w:after="0"/>
+        <w:ind w:firstLine="567"/>
+        <w:jc w:val="both"/>
+      </w:pPr>
+      <w:r>
+        <w:t>Бұдан басқа, Н.Ж. Дуйсенбаев Кәсіпорынның ТККС-сында монтаждаушы техник ретінде жұмыс істеген уақытта, тергеумен белгіленбеген уақытта 2023 жылы өзіне сеніп тапсырылған мүлікті, атап айтқанда мынадай қосалқы бөлшектерді: Hyundai H350 маркалы жедел медициналық жәрдем автомобиліне арналған алдыңғы бампер, радиатор торы және алдыңғы молдингті жасырын ұрлап, оларды өз үйінде сақтап, кейіннен 2024 жылы жұмыстан босағаннан кейін Г.С. Танабаевтың дүкені арқылы 230 000 теңгеге сатқаны анықталды.</w:t>
+      </w:r>
+    </w:p>
+    <w:p>
+      <w:pPr>
+        <w:spacing w:after="0"/>
+        <w:ind w:firstLine="567"/>
+        <w:jc w:val="both"/>
+      </w:pPr>
+      <w:r>
+        <w:t>2024 жылдың басында Н. Дуйсенбаев материалдық қиындықтарды бастан кешіре отырып, Г.С. Танабаевқа автобөлшектерді сату өтінішімен жүгінді. Ол оларды сатты, кейіннен сатып алушы 230 000 теңге сомасындағы ақшалай қаражатты тікелей Н.Ж. Дуйсенбаевтың «kaspi» банктік шотына жіберді.</w:t>
+      </w:r>
+    </w:p>
+    <w:p>
+      <w:pPr>
+        <w:spacing w:after="0"/>
+        <w:ind w:firstLine="567"/>
+        <w:jc w:val="both"/>
+      </w:pPr>
+      <w:r>
+        <w:t>Г.С. Танабаевқа тиесілі Samsung A13 ұялы телефонында Г.С. Танабаев мен Н.Ж. Дуйсенбаев арасындағы, қосалқы бөлшектерді сату туралы аудиохабарламалар, сондай-ақ сату үшін жалпы сомасы 230 000 теңгеге ақшалай қаражатты аудару туралы түбіртектер бар хат жазысу анықталды.</w:t>
       </w:r>
     </w:p>
     <w:p>
@@ -2646,17 +2646,17 @@
         <w:jc w:val="both"/>
       </w:pPr>
       <w:r>
-        <w:t>Осылайша, Дуйсенбаев Н.Ж.-ның әрекеттерімен Кәсіпорынға 267 680 теңге сомасында материалдық залал келтірілді. Бұл сома Оразбаев М., Балабеков А., Әбдіров А.-ға қойылатын залалдан алып тасталуға жатады.</w:t>
-      </w:r>
-    </w:p>
-    <w:p>
-      <w:pPr>
-        <w:spacing w:after="0"/>
-        <w:ind w:firstLine="567"/>
-        <w:jc w:val="both"/>
-      </w:pPr>
-      <w:r>
-        <w:t>Оразбаев М., Балабеков А., Әбдіров А.-ның әрекеттерімен Кәсіпорынға 434 512 323,7 теңге сомасында материалдық залал келтірілді.</w:t>
+        <w:t>Осылайша, Н.Ж. Дуйсенбаевтың әрекеттерімен Кәсіпорынға 267 680 теңге сомасында материалдық залал келтірілді. Бұл сома М. Оразбаев, А. Балабеков, А. Әбдіровқа қойылатын залалдан алып тасталуға жатады.</w:t>
+      </w:r>
+    </w:p>
+    <w:p>
+      <w:pPr>
+        <w:spacing w:after="0"/>
+        <w:ind w:firstLine="567"/>
+        <w:jc w:val="both"/>
+      </w:pPr>
+      <w:r>
+        <w:t>М. Оразбаев, А. Балабеков, А. Әбдіровтың әрекеттерімен Кәсіпорынға 434 512 323,7 теңге сомасында материалдық залал келтірілді.</w:t>
       </w:r>
     </w:p>
     <w:p>
@@ -2686,47 +2686,47 @@
         <w:jc w:val="both"/>
       </w:pPr>
       <w:r>
-        <w:t>Осылайша, Оразбаев Мурат Бекайдарович, 1976 жылғы 09 қазанда туған, ҚР ҚК-нің 189-бабы 4-бөлігінің 2-тармағында көзделген ауыр қылмыс – иеленіп алу, яғни кінәліге сеніп тапсырылған бөтен мүлікті ұрлау, алдын ала сөз байласу бойынша адамдар тобымен, мемлекеттік функцияларды орындауға уәкілеттік берілген адамдарға теңестірілген адаммен, өзінің қызметтік жағдайын пайдалана отырып, аса ірі мөлшерде жасалған қылмысты жасады.</w:t>
-      </w:r>
-    </w:p>
-    <w:p>
-      <w:pPr>
-        <w:spacing w:after="0"/>
-        <w:ind w:firstLine="567"/>
-        <w:jc w:val="both"/>
-      </w:pPr>
-      <w:r>
-        <w:t>Осылайша, Балабеков Арман Толегенович, 1991 жылғы 11 сәуірде туған, ҚР ҚК-нің 28-бабының 5-бөлігі – 189-бабы 4-бөлігінің 2-тармағында көзделген ауыр қылмыс – иеленіп алуға, яғни кінәліге сеніп тапсырылған бөтен мүлікті ұрлауға, мемлекеттік функцияларды орындауға уәкілеттік берілген адамдарға теңестірілген адаммен алдын ала сөз байласу бойынша адамдар тобымен, өзінің қызметтік жағдайын пайдалана отырып, аса ірі мөлшерде жасалған қылмысқа сыбайластықты жасады.</w:t>
-      </w:r>
-    </w:p>
-    <w:p>
-      <w:pPr>
-        <w:spacing w:after="0"/>
-        <w:ind w:firstLine="567"/>
-        <w:jc w:val="both"/>
-      </w:pPr>
-      <w:r>
-        <w:t>Осылайша, Әбдіров Айбек Бахтиярұлы, 1979 жылғы 10 қазанда туған, ҚР ҚК-нің 28-бабының 5-бөлігі – 189-бабы 4-бөлігінің 2-тармағында көзделген ауыр қылмыс – иеленіп алуға, яғни кінәліге сеніп тапсырылған бөтен мүлікті ұрлауға, мемлекеттік функцияларды орындауға уәкілеттік берілген адамдарға теңестірілген адаммен алдын ала сөз байласу бойынша адамдар тобымен, өзінің қызметтік жағдайын пайдалана отырып, аса ірі мөлшерде жасалған қылмысқа сыбайластықты жасады.</w:t>
-      </w:r>
-    </w:p>
-    <w:p>
-      <w:pPr>
-        <w:spacing w:after="0"/>
-        <w:ind w:firstLine="567"/>
-        <w:jc w:val="both"/>
-      </w:pPr>
-      <w:r>
-        <w:t>Осылайша, Дуйсенбаев Нурбол Жомартович, 1990 жылғы 26 қазанда туған, ҚК-нің 189-бабы 2-бөлігінің 3-тармағында көзделген ауырлығы орташа қылмыс, яғни иеленіп алу – кінәліге сеніп тапсырылған бөтен мүлікті ұрлау, өзінің қызметтік жағдайын пайдалана отырып жасалған қылмысты жасады.</w:t>
-      </w:r>
-    </w:p>
-    <w:p>
-      <w:pPr>
-        <w:spacing w:after="0"/>
-        <w:ind w:firstLine="567"/>
-        <w:jc w:val="both"/>
-      </w:pPr>
-      <w:r>
-        <w:t>Қол жеткізгенмен тоқтап қалмай, 2022 жылдың шілде айының басында Кәсіпорын директоры Оразбаев М.Б. мемлекеттік функцияларды орындауға уәкілеттік берілген адамдарға теңестірілген адам бола отырып, мемлекеттік кәсіпорынның бірінші басшысы бола тұрып, заңсыз баю мен жеке мүліктік пайда алу пайдакүнемдік мақсатынан туындай отырып, Кәсіпорынның көлікпен қамтамасыз ету бөлімінің басшысы Балабеков А.Т. және Кәсіпорынның бас механигі (қоса атқару бойынша қойма меңгерушісі) Әбдіров А.Б.-мен алдын ала сөз байласу бойынша адамдар тобымен, ірі мөлшерде бюджет қаражатын бірнеше рет жымқыруды жасау ниетін көздеді.</w:t>
+        <w:t>Осылайша, Мурат Бекайдарович Оразбаев, 1976 жылғы 09 қазанда туған, ҚР ҚК-нің 189-бабы 4-бөлігінің 2-тармағында көзделген ауыр қылмыс – иеленіп алу, яғни кінәліге сеніп тапсырылған бөтен мүлікті ұрлау, алдын ала сөз байласу бойынша адамдар тобымен, мемлекеттік функцияларды орындауға уәкілеттік берілген адамдарға теңестірілген адаммен, өзінің қызметтік жағдайын пайдалана отырып, аса ірі мөлшерде жасалған қылмысты жасады.</w:t>
+      </w:r>
+    </w:p>
+    <w:p>
+      <w:pPr>
+        <w:spacing w:after="0"/>
+        <w:ind w:firstLine="567"/>
+        <w:jc w:val="both"/>
+      </w:pPr>
+      <w:r>
+        <w:t>Осылайша, Арман Толегенович Балабеков, 1991 жылғы 11 сәуірде туған, ҚР ҚК-нің 28-бабының 5-бөлігі – 189-бабы 4-бөлігінің 2-тармағында көзделген ауыр қылмыс – иеленіп алуға, яғни кінәліге сеніп тапсырылған бөтен мүлікті ұрлауға, мемлекеттік функцияларды орындауға уәкілеттік берілген адамдарға теңестірілген адаммен алдын ала сөз байласу бойынша адамдар тобымен, өзінің қызметтік жағдайын пайдалана отырып, аса ірі мөлшерде жасалған қылмысқа сыбайластықты жасады.</w:t>
+      </w:r>
+    </w:p>
+    <w:p>
+      <w:pPr>
+        <w:spacing w:after="0"/>
+        <w:ind w:firstLine="567"/>
+        <w:jc w:val="both"/>
+      </w:pPr>
+      <w:r>
+        <w:t>Осылайша, Айбек Бахтиярұлы Әбдіров, 1979 жылғы 10 қазанда туған, ҚР ҚК-нің 28-бабының 5-бөлігі – 189-бабы 4-бөлігінің 2-тармағында көзделген ауыр қылмыс – иеленіп алуға, яғни кінәліге сеніп тапсырылған бөтен мүлікті ұрлауға, мемлекеттік функцияларды орындауға уәкілеттік берілген адамдарға теңестірілген адаммен алдын ала сөз байласу бойынша адамдар тобымен, өзінің қызметтік жағдайын пайдалана отырып, аса ірі мөлшерде жасалған қылмысқа сыбайластықты жасады.</w:t>
+      </w:r>
+    </w:p>
+    <w:p>
+      <w:pPr>
+        <w:spacing w:after="0"/>
+        <w:ind w:firstLine="567"/>
+        <w:jc w:val="both"/>
+      </w:pPr>
+      <w:r>
+        <w:t>Осылайша, Нурбол Жомартович Дуйсенбаев, 1990 жылғы 26 қазанда туған, ҚК-нің 189-бабы 2-бөлігінің 3-тармағында көзделген ауырлығы орташа қылмыс, яғни иеленіп алу – кінәліге сеніп тапсырылған бөтен мүлікті ұрлау, өзінің қызметтік жағдайын пайдалана отырып жасалған қылмысты жасады.</w:t>
+      </w:r>
+    </w:p>
+    <w:p>
+      <w:pPr>
+        <w:spacing w:after="0"/>
+        <w:ind w:firstLine="567"/>
+        <w:jc w:val="both"/>
+      </w:pPr>
+      <w:r>
+        <w:t>Қол жеткізгенмен тоқтап қалмай, 2022 жылдың шілде айының басында Кәсіпорын директоры М.Б. Оразбаев мемлекеттік функцияларды орындауға уәкілеттік берілген адамдарға теңестірілген адам бола отырып, мемлекеттік кәсіпорынның бірінші басшысы бола тұрып, заңсыз баю мен жеке мүліктік пайда алу пайдакүнемдік мақсатынан туындай отырып, Кәсіпорынның көлікпен қамтамасыз ету бөлімінің басшысы А.Т. Балабеков және Кәсіпорынның бас механигі (қоса атқару бойынша қойма меңгерушісі) А.Б. Әбдіровпен алдын ала сөз байласу бойынша адамдар тобымен, ірі мөлшерде бюджет қаражатын бірнеше рет жымқыруды жасау ниетін көздеді.</w:t>
       </w:r>
     </w:p>
     <w:p>
@@ -2746,87 +2746,87 @@
         <w:jc w:val="both"/>
       </w:pPr>
       <w:r>
-        <w:t>Осылайша, Кәсіпорын директоры Оразбаев М.Б. пайдакүнемдіктен туындай отырып, өз әрекеттерінің құқыққа қарсы екенін, қоғамдық қауіпті зардаптардың басталу мүмкіндігін ұғына отырып және олардың басталуын тілей отырып, мемлекетке ірі мөлшерде залал келтіру түрінде көрініс тапқан, Кәсіпорында атқаратын басшы лауазымына орай және Кәсіпорында автокөлік құралдарына токарлық қызметтер көрсетілмейтіні туралы мәліметтерге ие бола отырып, таныстары арасынан бұрын Кәсіпорында оның жеке жүргізушісі ретінде жұмыс істеген және оған ықпал ету мүмкіндігі болған, оның алдында қалған басшы беделін пайдаланып, Рысбеков К.Р.-ды пайдаланып, қылмыс жасау ниетін көздеді.</w:t>
-      </w:r>
-    </w:p>
-    <w:p>
-      <w:pPr>
-        <w:spacing w:after="0"/>
-        <w:ind w:firstLine="567"/>
-        <w:jc w:val="both"/>
-      </w:pPr>
-      <w:r>
-        <w:t>Осы мақсатта, 2022 жылдың шілде айының басында Кәсіпорын директоры Оразбаев М.Б. Рысбеков К.Р.-ның ұялы құрылғысының нөміріне телефон соғып, телефон әңгімесі барысында соңғысынан өзіне Кәсіпорынға келуін сұрады. Бұған Рысбеков К.Р. Кәсіпорын директоры Оразбаев М.Б., Кәсіпорынның көлікпен қамтамасыз ету бөлімінің басшысы Балабеков К.Р. және Кәсіпорынның бас механигі (қоса атқару бойынша қойма меңгерушісі) Әбдіров А.Б.-ның қылмыстық жоспарына қанық болмай, Астана қаласы, Рысқұлов көшесі, 8/1 мекенжайында орналасқан Кәсіпорынның әкімшілік ғимаратына келуге келісті.</w:t>
-      </w:r>
-    </w:p>
-    <w:p>
-      <w:pPr>
-        <w:spacing w:after="0"/>
-        <w:ind w:firstLine="567"/>
-        <w:jc w:val="both"/>
-      </w:pPr>
-      <w:r>
-        <w:t>Сол күні Рысбеков К.Р. Кәсіпорын директоры Оразбаев М.Б.-ның талабы бойынша келді.</w:t>
-      </w:r>
-    </w:p>
-    <w:p>
-      <w:pPr>
-        <w:spacing w:after="0"/>
-        <w:ind w:firstLine="567"/>
-        <w:jc w:val="both"/>
-      </w:pPr>
-      <w:r>
-        <w:t>Жеке кездесу барысында Кәсіпорын директоры Оразбаев М.Б. Рысбеков К.Р.-ға Кәсіпорынмен токарлық қызметтер көрсету бойынша формалды шарт жасасу қажеттігі туралы айтты.</w:t>
-      </w:r>
-    </w:p>
-    <w:p>
-      <w:pPr>
-        <w:spacing w:after="0"/>
-        <w:ind w:firstLine="567"/>
-        <w:jc w:val="both"/>
-      </w:pPr>
-      <w:r>
-        <w:t>Бір мезгілде Рысбеков К.Р.-ды бұл әрекеттердің заңды сипаты бар екеніне, өйткені токарлық қызметтерді іс жүзінде осы қызмет түрін көрсетуде тиісті арнайы білімі мен жабдығы бар өзге адамдар көрсетуді жоспарлап отырғанына, сондай-ақ оның шотына зейнетақы төлемдері түсетініне сендірді.</w:t>
-      </w:r>
-    </w:p>
-    <w:p>
-      <w:pPr>
-        <w:spacing w:after="0"/>
-        <w:ind w:firstLine="567"/>
-        <w:jc w:val="both"/>
-      </w:pPr>
-      <w:r>
-        <w:t>Рысбеков К.Р. Кәсіпорын директоры Оразбаев М.Б.-ның қылмыстық ниетін ұғынбай, соңғысының заңсыз өтінішіне өзінің келісімін білдірді.</w:t>
-      </w:r>
-    </w:p>
-    <w:p>
-      <w:pPr>
-        <w:spacing w:after="0"/>
-        <w:ind w:firstLine="567"/>
-        <w:jc w:val="both"/>
-      </w:pPr>
-      <w:r>
-        <w:t>Кәсіпорын директоры Оразбаев М.Б. Рысбеков К.Р.-ның мақұлдауын алып, соңғысын біраз уақыттан кейін Рысбеков К.Р.-ға Кәсіпорынның көлікпен қамтамасыз ету бөлімінің басшысы Балабеков А.Т. телефон соғып, қызмет көрсетудің қосымша егжей-тегжейін хабарлайтыны туралы алдын ала ескертті.</w:t>
-      </w:r>
-    </w:p>
-    <w:p>
-      <w:pPr>
-        <w:spacing w:after="0"/>
-        <w:ind w:firstLine="567"/>
-        <w:jc w:val="both"/>
-      </w:pPr>
-      <w:r>
-        <w:t>Шамамен 7-10 күннен кейін, атап айтқанда 2022 жылғы 08 шілдеде Кәсіпорынның көлікпен қамтамасыз ету бөлімінің басшысы Балабеков А.Т. сыбайлас ретінде әрекет ете отырып, Рысбеков К.Р.-ға телефон соғып, оған шарт жасасу үшін Кәсіпорынға келуі қажет болатыны туралы хабарлады.</w:t>
-      </w:r>
-    </w:p>
-    <w:p>
-      <w:pPr>
-        <w:spacing w:after="0"/>
-        <w:ind w:firstLine="567"/>
-        <w:jc w:val="both"/>
-      </w:pPr>
-      <w:r>
-        <w:t>Осылайша, 2022 жылғы 08 шілдеде Кәсіпорын директоры Оразбаев М.Б. Рысбеков К.Р.-мен ақылы қызмет көрсету туралы №32 шарт (токарлық қызметтер) жасасты.</w:t>
+        <w:t>Осылайша, Кәсіпорын директоры М.Б. Оразбаев пайдакүнемдіктен туындай отырып, өз әрекеттерінің құқыққа қарсы екенін, қоғамдық қауіпті зардаптардың басталу мүмкіндігін ұғына отырып және олардың басталуын тілей отырып, мемлекетке ірі мөлшерде залал келтіру түрінде көрініс тапқан, Кәсіпорында атқаратын басшы лауазымына орай және Кәсіпорында автокөлік құралдарына токарлық қызметтер көрсетілмейтіні туралы мәліметтерге ие бола отырып, таныстары арасынан бұрын Кәсіпорында оның жеке жүргізушісі ретінде жұмыс істеген және оған ықпал ету мүмкіндігі болған, оның алдында қалған басшы беделін пайдаланып, К.Р. Рысбековты пайдаланып, қылмыс жасау ниетін көздеді.</w:t>
+      </w:r>
+    </w:p>
+    <w:p>
+      <w:pPr>
+        <w:spacing w:after="0"/>
+        <w:ind w:firstLine="567"/>
+        <w:jc w:val="both"/>
+      </w:pPr>
+      <w:r>
+        <w:t>Осы мақсатта, 2022 жылдың шілде айының басында Кәсіпорын директоры М.Б. Оразбаев К.Р. Рысбековтың ұялы құрылғысының нөміріне телефон соғып, телефон әңгімесі барысында соңғысынан өзіне Кәсіпорынға келуін сұрады. Бұған К.Р. Рысбеков Кәсіпорын директоры М.Б. Оразбаев, Кәсіпорынның көлікпен қамтамасыз ету бөлімінің басшысы К.Р. Балабеков және Кәсіпорынның бас механигі (қоса атқару бойынша қойма меңгерушісі) А.Б. Әбдіровтың қылмыстық жоспарына қанық болмай, Астана қаласы, Рысқұлов көшесі, 8/1 мекенжайында орналасқан Кәсіпорынның әкімшілік ғимаратына келуге келісті.</w:t>
+      </w:r>
+    </w:p>
+    <w:p>
+      <w:pPr>
+        <w:spacing w:after="0"/>
+        <w:ind w:firstLine="567"/>
+        <w:jc w:val="both"/>
+      </w:pPr>
+      <w:r>
+        <w:t>Сол күні К.Р. Рысбеков Кәсіпорын директоры М.Б. Оразбаевтың талабы бойынша келді.</w:t>
+      </w:r>
+    </w:p>
+    <w:p>
+      <w:pPr>
+        <w:spacing w:after="0"/>
+        <w:ind w:firstLine="567"/>
+        <w:jc w:val="both"/>
+      </w:pPr>
+      <w:r>
+        <w:t>Жеке кездесу барысында Кәсіпорын директоры М.Б. Оразбаев К.Р. Рысбековқа Кәсіпорынмен токарлық қызметтер көрсету бойынша формалды шарт жасасу қажеттігі туралы айтты.</w:t>
+      </w:r>
+    </w:p>
+    <w:p>
+      <w:pPr>
+        <w:spacing w:after="0"/>
+        <w:ind w:firstLine="567"/>
+        <w:jc w:val="both"/>
+      </w:pPr>
+      <w:r>
+        <w:t>Бір мезгілде К.Р. Рысбековты бұл әрекеттердің заңды сипаты бар екеніне, өйткені токарлық қызметтерді іс жүзінде осы қызмет түрін көрсетуде тиісті арнайы білімі мен жабдығы бар өзге адамдар көрсетуді жоспарлап отырғанына, сондай-ақ оның шотына зейнетақы төлемдері түсетініне сендірді.</w:t>
+      </w:r>
+    </w:p>
+    <w:p>
+      <w:pPr>
+        <w:spacing w:after="0"/>
+        <w:ind w:firstLine="567"/>
+        <w:jc w:val="both"/>
+      </w:pPr>
+      <w:r>
+        <w:t>К.Р. Рысбеков Кәсіпорын директоры М.Б. Оразбаевтың қылмыстық ниетін ұғынбай, соңғысының заңсыз өтінішіне өзінің келісімін білдірді.</w:t>
+      </w:r>
+    </w:p>
+    <w:p>
+      <w:pPr>
+        <w:spacing w:after="0"/>
+        <w:ind w:firstLine="567"/>
+        <w:jc w:val="both"/>
+      </w:pPr>
+      <w:r>
+        <w:t>Кәсіпорын директоры М.Б. Оразбаев К.Р. Рысбековтың мақұлдауын алып, соңғысын біраз уақыттан кейін К.Р. Рысбековқа Кәсіпорынның көлікпен қамтамасыз ету бөлімінің басшысы А.Т. Балабеков телефон соғып, қызмет көрсетудің қосымша егжей-тегжейін хабарлайтыны туралы алдын ала ескертті.</w:t>
+      </w:r>
+    </w:p>
+    <w:p>
+      <w:pPr>
+        <w:spacing w:after="0"/>
+        <w:ind w:firstLine="567"/>
+        <w:jc w:val="both"/>
+      </w:pPr>
+      <w:r>
+        <w:t>Шамамен 7-10 күннен кейін, атап айтқанда 2022 жылғы 08 шілдеде Кәсіпорынның көлікпен қамтамасыз ету бөлімінің басшысы А.Т. Балабеков сыбайлас ретінде әрекет ете отырып, К.Р. Рысбековқа телефон соғып, оған шарт жасасу үшін Кәсіпорынға келуі қажет болатыны туралы хабарлады.</w:t>
+      </w:r>
+    </w:p>
+    <w:p>
+      <w:pPr>
+        <w:spacing w:after="0"/>
+        <w:ind w:firstLine="567"/>
+        <w:jc w:val="both"/>
+      </w:pPr>
+      <w:r>
+        <w:t>Осылайша, 2022 жылғы 08 шілдеде Кәсіпорын директоры М.Б. Оразбаев К.Р. Рысбековпен ақылы қызмет көрсету туралы №32 шарт (токарлық қызметтер) жасасты.</w:t>
       </w:r>
     </w:p>
     <w:p>
@@ -2846,7 +2846,7 @@
         <w:jc w:val="both"/>
       </w:pPr>
       <w:r>
-        <w:t>2025 жылғы 02 мамырдағы №1 сот-экономикалық сараптаманың тұжырымдарына сәйкес Кәсіпорын директоры Оразбаев М.Б. мен Рысбеков К.Р. арасында жасалған 2022 жылғы 08 шілдедегі №32, 2023 жылғы 04 шілдедегі №42 ақылы қызмет көрсету шарттары және 2023 жылғы 04 қаңтардағы №32/1 қосымша келісім шеңберінде аударылған ақшалай қаражаттың жалпы сомасы 2022 жылғы 10 тамыздан бастап 2023 жылғы 08 қарашаға дейінгі кезеңде 8 649 000 теңгені құрады, оның ішінде:</w:t>
+        <w:t>2025 жылғы 02 мамырдағы №1 сот-экономикалық сараптаманың тұжырымдарына сәйкес Кәсіпорын директоры М.Б. Оразбаев мен К.Р. Рысбеков арасында жасалған 2022 жылғы 08 шілдедегі №32, 2023 жылғы 04 шілдедегі №42 ақылы қызмет көрсету шарттары және 2023 жылғы 04 қаңтардағы №32/1 қосымша келісім шеңберінде аударылған ақшалай қаражаттың жалпы сомасы 2022 жылғы 10 тамыздан бастап 2023 жылғы 08 қарашаға дейінгі кезеңде 8 649 000 теңгені құрады, оның ішінде:</w:t>
       </w:r>
     </w:p>
     <w:p>
@@ -2876,87 +2876,87 @@
         <w:jc w:val="both"/>
       </w:pPr>
       <w:r>
-        <w:t>Өз кезегінде Рысбеков К.Р. жасалған шарттық міндеттемелер шеңберінде «Kaspi bank» АҚ-дағы №KZ09722C000028948578 жеке банктік шотына түскен ақшалай қаражатты Оразбаев М.Б. мен оның сыбайластары Балабеков А.Т. және Әбдіров А.Б.-ның нұсқауларын мүлтіксіз орындай отырып, «Kaspi bank» АҚ-дағы №KZ65722C000015023317 Балабеков А.Т.-ның, №KZ87722C000026631881 Әбдіров А.Б.-ның және олармен үлестес адамдардың жеке банктік шоттарына, Рысбеков К.Р. ілеспе жол шығыстарына (автомобиль жанармайын және басқа да жол шығыстарын төлеу) жұмсаған 150 000 теңге сомасын (әр 1-ші траншпен 10 000 теңге) шегеріп, толық көлемде аударды.</w:t>
-      </w:r>
-    </w:p>
-    <w:p>
-      <w:pPr>
-        <w:spacing w:after="0"/>
-        <w:ind w:firstLine="567"/>
-        <w:jc w:val="both"/>
-      </w:pPr>
-      <w:r>
-        <w:t>Бұрынғы басшы Оразбаев М.Б.-ның қылмыстық ниеті туралы білмей және онымен адастырылып, токарлық қызметтерді Кәсіпорынға шынымен өзге адамдар көрсетеді деп ойлап, Рысбеков К.Р. жоғарыда аталған шарттарға және Кәсіпорын қызметкерлері формалды түрде жасаған орындалған жұмыстар актілеріне қол қойды.</w:t>
-      </w:r>
-    </w:p>
-    <w:p>
-      <w:pPr>
-        <w:spacing w:after="0"/>
-        <w:ind w:firstLine="567"/>
-        <w:jc w:val="both"/>
-      </w:pPr>
-      <w:r>
-        <w:t>2025 жылғы 21 мамырдағы №2 қосымша сот-экономикалық сараптаманың тұжырымдарына сәйкес Рысбеков К.Р.-ның «Kaspi Bank» АҚ-дағы №KZ09722C000028948578 шотына 2022 жылғы 11 тамыздан бастап 2023 жылғы 09 қарашаға дейінгі кезеңде түскен ақшалай қаражаттың жалпы сомасы 15 489 656,74 теңгені құрайды (оның ішінде Астана қаласы әкімдігінің «Қалалық жедел медициналық жәрдем станциясы» ШЖҚ МКК-ден токарлық қызметтер үшін 6 850 008 теңге).</w:t>
-      </w:r>
-    </w:p>
-    <w:p>
-      <w:pPr>
-        <w:spacing w:after="0"/>
-        <w:ind w:firstLine="567"/>
-        <w:jc w:val="both"/>
-      </w:pPr>
-      <w:r>
-        <w:t>Рысбеков К.Р.-ның «Kaspi Bank» АҚ-дағы №KZ09722C000028948578 шотынан 2022 жылғы 11 тамыздан бастап 2023 жылғы 09 қарашаға дейінгі кезеңде аударылған ақшалай қаражаттың жалпы сомасы (оның ішінде Астана қаласы әкімдігінің «Қалалық жедел медициналық жәрдем станциясы» ШЖҚ МКК-ден токарлық қызметтер үшін түскен 6 850 008 теңгеден) 15 321 272,56 теңгені құрайды.</w:t>
-      </w:r>
-    </w:p>
-    <w:p>
-      <w:pPr>
-        <w:spacing w:after="0"/>
-        <w:ind w:firstLine="567"/>
-        <w:jc w:val="both"/>
-      </w:pPr>
-      <w:r>
-        <w:t>Рысбеков К.Р.-ның «KASPI BANK» АҚ-дағы №KZ09722C000028948578 шотына ақшалай қаражаттың түсуі (оның ішінде Астана қаласы әкімдігінің «Қалалық жедел медициналық жәрдем станциясы» ШЖҚ МКК-ден токарлық қызметтер үшін) және оларды үшінші тұлғаларға аудару.</w:t>
-      </w:r>
-    </w:p>
-    <w:p>
-      <w:pPr>
-        <w:spacing w:after="0"/>
-        <w:ind w:firstLine="567"/>
-        <w:jc w:val="both"/>
-      </w:pPr>
-      <w:r>
-        <w:t>Кәсіпорын директоры Оразбаев М.Б. сыбайластар Балабеков А.Т. және Әбдіров А.Б.-мен алдын ала сөз байласу бойынша адамдар тобымен әрекет ете отырып, 8 649 000 теңге сомасындағы бюджет қаражатын иеленіп алуды жасады, оларға олар жеке мақсаттарында және өз қалауынша билік етті.</w:t>
-      </w:r>
-    </w:p>
-    <w:p>
-      <w:pPr>
-        <w:spacing w:after="0"/>
-        <w:ind w:firstLine="567"/>
-        <w:jc w:val="both"/>
-      </w:pPr>
-      <w:r>
-        <w:t>Осылайша, Оразбаев Мурат Бекайдарович, 1976 жылғы 09 қазанда туған, ҚР ҚК-нің 189-бабы 3-бөлігінің 1, 2, 3-тармақтарында көзделген ауыр қылмыс – иеленіп алу, яғни кінәліге сеніп тапсырылған бөтен мүлікті ұрлау, алдын ала сөз байласу бойынша адамдар тобымен, мемлекеттік функцияларды орындауға уәкілеттік берілген адамдарға теңестірілген адаммен, өзінің қызметтік жағдайын пайдалана отырып, ірі мөлшерде, бірнеше рет жасалған қылмысты жасады.</w:t>
-      </w:r>
-    </w:p>
-    <w:p>
-      <w:pPr>
-        <w:spacing w:after="0"/>
-        <w:ind w:firstLine="567"/>
-        <w:jc w:val="both"/>
-      </w:pPr>
-      <w:r>
-        <w:t>Осылайша, Балабеков Арман Толегенович, 1991 жылғы 11 сәуірде туған, ҚР ҚК-нің 28-бабының 5-бөлігі – 189-бабы 3-бөлігінің 1, 2, 3-тармақтарында көзделген ауыр қылмыс – иеленіп алуға, яғни кінәліге сеніп тапсырылған бөтен мүлікті ұрлауға, мемлекеттік функцияларды орындауға уәкілеттік берілген адамдарға теңестірілген адаммен алдын ала сөз байласу бойынша адамдар тобымен, өзінің қызметтік жағдайын пайдалана отырып, ірі мөлшерде, бірнеше рет жасалған қылмысқа сыбайластықты жасады.</w:t>
-      </w:r>
-    </w:p>
-    <w:p>
-      <w:pPr>
-        <w:spacing w:after="0"/>
-        <w:ind w:firstLine="567"/>
-        <w:jc w:val="both"/>
-      </w:pPr>
-      <w:r>
-        <w:t>Осылайша, Әбдіров Айбек Бахтиярұлы, 1979 жылғы 10 қазанда туған, ҚР ҚК-нің 28-бабының 5-бөлігі – 189-бабы 3-бөлігінің 1, 2, 3-тармақтарында көзделген ауыр қылмыс – иеленіп алуға, яғни кінәліге сеніп тапсырылған бөтен мүлікті ұрлауға, мемлекеттік функцияларды орындауға уәкілеттік берілген адамдарға теңестірілген адаммен алдын ала сөз байласу бойынша адамдар тобымен, өзінің қызметтік жағдайын пайдалана отырып, ірі мөлшерде, бірнеше рет жасалған қылмысқа сыбайластықты жасады.</w:t>
+        <w:t>Өз кезегінде К.Р. Рысбеков жасалған шарттық міндеттемелер шеңберінде «Kaspi bank» АҚ-дағы №KZ09722C000028948578 жеке банктік шотына түскен ақшалай қаражатты М.Б. Оразбаев мен оның сыбайластары А.Т. Балабеков және А.Б. Әбдіровтың нұсқауларын мүлтіксіз орындай отырып, «Kaspi bank» АҚ-дағы №KZ65722C000015023317 А.Т. Балабековтың, №KZ87722C000026631881 А.Б. Әбдіровтың және олармен үлестес адамдардың жеке банктік шоттарына, К.Р. Рысбеков ілеспе жол шығыстарына (автомобиль жанармайын және басқа да жол шығыстарын төлеу) жұмсаған 150 000 теңге сомасын (әр 1-ші траншпен 10 000 теңге) шегеріп, толық көлемде аударды.</w:t>
+      </w:r>
+    </w:p>
+    <w:p>
+      <w:pPr>
+        <w:spacing w:after="0"/>
+        <w:ind w:firstLine="567"/>
+        <w:jc w:val="both"/>
+      </w:pPr>
+      <w:r>
+        <w:t>Бұрынғы басшы М.Б. Оразбаевтың қылмыстық ниеті туралы білмей және онымен адастырылып, токарлық қызметтерді Кәсіпорынға шынымен өзге адамдар көрсетеді деп ойлап, К.Р. Рысбеков жоғарыда аталған шарттарға және Кәсіпорын қызметкерлері формалды түрде жасаған орындалған жұмыстар актілеріне қол қойды.</w:t>
+      </w:r>
+    </w:p>
+    <w:p>
+      <w:pPr>
+        <w:spacing w:after="0"/>
+        <w:ind w:firstLine="567"/>
+        <w:jc w:val="both"/>
+      </w:pPr>
+      <w:r>
+        <w:t>2025 жылғы 21 мамырдағы №2 қосымша сот-экономикалық сараптаманың тұжырымдарына сәйкес К.Р. Рысбековтың «Kaspi Bank» АҚ-дағы №KZ09722C000028948578 шотына 2022 жылғы 11 тамыздан бастап 2023 жылғы 09 қарашаға дейінгі кезеңде түскен ақшалай қаражаттың жалпы сомасы 15 489 656,74 теңгені құрайды (оның ішінде Астана қаласы әкімдігінің «Қалалық жедел медициналық жәрдем станциясы» ШЖҚ МКК-ден токарлық қызметтер үшін 6 850 008 теңге).</w:t>
+      </w:r>
+    </w:p>
+    <w:p>
+      <w:pPr>
+        <w:spacing w:after="0"/>
+        <w:ind w:firstLine="567"/>
+        <w:jc w:val="both"/>
+      </w:pPr>
+      <w:r>
+        <w:t>К.Р. Рысбековтың «Kaspi Bank» АҚ-дағы №KZ09722C000028948578 шотынан 2022 жылғы 11 тамыздан бастап 2023 жылғы 09 қарашаға дейінгі кезеңде аударылған ақшалай қаражаттың жалпы сомасы (оның ішінде Астана қаласы әкімдігінің «Қалалық жедел медициналық жәрдем станциясы» ШЖҚ МКК-ден токарлық қызметтер үшін түскен 6 850 008 теңгеден) 15 321 272,56 теңгені құрайды.</w:t>
+      </w:r>
+    </w:p>
+    <w:p>
+      <w:pPr>
+        <w:spacing w:after="0"/>
+        <w:ind w:firstLine="567"/>
+        <w:jc w:val="both"/>
+      </w:pPr>
+      <w:r>
+        <w:t>К.Р. Рысбековтың «KASPI BANK» АҚ-дағы №KZ09722C000028948578 шотына ақшалай қаражаттың түсуі (оның ішінде Астана қаласы әкімдігінің «Қалалық жедел медициналық жәрдем станциясы» ШЖҚ МКК-ден токарлық қызметтер үшін) және оларды үшінші тұлғаларға аудару.</w:t>
+      </w:r>
+    </w:p>
+    <w:p>
+      <w:pPr>
+        <w:spacing w:after="0"/>
+        <w:ind w:firstLine="567"/>
+        <w:jc w:val="both"/>
+      </w:pPr>
+      <w:r>
+        <w:t>Кәсіпорын директоры М.Б. Оразбаев сыбайластар А.Т. Балабеков және А.Б. Әбдіровпен алдын ала сөз байласу бойынша адамдар тобымен әрекет ете отырып, 8 649 000 теңге сомасындағы бюджет қаражатын иеленіп алуды жасады, оларға олар жеке мақсаттарында және өз қалауынша билік етті.</w:t>
+      </w:r>
+    </w:p>
+    <w:p>
+      <w:pPr>
+        <w:spacing w:after="0"/>
+        <w:ind w:firstLine="567"/>
+        <w:jc w:val="both"/>
+      </w:pPr>
+      <w:r>
+        <w:t>Осылайша, Мурат Бекайдарович Оразбаев, 1976 жылғы 09 қазанда туған, ҚР ҚК-нің 189-бабы 3-бөлігінің 1, 2, 3-тармақтарында көзделген ауыр қылмыс – иеленіп алу, яғни кінәліге сеніп тапсырылған бөтен мүлікті ұрлау, алдын ала сөз байласу бойынша адамдар тобымен, мемлекеттік функцияларды орындауға уәкілеттік берілген адамдарға теңестірілген адаммен, өзінің қызметтік жағдайын пайдалана отырып, ірі мөлшерде, бірнеше рет жасалған қылмысты жасады.</w:t>
+      </w:r>
+    </w:p>
+    <w:p>
+      <w:pPr>
+        <w:spacing w:after="0"/>
+        <w:ind w:firstLine="567"/>
+        <w:jc w:val="both"/>
+      </w:pPr>
+      <w:r>
+        <w:t>Осылайша, Арман Толегенович Балабеков, 1991 жылғы 11 сәуірде туған, ҚР ҚК-нің 28-бабының 5-бөлігі – 189-бабы 3-бөлігінің 1, 2, 3-тармақтарында көзделген ауыр қылмыс – иеленіп алуға, яғни кінәліге сеніп тапсырылған бөтен мүлікті ұрлауға, мемлекеттік функцияларды орындауға уәкілеттік берілген адамдарға теңестірілген адаммен алдын ала сөз байласу бойынша адамдар тобымен, өзінің қызметтік жағдайын пайдалана отырып, ірі мөлшерде, бірнеше рет жасалған қылмысқа сыбайластықты жасады.</w:t>
+      </w:r>
+    </w:p>
+    <w:p>
+      <w:pPr>
+        <w:spacing w:after="0"/>
+        <w:ind w:firstLine="567"/>
+        <w:jc w:val="both"/>
+      </w:pPr>
+      <w:r>
+        <w:t>Осылайша, Айбек Бахтиярұлы Әбдіров, 1979 жылғы 10 қазанда туған, ҚР ҚК-нің 28-бабының 5-бөлігі – 189-бабы 3-бөлігінің 1, 2, 3-тармақтарында көзделген ауыр қылмыс – иеленіп алуға, яғни кінәліге сеніп тапсырылған бөтен мүлікті ұрлауға, мемлекеттік функцияларды орындауға уәкілеттік берілген адамдарға теңестірілген адаммен алдын ала сөз байласу бойынша адамдар тобымен, өзінің қызметтік жағдайын пайдалана отырып, ірі мөлшерде, бірнеше рет жасалған қылмысқа сыбайластықты жасады.</w:t>
       </w:r>
     </w:p>
     <w:p>
@@ -2998,7 +2998,7 @@
         <w:jc w:val="both"/>
       </w:pPr>
       <w:r>
-        <w:t>Сотқа дейінгі тергеп-тексеру шеңберінде 2025 жылғы 01 сәуірде Астана қаласының мамандандырылған ауданаралық тергеу сотының қаулысымен Балабеков А.Т.-ның мүлкіне, айыпталып отырған қылмыстық қызмет кезеңінде қылмыстық жолмен табылған қаражатқа сатып алынған мүлік ретінде тыйым салынды, атап айтқанда:</w:t>
+        <w:t>Сотқа дейінгі тергеп-тексеру шеңберінде 2025 жылғы 01 сәуірде Астана қаласының мамандандырылған ауданаралық тергеу сотының қаулысымен А.Т. Балабековтың мүлкіне, айыпталып отырған қылмыстық қызмет кезеңінде қылмыстық жолмен табылған қаражатқа сатып алынған мүлік ретінде тыйым салынды, атап айтқанда:</w:t>
       </w:r>
     </w:p>
     <w:p>
@@ -3028,7 +3028,7 @@
         <w:jc w:val="both"/>
       </w:pPr>
       <w:r>
-        <w:t>Бұдан басқа, 2025 жылғы 01 сәуірде Астана қаласының мамандандырылған ауданаралық тергеу сотының қаулысымен Әбдіров А.Б.-ның мүлкіне, айыпталып отырған қылмыстық қызмет кезеңінде қылмыстық жолмен табылған қаражатқа сатып алынған мүлік ретінде тыйым салынды, атап айтқанда:</w:t>
+        <w:t>Бұдан басқа, 2025 жылғы 01 сәуірде Астана қаласының мамандандырылған ауданаралық тергеу сотының қаулысымен А.Б. Әбдіровтың мүлкіне, айыпталып отырған қылмыстық қызмет кезеңінде қылмыстық жолмен табылған қаражатқа сатып алынған мүлік ретінде тыйым салынды, атап айтқанда:</w:t>
       </w:r>
     </w:p>
     <w:p>
@@ -3069,138 +3069,137 @@
         <w:jc w:val="both"/>
       </w:pPr>
       <w:r>
-        <w:t>1) Оразбаев Мурат Бекайдарович, 1976 жылғы 09 қазанда туған, ұлты қазақ, Қазақстан Республикасының азаматы, Қызылорда облысы Қызылорда қаласында туған, некеде тұрады, 2025 жылғы 19 наурыздағы сағат 18-ден 12 минутта ҚР ҚПК-нің 128-131-баптары тәртібімен ұсталды, оған қатысты 2025 жылғы 20 наурызда Астана қаласының Мамандандырылған ауданаралық тергеу соты күзетпен ұстау түріндегі бұлтартпау шарасын санкциялады, ҚР ҚК-нің 189-бабы 4-бөлігінің 2-тармағында, 189-бабы 3-бөлігінің 1, 2, 3-тармақтарында көзделген қылмыстық құқық бұзушылықтарды жасауда.</w:t>
-      </w:r>
-    </w:p>
-    <w:p>
-      <w:pPr>
-        <w:spacing w:after="0"/>
-        <w:ind w:firstLine="567"/>
-        <w:jc w:val="both"/>
-      </w:pPr>
-      <w:r>
-        <w:t>Оразбаев М.Б. Астана қаласының қылмыстық істер жөніндегі ауданаралық сотының 2024 жылғы 24 сәуірдегі үкімімен бұрын сотталған.</w:t>
-      </w:r>
-    </w:p>
-    <w:p>
-      <w:pPr>
-        <w:spacing w:after="0"/>
-        <w:ind w:firstLine="567"/>
-        <w:jc w:val="both"/>
-      </w:pPr>
-      <w:r>
-        <w:t>2) Балабеков Арман Толегенович, 1991 жылғы 11 сәуірде туған, ұлты қазақ, Қазақстан Республикасының азаматы, Қызылорда облысы Қызылорда қаласында туған, бұрын сотталмаған, некеде тұрады, 2025 жылғы 19 наурыздағы сағат 19-дан 05 минутта ҚР ҚПК-нің 128-131-баптары тәртібімен ұсталды, оған қатысты 2025 жылғы 20 наурызда Астана қаласының Мамандандырылған ауданаралық тергеу соты күзетпен ұстау түріндегі бұлтартпау шарасын санкциялады, ҚР ҚК-нің 189-бабы 4-бөлігінің 2-тармағында, 189-бабы 3-бөлігінің 1, 2, 3-тармақтарында көзделген қылмыстық құқық бұзушылықтарды жасауда.</w:t>
-      </w:r>
-    </w:p>
-    <w:p>
-      <w:pPr>
-        <w:spacing w:after="0"/>
-        <w:ind w:firstLine="567"/>
-        <w:jc w:val="both"/>
-      </w:pPr>
-      <w:r>
-        <w:t>3) Әбдіров Айбек Бахтиярұлы, 1979 жылғы 10 қазанда туған, ұлты қазақ, Қазақстан Республикасының азаматы, Қызылорда облысы Шиелі ауданы Шиелі кентінде туған, бұрын сотталмаған, некеде тұрады, 2025 жылғы 19 наурыздағы сағат 19-дан 27 минутта ҚР ҚПК-нің 128-131-баптары тәртібімен ұсталды, оған қатысты 2025 жылғы 20 наурызда Астана қаласының Мамандандырылған ауданаралық тергеу соты күзетпен ұстау түріндегі бұлтартпау шарасын санкциялады, ҚР ҚК-нің 189-бабы 4-бөлігінің 2-тармағында, 189-бабы 3-бөлігінің 1, 2, 3-тармақтарында көзделген қылмыстық құқық бұзушылықтарды жасауда.</w:t>
-      </w:r>
-    </w:p>
-    <w:p>
-      <w:pPr>
-        <w:spacing w:after="0"/>
-        <w:ind w:firstLine="567"/>
-        <w:jc w:val="both"/>
-      </w:pPr>
-      <w:r>
-        <w:t>4) Дуйсенбаев Нурбол Жомартович, 1990 жылғы 26 қазанда туған, ұлты қазақ, Қазақстан Республикасының азаматы, Қызылорда облысы Қызылорда қаласы Абай ауылында туған, бұрын сотталмаған, некеде тұрады, оған қатысты 2025 жылғы 27 наурызда «Ешқайда кетпеу және өзін дұрыс ұстау туралы қолхат» түріндегі бұлтартпау шарасы қолданылды, ҚР ҚК-нің 189-бабы 2-бөлігінің 3-тармағында көзделген қылмыстық құқық бұзушылықтарды жасауда.</w:t>
-      </w:r>
-    </w:p>
-    <w:p>
-      <w:pPr>
-        <w:jc w:val="left"/>
-      </w:pPr>
-      <w:r>
-        <w:rPr>
-          <w:b/>
-        </w:rPr>
-        <w:t>Сотталушылар Оразбаев М.Б., Балабеков А.Т., Әбдіров А.Б. және Дуйсенбаев Н.Ж.-ның жауаптылығын ауырлататын және жеңілдететін мән-жайлар:</w:t>
-      </w:r>
-    </w:p>
-    <w:p>
-      <w:pPr>
-        <w:spacing w:after="0"/>
-        <w:ind w:firstLine="567"/>
-        <w:jc w:val="both"/>
-      </w:pPr>
-      <w:r>
-        <w:t>ҚР ҚК-нің 53-бабына сәйкес Оразбаев М.Б.-ның қылмыстық жауаптылығы мен жазасын жеңілдететін мән-жайлар жоқ.</w:t>
-      </w:r>
-    </w:p>
-    <w:p>
-      <w:pPr>
-        <w:spacing w:after="0"/>
-        <w:ind w:firstLine="567"/>
-        <w:jc w:val="both"/>
-      </w:pPr>
-      <w:r>
-        <w:t>ҚР ҚК-нің 54-бабы 1-бөлігінің 11-тармағына сәйкес Оразбаев М.Б.-ның қылмыстық жауаптылығы мен жазасын ауырлататын мән-жай төтенше жағдай жағдайында қылмыстық құқық бұзушылық жасау болып табылады.</w:t>
-      </w:r>
-    </w:p>
-    <w:p>
-      <w:pPr>
-        <w:spacing w:after="0"/>
-        <w:ind w:firstLine="567"/>
-        <w:jc w:val="both"/>
-      </w:pPr>
-      <w:r>
-        <w:t>ҚР ҚК-нің 53-бабына сәйкес Балабеков А.Т.-ның қылмыстық жауаптылығы мен жазасын жеңілдететін мән-жай – жас балаларының болуы.</w:t>
-      </w:r>
-    </w:p>
-    <w:p>
-      <w:pPr>
-        <w:spacing w:after="0"/>
-        <w:ind w:firstLine="567"/>
-        <w:jc w:val="both"/>
-      </w:pPr>
-      <w:r>
-        <w:t>ҚР ҚК-нің 54-бабы 1-бөлігінің 11-тармағына сәйкес Балабеков А.Т.-ның қылмыстық жауаптылығы мен жазасын ауырлататын мән-жай төтенше жағдай жағдайында қылмыстық құқық бұзушылық жасау болып табылады.</w:t>
-      </w:r>
-    </w:p>
-    <w:p>
-      <w:pPr>
-        <w:spacing w:after="0"/>
-        <w:ind w:firstLine="567"/>
-        <w:jc w:val="both"/>
-      </w:pPr>
-      <w:r>
-        <w:t>ҚР ҚК-нің 53-бабына сәйкес Әбдіров А.Б.-ның қылмыстық жауаптылығы мен жазасын жеңілдететін мән-жай – жас балаларының болуы.</w:t>
-      </w:r>
-    </w:p>
-    <w:p>
-      <w:pPr>
-        <w:spacing w:after="0"/>
-        <w:ind w:firstLine="567"/>
-        <w:jc w:val="both"/>
-      </w:pPr>
-      <w:r>
-        <w:t>ҚР ҚК-нің 54-бабы 1-бөлігінің 11-тармағына сәйкес Әбдіров А.Б.-ның қылмыстық жауаптылығы мен жазасын ауырлататын мән-жай төтенше жағдай жағдайында қылмыстық құқық бұзушылық жасау болып табылады.</w:t>
-      </w:r>
-    </w:p>
-    <w:p>
-      <w:pPr>
-        <w:spacing w:after="0"/>
-        <w:ind w:firstLine="567"/>
-        <w:jc w:val="both"/>
-      </w:pPr>
-      <w:r>
-        <w:t>ҚР ҚК-нің 53-бабына сәйкес Дуйсенбаев Н.Ж.-ның қылмыстық жауаптылығы мен жазасын жеңілдететін мән-жай – жас балаларының болуы.</w:t>
-      </w:r>
-    </w:p>
-    <w:p>
-      <w:pPr>
-        <w:spacing w:after="0"/>
-        <w:ind w:firstLine="567"/>
-        <w:jc w:val="both"/>
-      </w:pPr>
-      <w:r>
-        <w:t>ҚР ҚК-нің 54-бабына сәйкес Дуйсенбаев Н.Ж.-ның қылмыстық жауаптылығы мен жазасын ауырлататын мән-жайлар жоқ.</w:t>
+        <w:t>1) Мурат Бекайдарович Оразбаев, 1976 жылғы 09 қазанда туған, ұлты қазақ, Қазақстан Республикасының азаматы, Қызылорда облысы Қызылорда қаласында туған, некеде тұрады, 2025 жылғы 19 наурыздағы сағат 18-ден 12 минутта ҚР ҚПК-нің 128-131-баптары тәртібімен ұсталды, оған қатысты 2025 жылғы 20 наурызда Астана қаласының Мамандандырылған ауданаралық тергеу соты күзетпен ұстау түріндегі бұлтартпау шарасын санкциялады, ҚР ҚК-нің 189-бабы 4-бөлігінің 2-тармағында, 189-бабы 3-бөлігінің 1, 2, 3-тармақтарында көзделген қылмыстық құқық бұзушылықтарды жасауда.</w:t>
+      </w:r>
+    </w:p>
+    <w:p>
+      <w:pPr>
+        <w:spacing w:after="0"/>
+        <w:ind w:firstLine="567"/>
+        <w:jc w:val="both"/>
+      </w:pPr>
+      <w:r>
+        <w:t>М.Б. Оразбаев Астана қаласының қылмыстық істер жөніндегі ауданаралық сотының 2024 жылғы 24 сәуірдегі үкімімен бұрын сотталған.</w:t>
+      </w:r>
+    </w:p>
+    <w:p>
+      <w:pPr>
+        <w:spacing w:after="0"/>
+        <w:ind w:firstLine="567"/>
+        <w:jc w:val="both"/>
+      </w:pPr>
+      <w:r>
+        <w:t>2) Арман Толегенович Балабеков, 1991 жылғы 11 сәуірде туған, ұлты қазақ, Қазақстан Республикасының азаматы, Қызылорда облысы Қызылорда қаласында туған, бұрын сотталмаған, некеде тұрады, 2025 жылғы 19 наурыздағы сағат 19-дан 05 минутта ҚР ҚПК-нің 128-131-баптары тәртібімен ұсталды, оған қатысты 2025 жылғы 20 наурызда Астана қаласының Мамандандырылған ауданаралық тергеу соты күзетпен ұстау түріндегі бұлтартпау шарасын санкциялады, ҚР ҚК-нің 189-бабы 4-бөлігінің 2-тармағында, 189-бабы 3-бөлігінің 1, 2, 3-тармақтарында көзделген қылмыстық құқық бұзушылықтарды жасауда.</w:t>
+      </w:r>
+    </w:p>
+    <w:p>
+      <w:pPr>
+        <w:spacing w:after="0"/>
+        <w:ind w:firstLine="567"/>
+        <w:jc w:val="both"/>
+      </w:pPr>
+      <w:r>
+        <w:t>3) Айбек Бахтиярұлы Әбдіров, 1979 жылғы 10 қазанда туған, ұлты қазақ, Қазақстан Республикасының азаматы, Қызылорда облысы Шиелі ауданы Шиелі кентінде туған, бұрын сотталмаған, некеде тұрады, 2025 жылғы 19 наурыздағы сағат 19-дан 27 минутта ҚР ҚПК-нің 128-131-баптары тәртібімен ұсталды, оған қатысты 2025 жылғы 20 наурызда Астана қаласының Мамандандырылған ауданаралық тергеу соты күзетпен ұстау түріндегі бұлтартпау шарасын санкциялады, ҚР ҚК-нің 189-бабы 4-бөлігінің 2-тармағында, 189-бабы 3-бөлігінің 1, 2, 3-тармақтарында көзделген қылмыстық құқық бұзушылықтарды жасауда.</w:t>
+      </w:r>
+    </w:p>
+    <w:p>
+      <w:pPr>
+        <w:spacing w:after="0"/>
+        <w:ind w:firstLine="567"/>
+        <w:jc w:val="both"/>
+      </w:pPr>
+      <w:r>
+        <w:t>4) Нурбол Жомартович Дуйсенбаев, 1990 жылғы 26 қазанда туған, ұлты қазақ, Қазақстан Республикасының азаматы, Қызылорда облысы Қызылорда қаласы Абай ауылында туған, бұрын сотталмаған, некеде тұрады, оған қатысты 2025 жылғы 27 наурызда «Ешқайда кетпеу және өзін дұрыс ұстау туралы қолхат» түріндегі бұлтартпау шарасы қолданылды, ҚР ҚК-нің 189-бабы 2-бөлігінің 3-тармағында көзделген қылмыстық құқық бұзушылықтарды жасауда.</w:t>
+      </w:r>
+    </w:p>
+    <w:p>
+      <w:pPr>
+        <w:spacing w:after="0"/>
+        <w:ind w:firstLine="567"/>
+        <w:jc w:val="both"/>
+      </w:pPr>
+      <w:r>
+        <w:t>Сотталушылар М.Б. Оразбаев, А.Т. Балабеков, А.Б. Әбдіров және Н.Ж. Дуйсенбаевтың жауаптылығын ауырлататын және жеңілдететін мән-жайлар:</w:t>
+      </w:r>
+    </w:p>
+    <w:p>
+      <w:pPr>
+        <w:spacing w:after="0"/>
+        <w:ind w:firstLine="567"/>
+        <w:jc w:val="both"/>
+      </w:pPr>
+      <w:r>
+        <w:t>ҚР ҚК-нің 53-бабына сәйкес М.Б. Оразбаевтың қылмыстық жауаптылығы мен жазасын жеңілдететін мән-жайлар жоқ.</w:t>
+      </w:r>
+    </w:p>
+    <w:p>
+      <w:pPr>
+        <w:spacing w:after="0"/>
+        <w:ind w:firstLine="567"/>
+        <w:jc w:val="both"/>
+      </w:pPr>
+      <w:r>
+        <w:t>ҚР ҚК-нің 54-бабы 1-бөлігінің 11-тармағына сәйкес М.Б. Оразбаевтың қылмыстық жауаптылығы мен жазасын ауырлататын мән-жай төтенше жағдай жағдайында қылмыстық құқық бұзушылық жасау болып табылады.</w:t>
+      </w:r>
+    </w:p>
+    <w:p>
+      <w:pPr>
+        <w:spacing w:after="0"/>
+        <w:ind w:firstLine="567"/>
+        <w:jc w:val="both"/>
+      </w:pPr>
+      <w:r>
+        <w:t>ҚР ҚК-нің 53-бабына сәйкес А.Т. Балабековтың қылмыстық жауаптылығы мен жазасын жеңілдететін мән-жай – жас балаларының болуы.</w:t>
+      </w:r>
+    </w:p>
+    <w:p>
+      <w:pPr>
+        <w:spacing w:after="0"/>
+        <w:ind w:firstLine="567"/>
+        <w:jc w:val="both"/>
+      </w:pPr>
+      <w:r>
+        <w:t>ҚР ҚК-нің 54-бабы 1-бөлігінің 11-тармағына сәйкес А.Т. Балабековтың қылмыстық жауаптылығы мен жазасын ауырлататын мән-жай төтенше жағдай жағдайында қылмыстық құқық бұзушылық жасау болып табылады.</w:t>
+      </w:r>
+    </w:p>
+    <w:p>
+      <w:pPr>
+        <w:spacing w:after="0"/>
+        <w:ind w:firstLine="567"/>
+        <w:jc w:val="both"/>
+      </w:pPr>
+      <w:r>
+        <w:t>ҚР ҚК-нің 53-бабына сәйкес А.Б. Әбдіровтың қылмыстық жауаптылығы мен жазасын жеңілдететін мән-жай – жас балаларының болуы.</w:t>
+      </w:r>
+    </w:p>
+    <w:p>
+      <w:pPr>
+        <w:spacing w:after="0"/>
+        <w:ind w:firstLine="567"/>
+        <w:jc w:val="both"/>
+      </w:pPr>
+      <w:r>
+        <w:t>ҚР ҚК-нің 54-бабы 1-бөлігінің 11-тармағына сәйкес А.Б. Әбдіровтың қылмыстық жауаптылығы мен жазасын ауырлататын мән-жай төтенше жағдай жағдайында қылмыстық құқық бұзушылық жасау болып табылады.</w:t>
+      </w:r>
+    </w:p>
+    <w:p>
+      <w:pPr>
+        <w:spacing w:after="0"/>
+        <w:ind w:firstLine="567"/>
+        <w:jc w:val="both"/>
+      </w:pPr>
+      <w:r>
+        <w:t>ҚР ҚК-нің 53-бабына сәйкес Н.Ж. Дуйсенбаевтың қылмыстық жауаптылығы мен жазасын жеңілдететін мән-жай – жас балаларының болуы.</w:t>
+      </w:r>
+    </w:p>
+    <w:p>
+      <w:pPr>
+        <w:spacing w:after="0"/>
+        <w:ind w:firstLine="567"/>
+        <w:jc w:val="both"/>
+      </w:pPr>
+      <w:r>
+        <w:t>ҚР ҚК-нің 54-бабына сәйкес Н.Ж. Дуйсенбаевтың қылмыстық жауаптылығы мен жазасын ауырлататын мән-жайлар жоқ.</w:t>
       </w:r>
     </w:p>
     <w:p>
@@ -3252,7 +3251,7 @@
         <w:jc w:val="both"/>
       </w:pPr>
       <w:r>
-        <w:t>- Кәсіпорынның жәбірленуші өкілі Базарбеков Е.Қ.-нан 2024 жылғы 12 тамызда жауап алу хаттамасымен (2-т., 64-70-іс п.);</w:t>
+        <w:t>- Кәсіпорынның жәбірленуші өкілі Е.Қ. Базарбековтан 2024 жылғы 12 тамызда жауап алу хаттамасымен (2-т., 64-70-іс п.);</w:t>
       </w:r>
     </w:p>
     <w:p>
@@ -3272,27 +3271,27 @@
         <w:jc w:val="both"/>
       </w:pPr>
       <w:r>
-        <w:t>- Кәсіпорынның жәбірленуші өкілі Кузеров Б.А.-нан 2024 жылғы 07 қыркүйекте жауап алу хаттамасымен (2-т., 121-128-іс п.);</w:t>
-      </w:r>
-    </w:p>
-    <w:p>
-      <w:pPr>
-        <w:spacing w:after="0"/>
-        <w:ind w:firstLine="567"/>
-        <w:jc w:val="both"/>
-      </w:pPr>
-      <w:r>
-        <w:t>- Ақмола облысы, Қосшы қаласы, Қобыланды батыр көшесі, 26/26/1 үй мекенжайы бойынша Калымбетов Г.Б.-ның қатысуымен 2024 жылғы 20 қыркүйектегі тінту хаттамасымен (Hyundai автомобиліне арналған қара түсті 2 бампер алынды) (3-т., 58-65-іс п.);</w:t>
-      </w:r>
-    </w:p>
-    <w:p>
-      <w:pPr>
-        <w:spacing w:after="0"/>
-        <w:ind w:firstLine="567"/>
-        <w:jc w:val="both"/>
-      </w:pPr>
-      <w:r>
-        <w:t>- Ақмола облысы, Целиноград облысы, «Нұрлы» ТК, 9-көше, 29 үй мекенжайы бойынша Балабеков А.Т.-ның қатысуымен 2024 жылғы 20 қыркүйектегі тінту хаттамасымен («Iphone 14» маркалы 1 ұялы телефон және 720 000 теңге мөлшеріндегі ақшалай қаражат алынды) (3-т., 87-92-іс п.);</w:t>
+        <w:t>- Кәсіпорынның жәбірленуші өкілі Б.А. Кузеровтан 2024 жылғы 07 қыркүйекте жауап алу хаттамасымен (2-т., 121-128-іс п.);</w:t>
+      </w:r>
+    </w:p>
+    <w:p>
+      <w:pPr>
+        <w:spacing w:after="0"/>
+        <w:ind w:firstLine="567"/>
+        <w:jc w:val="both"/>
+      </w:pPr>
+      <w:r>
+        <w:t>- Ақмола облысы, Қосшы қаласы, Қобыланды батыр көшесі, 26/26/1 үй мекенжайы бойынша Г.Б. Калымбетовтың қатысуымен 2024 жылғы 20 қыркүйектегі тінту хаттамасымен (Hyundai автомобиліне арналған қара түсті 2 бампер алынды) (3-т., 58-65-іс п.);</w:t>
+      </w:r>
+    </w:p>
+    <w:p>
+      <w:pPr>
+        <w:spacing w:after="0"/>
+        <w:ind w:firstLine="567"/>
+        <w:jc w:val="both"/>
+      </w:pPr>
+      <w:r>
+        <w:t>- Ақмола облысы, Целиноград облысы, «Нұрлы» ТК, 9-көше, 29 үй мекенжайы бойынша А.Т. Балабековтың қатысуымен 2024 жылғы 20 қыркүйектегі тінту хаттамасымен («Iphone 14» маркалы 1 ұялы телефон және 720 000 теңге мөлшеріндегі ақшалай қаражат алынды) (3-т., 87-92-іс п.);</w:t>
       </w:r>
     </w:p>
     <w:p>
@@ -3312,77 +3311,77 @@
         <w:jc w:val="both"/>
       </w:pPr>
       <w:r>
-        <w:t>- 2024 жылғы 23 қыркүйектегі ақшалай қаражатты қарау хаттамасымен (Балабеков А.-дан тінту барысында алынған 720 000 теңге мөлшеріндегі ақшалай қаражат қаралды) (заттай дәлелдемелер ҚР ГП банктік шотында сақталады) (4-т., 143-147-іс п.);</w:t>
-      </w:r>
-    </w:p>
-    <w:p>
-      <w:pPr>
-        <w:spacing w:after="0"/>
-        <w:ind w:firstLine="567"/>
-        <w:jc w:val="both"/>
-      </w:pPr>
-      <w:r>
-        <w:t>- Танабаев Г.С.-ның қара түсті Samsung Galaxy S21 FE 5G маркалы ұялы телефонын 2024 жылғы 24 қыркүйекте қарау хаттамасымен (WhatsApp мессенджерлерінде «Айбек» (+7-701-412-70-75) және «Nurbol» (+7-775-199-62-63) абоненттерімен Hyundai H350/Hyundai H1 (санитариялық автокөлік) маркалы автомобильдерге автобөлшектерді сату мен сатып алу туралы масқаралайтын сипаттағы хат жазысулар анықталды) (5-т., 1-9-іс п.);</w:t>
-      </w:r>
-    </w:p>
-    <w:p>
-      <w:pPr>
-        <w:spacing w:after="0"/>
-        <w:ind w:firstLine="567"/>
-        <w:jc w:val="both"/>
-      </w:pPr>
-      <w:r>
-        <w:t>- Балабеков А.Т.-ның қара түсті Iphone 14 маркалы ұялы телефонын 2024 жылғы 24 қыркүйекте қарау хаттамасымен (5-т., 14-17-іс п.);</w:t>
-      </w:r>
-    </w:p>
-    <w:p>
-      <w:pPr>
-        <w:spacing w:after="0"/>
-        <w:ind w:firstLine="567"/>
-        <w:jc w:val="both"/>
-      </w:pPr>
-      <w:r>
-        <w:t>- «Hyundai Trans Auto» ЖШС-нен Кәсіпорын директоры Оразбаев М.Б.-ның атына 2020 жылғы 23 қыркүйектегі хатпен, Компания, «БРК-Лизинг» АҚ «Қазақстанның Даму Банкі» АҚ еншілес ұйымы мен Кәсіпорын арасында 2020 жылғы 13 мамырдағы №256/159/1-КП қаржы лизингі бойынша сатып алынған автомобильдер шеңберінде кепілдік мерзімі кезеңінде техникалық қызмет көрсету мен жөндеу жөніндегі міндеттемелерді орындау үшін Астана қаласындағы «Truck Auto» ЖШС дилерлік орталығымен Hyundai H350 жедел медициналық жәрдем автомобильдеріне техникалық қызмет көрсету жөнінде тиісті шарт жасасу қажеттігі туралы. Кепілдік мерзімі 3 жылға немесе 150 000 км-ге берілген (5-т., 52-53-іс п.);</w:t>
-      </w:r>
-    </w:p>
-    <w:p>
-      <w:pPr>
-        <w:spacing w:after="0"/>
-        <w:ind w:firstLine="567"/>
-        <w:jc w:val="both"/>
-      </w:pPr>
-      <w:r>
-        <w:t>- Кәсіпорын директоры Оразбаев М.Б.-ның «Hyundai Trans Auto» ЖШС-нің атына 2020 жылғы 09 қазандағы №05-07-276 шығыс нөміріндегі хатымен, Компания, «БРК-Лизинг» АҚ «Қазақстанның Даму Банкі» АҚ еншілес ұйымы мен Кәсіпорын арасында 2020 жылғы 13 мамырдағы №256/159/1-КП қаржы лизингі бойынша сатып алынған автомобильдер шеңберінде кепілдік мерзімі кезеңінде техникалық қызмет көрсету мен жөндеу жөніндегі міндеттемелерді орындау үшін Астана қаласындағы «Truck Auto» ЖШС дилерлік орталығымен Hyundai H350 жедел медициналық жәрдем автомобильдеріне техникалық қызмет көрсету жөнінде тиісті шарт жасасу қажеттігі туралы. Кепілдік мерзімі 3 жылға немесе 150 000 км-ге берілген (5-т., 54-55-іс п.);</w:t>
-      </w:r>
-    </w:p>
-    <w:p>
-      <w:pPr>
-        <w:spacing w:after="0"/>
-        <w:ind w:firstLine="567"/>
-        <w:jc w:val="both"/>
-      </w:pPr>
-      <w:r>
-        <w:t>- Куә Дуйсенбаев Н.Ж.-дан 2024 жылғы 13 қарашада жауап алу хаттамасымен (6-т., 75-82-іс п.);</w:t>
-      </w:r>
-    </w:p>
-    <w:p>
-      <w:pPr>
-        <w:spacing w:after="0"/>
-        <w:ind w:firstLine="567"/>
-        <w:jc w:val="both"/>
-      </w:pPr>
-      <w:r>
-        <w:t>- Куә Дуйсенбаев Н.Ж.-дан 2024 жылғы 16 қарашада қосымша жауап алу хаттамасымен (6-т., 83-94-іс п.);</w:t>
-      </w:r>
-    </w:p>
-    <w:p>
-      <w:pPr>
-        <w:spacing w:after="0"/>
-        <w:ind w:firstLine="567"/>
-        <w:jc w:val="both"/>
-      </w:pPr>
-      <w:r>
-        <w:t>- Дуйсенбаев Н.Ж.-ның сұр түсті Samsung А13 маркалы ұялы телефонын 2024 жылғы 15 қарашада қарау хаттамасымен (WhatsApp мессенджерлерінде «Арман» (+7-778-808-77-07), «Арман пахан» (+7-771-404-62-68), «103 Айбек» (+7-701-412-70-72) және басқа да абоненттермен хат жазысулар анықталды) (6-т., 105-112-іс п.);</w:t>
+        <w:t>- 2024 жылғы 23 қыркүйектегі ақшалай қаражатты қарау хаттамасымен (А. Балабековтан тінту барысында алынған 720 000 теңге мөлшеріндегі ақшалай қаражат қаралды) (заттай дәлелдемелер ҚР ГП банктік шотында сақталады) (4-т., 143-147-іс п.);</w:t>
+      </w:r>
+    </w:p>
+    <w:p>
+      <w:pPr>
+        <w:spacing w:after="0"/>
+        <w:ind w:firstLine="567"/>
+        <w:jc w:val="both"/>
+      </w:pPr>
+      <w:r>
+        <w:t>- Г.С. Танабаевтың қара түсті Samsung Galaxy S21 FE 5G маркалы ұялы телефонын 2024 жылғы 24 қыркүйекте қарау хаттамасымен (WhatsApp мессенджерлерінде «Айбек» (+7-701-412-70-75) және «Nurbol» (+7-775-199-62-63) абоненттерімен Hyundai H350/Hyundai H1 (санитариялық автокөлік) маркалы автомобильдерге автобөлшектерді сату мен сатып алу туралы масқаралайтын сипаттағы хат жазысулар анықталды) (5-т., 1-9-іс п.);</w:t>
+      </w:r>
+    </w:p>
+    <w:p>
+      <w:pPr>
+        <w:spacing w:after="0"/>
+        <w:ind w:firstLine="567"/>
+        <w:jc w:val="both"/>
+      </w:pPr>
+      <w:r>
+        <w:t>- А.Т. Балабековтың қара түсті Iphone 14 маркалы ұялы телефонын 2024 жылғы 24 қыркүйекте қарау хаттамасымен (5-т., 14-17-іс п.);</w:t>
+      </w:r>
+    </w:p>
+    <w:p>
+      <w:pPr>
+        <w:spacing w:after="0"/>
+        <w:ind w:firstLine="567"/>
+        <w:jc w:val="both"/>
+      </w:pPr>
+      <w:r>
+        <w:t>- «Hyundai Trans Auto» ЖШС-нен Кәсіпорын директоры М.Б. Оразбаевтың атына 2020 жылғы 23 қыркүйектегі хатпен, Компания, «БРК-Лизинг» АҚ «Қазақстанның Даму Банкі» АҚ еншілес ұйымы мен Кәсіпорын арасында 2020 жылғы 13 мамырдағы №256/159/1-КП қаржы лизингі бойынша сатып алынған автомобильдер шеңберінде кепілдік мерзімі кезеңінде техникалық қызмет көрсету мен жөндеу жөніндегі міндеттемелерді орындау үшін Астана қаласындағы «Truck Auto» ЖШС дилерлік орталығымен Hyundai H350 жедел медициналық жәрдем автомобильдеріне техникалық қызмет көрсету жөнінде тиісті шарт жасасу қажеттігі туралы. Кепілдік мерзімі 3 жылға немесе 150 000 км-ге берілген (5-т., 52-53-іс п.);</w:t>
+      </w:r>
+    </w:p>
+    <w:p>
+      <w:pPr>
+        <w:spacing w:after="0"/>
+        <w:ind w:firstLine="567"/>
+        <w:jc w:val="both"/>
+      </w:pPr>
+      <w:r>
+        <w:t>- Кәсіпорын директоры М.Б. Оразбаевтың «Hyundai Trans Auto» ЖШС-нің атына 2020 жылғы 09 қазандағы №05-07-276 шығыс нөміріндегі хатымен, Компания, «БРК-Лизинг» АҚ «Қазақстанның Даму Банкі» АҚ еншілес ұйымы мен Кәсіпорын арасында 2020 жылғы 13 мамырдағы №256/159/1-КП қаржы лизингі бойынша сатып алынған автомобильдер шеңберінде кепілдік мерзімі кезеңінде техникалық қызмет көрсету мен жөндеу жөніндегі міндеттемелерді орындау үшін Астана қаласындағы «Truck Auto» ЖШС дилерлік орталығымен Hyundai H350 жедел медициналық жәрдем автомобильдеріне техникалық қызмет көрсету жөнінде тиісті шарт жасасу қажеттігі туралы. Кепілдік мерзімі 3 жылға немесе 150 000 км-ге берілген (5-т., 54-55-іс п.);</w:t>
+      </w:r>
+    </w:p>
+    <w:p>
+      <w:pPr>
+        <w:spacing w:after="0"/>
+        <w:ind w:firstLine="567"/>
+        <w:jc w:val="both"/>
+      </w:pPr>
+      <w:r>
+        <w:t>- Куә Н.Ж. Дуйсенбаевтан 2024 жылғы 13 қарашада жауап алу хаттамасымен (6-т., 75-82-іс п.);</w:t>
+      </w:r>
+    </w:p>
+    <w:p>
+      <w:pPr>
+        <w:spacing w:after="0"/>
+        <w:ind w:firstLine="567"/>
+        <w:jc w:val="both"/>
+      </w:pPr>
+      <w:r>
+        <w:t>- Куә Н.Ж. Дуйсенбаевтан 2024 жылғы 16 қарашада қосымша жауап алу хаттамасымен (6-т., 83-94-іс п.);</w:t>
+      </w:r>
+    </w:p>
+    <w:p>
+      <w:pPr>
+        <w:spacing w:after="0"/>
+        <w:ind w:firstLine="567"/>
+        <w:jc w:val="both"/>
+      </w:pPr>
+      <w:r>
+        <w:t>- Н.Ж. Дуйсенбаевтың сұр түсті Samsung А13 маркалы ұялы телефонын 2024 жылғы 15 қарашада қарау хаттамасымен (WhatsApp мессенджерлерінде «Арман» (+7-778-808-77-07), «Арман пахан» (+7-771-404-62-68), «103 Айбек» (+7-701-412-70-72) және басқа да абоненттермен хат жазысулар анықталды) (6-т., 105-112-іс п.);</w:t>
       </w:r>
     </w:p>
     <w:p>
@@ -3502,7 +3501,7 @@
         <w:jc w:val="both"/>
       </w:pPr>
       <w:r>
-        <w:t>- Маманның (аудитор Танкаева Т.А.) 2025 жылғы 25 қаңтардағы қорытындысымен (31-т., 96-175-іс п., 32-т., 1-108-іс п.);</w:t>
+        <w:t>- Маманның (аудитор Т.А. Танкаева) 2025 жылғы 25 қаңтардағы қорытындысымен (31-т., 96-175-іс п., 32-т., 1-108-іс п.);</w:t>
       </w:r>
     </w:p>
     <w:p>
@@ -3592,697 +3591,697 @@
         <w:jc w:val="both"/>
       </w:pPr>
       <w:r>
-        <w:t>- Бейсенбай Ж.Д.-дан 2024 жылғы 27 қыркүйекте куә ретінде жауап алу хаттамасымен (36-т., 1-10-іс п.);</w:t>
-      </w:r>
-    </w:p>
-    <w:p>
-      <w:pPr>
-        <w:spacing w:after="0"/>
-        <w:ind w:firstLine="567"/>
-        <w:jc w:val="both"/>
-      </w:pPr>
-      <w:r>
-        <w:t>- Закир А.Г.-дан 2024 жылғы 30 қыркүйекте куә ретінде жауап алу хаттамасымен (36-т., 11-18-іс п.);</w:t>
-      </w:r>
-    </w:p>
-    <w:p>
-      <w:pPr>
-        <w:spacing w:after="0"/>
-        <w:ind w:firstLine="567"/>
-        <w:jc w:val="both"/>
-      </w:pPr>
-      <w:r>
-        <w:t>- Маевский С.В.-дан 2024 жылғы 01 қазанда куә ретінде жауап алу хаттамасымен (36-т., 19-30-іс п.);</w:t>
-      </w:r>
-    </w:p>
-    <w:p>
-      <w:pPr>
-        <w:spacing w:after="0"/>
-        <w:ind w:firstLine="567"/>
-        <w:jc w:val="both"/>
-      </w:pPr>
-      <w:r>
-        <w:t>- Кузембаев Б.К.-дан 2024 жылғы 02 қазанда куә ретінде жауап алу хаттамасымен (36-т., 31-38-іс п.);</w:t>
-      </w:r>
-    </w:p>
-    <w:p>
-      <w:pPr>
-        <w:spacing w:after="0"/>
-        <w:ind w:firstLine="567"/>
-        <w:jc w:val="both"/>
-      </w:pPr>
-      <w:r>
-        <w:t>- Нурлан Е.-ден 2024 жылғы 23 қазанда куә ретінде жауап алу хаттамасымен (36-т., 53-67-іс п.);</w:t>
-      </w:r>
-    </w:p>
-    <w:p>
-      <w:pPr>
-        <w:spacing w:after="0"/>
-        <w:ind w:firstLine="567"/>
-        <w:jc w:val="both"/>
-      </w:pPr>
-      <w:r>
-        <w:t>- Капшаев Т.Р.-дан 2024 жылғы 23 қазанда куә ретінде жауап алу хаттамасымен (36-т., 68-83-іс п.);</w:t>
-      </w:r>
-    </w:p>
-    <w:p>
-      <w:pPr>
-        <w:spacing w:after="0"/>
-        <w:ind w:firstLine="567"/>
-        <w:jc w:val="both"/>
-      </w:pPr>
-      <w:r>
-        <w:t>- Манашев К.Р.-дан 2024 жылғы 29 қазанда куә ретінде жауап алу хаттамасымен (36-т., 84-93-іс п.);</w:t>
-      </w:r>
-    </w:p>
-    <w:p>
-      <w:pPr>
-        <w:spacing w:after="0"/>
-        <w:ind w:firstLine="567"/>
-        <w:jc w:val="both"/>
-      </w:pPr>
-      <w:r>
-        <w:t>- Тілеген А.-дан 2024 жылғы 06 қарашада куә ретінде жауап алу хаттамасымен (36-т., 104-113-іс п.);</w:t>
-      </w:r>
-    </w:p>
-    <w:p>
-      <w:pPr>
-        <w:spacing w:after="0"/>
-        <w:ind w:firstLine="567"/>
-        <w:jc w:val="both"/>
-      </w:pPr>
-      <w:r>
-        <w:t>- Дуйсенов Д.Ы.-дан 2023 жылғы 22 қарашада куә ретінде жауап алу хаттамасымен (36-т., 124-133-іс п.);</w:t>
-      </w:r>
-    </w:p>
-    <w:p>
-      <w:pPr>
-        <w:spacing w:after="0"/>
-        <w:ind w:firstLine="567"/>
-        <w:jc w:val="both"/>
-      </w:pPr>
-      <w:r>
-        <w:t>- Калиев С.У.-дан 2024 жылғы 07 қарашада куә ретінде жауап алу хаттамасымен (36-т., 134-140-іс п.);</w:t>
-      </w:r>
-    </w:p>
-    <w:p>
-      <w:pPr>
-        <w:spacing w:after="0"/>
-        <w:ind w:firstLine="567"/>
-        <w:jc w:val="both"/>
-      </w:pPr>
-      <w:r>
-        <w:t>- Капшаев Т.Р.-дан 2024 жылғы 11 қарашада куә ретінде қосымша жауап алу хаттамасымен (36-т., 151-156-іс п.);</w:t>
-      </w:r>
-    </w:p>
-    <w:p>
-      <w:pPr>
-        <w:spacing w:after="0"/>
-        <w:ind w:firstLine="567"/>
-        <w:jc w:val="both"/>
-      </w:pPr>
-      <w:r>
-        <w:t>- Жакиянов К.Т.-дан 2024 жылғы 27 қарашада куә ретінде жауап алу хаттамасымен (37-т., 1-16-іс п.);</w:t>
-      </w:r>
-    </w:p>
-    <w:p>
-      <w:pPr>
-        <w:spacing w:after="0"/>
-        <w:ind w:firstLine="567"/>
-        <w:jc w:val="both"/>
-      </w:pPr>
-      <w:r>
-        <w:t>- Рамазанов С.К.-дан 2024 жылғы 28 қарашада куә ретінде жауап алу хаттамасымен (37-т., 17-31-іс п.);</w:t>
-      </w:r>
-    </w:p>
-    <w:p>
-      <w:pPr>
-        <w:spacing w:after="0"/>
-        <w:ind w:firstLine="567"/>
-        <w:jc w:val="both"/>
-      </w:pPr>
-      <w:r>
-        <w:t>- Байболов С.К.-дан 2024 жылғы 28 қарашада куә ретінде жауап алу хаттамасымен (37-т., 32-40-іс п.);</w:t>
-      </w:r>
-    </w:p>
-    <w:p>
-      <w:pPr>
-        <w:spacing w:after="0"/>
-        <w:ind w:firstLine="567"/>
-        <w:jc w:val="both"/>
-      </w:pPr>
-      <w:r>
-        <w:t>- Ажгалиев Х.Б.-дан 2024 жылғы 30 қарашада куә ретінде жауап алу хаттамасымен (37-т., 57-70-іс п.);</w:t>
-      </w:r>
-    </w:p>
-    <w:p>
-      <w:pPr>
-        <w:spacing w:after="0"/>
-        <w:ind w:firstLine="567"/>
-        <w:jc w:val="both"/>
-      </w:pPr>
-      <w:r>
-        <w:t>- Айтқазы Н.М.-нан 2024 жылғы 17 желтоқсанда куә ретінде жауап алу хаттамасымен (37-т., 105-113-іс п.);</w:t>
-      </w:r>
-    </w:p>
-    <w:p>
-      <w:pPr>
-        <w:spacing w:after="0"/>
-        <w:ind w:firstLine="567"/>
-        <w:jc w:val="both"/>
-      </w:pPr>
-      <w:r>
-        <w:t>- Бейсенбаев Ж.Д.-дан 2024 жылғы 17 желтоқсанда куә ретінде қосымша жауап алу хаттамасымен (37-т., 114-122-іс п.);</w:t>
-      </w:r>
-    </w:p>
-    <w:p>
-      <w:pPr>
-        <w:spacing w:after="0"/>
-        <w:ind w:firstLine="567"/>
-        <w:jc w:val="both"/>
-      </w:pPr>
-      <w:r>
-        <w:t>- Алимбаев Ж.А.-дан 2024 жылғы 17 желтоқсанда куә ретінде жауап алу хаттамасымен (37-т., 125-132-іс п.);</w:t>
-      </w:r>
-    </w:p>
-    <w:p>
-      <w:pPr>
-        <w:spacing w:after="0"/>
-        <w:ind w:firstLine="567"/>
-        <w:jc w:val="both"/>
-      </w:pPr>
-      <w:r>
-        <w:t>- Мустафин М.К.-дан 2024 жылғы 20 желтоқсанда куә ретінде жауап алу хаттамасымен (37-т., 149-156-іс п.);</w:t>
-      </w:r>
-    </w:p>
-    <w:p>
-      <w:pPr>
-        <w:spacing w:after="0"/>
-        <w:ind w:firstLine="567"/>
-        <w:jc w:val="both"/>
-      </w:pPr>
-      <w:r>
-        <w:t>- Орданов А.Т.-дан 2024 жылғы 24 желтоқсанда куә ретінде жауап алу хаттамасымен (37-т., 165-172-іс п.);</w:t>
-      </w:r>
-    </w:p>
-    <w:p>
-      <w:pPr>
-        <w:spacing w:after="0"/>
-        <w:ind w:firstLine="567"/>
-        <w:jc w:val="both"/>
-      </w:pPr>
-      <w:r>
-        <w:t>- Жангарашев А.К.-дан 2024 жылғы 25 желтоқсанда куә ретінде жауап алу хаттамасымен (38-т., 9-16-іс п.);</w:t>
-      </w:r>
-    </w:p>
-    <w:p>
-      <w:pPr>
-        <w:spacing w:after="0"/>
-        <w:ind w:firstLine="567"/>
-        <w:jc w:val="both"/>
-      </w:pPr>
-      <w:r>
-        <w:t>- Тлеумуратов А.У.-дан 2024 жылғы 25 желтоқсанда куә ретінде жауап алу хаттамасымен (38-т., 17-25-іс п.);</w:t>
-      </w:r>
-    </w:p>
-    <w:p>
-      <w:pPr>
-        <w:spacing w:after="0"/>
-        <w:ind w:firstLine="567"/>
-        <w:jc w:val="both"/>
-      </w:pPr>
-      <w:r>
-        <w:t>- Мусаев Н.К.-дан 2025 жылғы 14 қаңтарда куә ретінде жауап алу хаттамасымен (38-т., 131-138-іс п.);</w:t>
-      </w:r>
-    </w:p>
-    <w:p>
-      <w:pPr>
-        <w:spacing w:after="0"/>
-        <w:ind w:firstLine="567"/>
-        <w:jc w:val="both"/>
-      </w:pPr>
-      <w:r>
-        <w:t>- Абдикаббаров Б.К.-дан 2025 жылғы 14 қаңтарда куә ретінде жауап алу хаттамасымен (38-т., 139-164-іс п.);</w:t>
-      </w:r>
-    </w:p>
-    <w:p>
-      <w:pPr>
-        <w:spacing w:after="0"/>
-        <w:ind w:firstLine="567"/>
-        <w:jc w:val="both"/>
-      </w:pPr>
-      <w:r>
-        <w:t>- Молдабеков Е.Ж.-дан 2025 жылғы 14 қаңтарда куә ретінде жауап алу хаттамасымен (38-т., 147-154-іс п.);</w:t>
-      </w:r>
-    </w:p>
-    <w:p>
-      <w:pPr>
-        <w:spacing w:after="0"/>
-        <w:ind w:firstLine="567"/>
-        <w:jc w:val="both"/>
-      </w:pPr>
-      <w:r>
-        <w:t>- Тржанов К.З.-дан 2025 жылғы 16 қаңтарда куә ретінде жауап алу хаттамасымен (38-т., 165-172-іс п.);</w:t>
-      </w:r>
-    </w:p>
-    <w:p>
-      <w:pPr>
-        <w:spacing w:after="0"/>
-        <w:ind w:firstLine="567"/>
-        <w:jc w:val="both"/>
-      </w:pPr>
-      <w:r>
-        <w:t>- Хусаинова Б.Х.-дан 2024 жылғы 09 желтоқсанда куә ретінде жауап алу хаттамасымен (39-т., 22-36-іс п.);</w:t>
-      </w:r>
-    </w:p>
-    <w:p>
-      <w:pPr>
-        <w:spacing w:after="0"/>
-        <w:ind w:firstLine="567"/>
-        <w:jc w:val="both"/>
-      </w:pPr>
-      <w:r>
-        <w:t>- Сулейменова Ж.К.-дан 2024 жылғы 10 желтоқсанда куә ретінде жауап алу хаттамасымен (39-т., 39-51-іс п.);</w:t>
-      </w:r>
-    </w:p>
-    <w:p>
-      <w:pPr>
-        <w:spacing w:after="0"/>
-        <w:ind w:firstLine="567"/>
-        <w:jc w:val="both"/>
-      </w:pPr>
-      <w:r>
-        <w:t>- Кантарбаева А.У.-дан 2024 жылғы 06 ақпанда куә ретінде жауап алу хаттамасымен (40-т., 70-78-іс п.);</w:t>
-      </w:r>
-    </w:p>
-    <w:p>
-      <w:pPr>
-        <w:spacing w:after="0"/>
-        <w:ind w:firstLine="567"/>
-        <w:jc w:val="both"/>
-      </w:pPr>
-      <w:r>
-        <w:t>- Куә Айтказы Н.М. мен қорғану құқығы бар куә Әбдіров А.Б. арасындағы 2025 жылғы 28 ақпандағы беттестіру хаттамасымен (40-т., 172-176-іс п.);</w:t>
-      </w:r>
-    </w:p>
-    <w:p>
-      <w:pPr>
-        <w:spacing w:after="0"/>
-        <w:ind w:firstLine="567"/>
-        <w:jc w:val="both"/>
-      </w:pPr>
-      <w:r>
-        <w:t>- Маманның (автокөлік құралдарын монтаждау және жөндеу жұмыстары саласындағы, «Hyundai Com Trans Kazakhstan» ЖШС қызметкері Чубаев А.С.) 2025 жылғы 13 қаңтардағы қорытындысымен (50-т., 21-24-іс п.);</w:t>
-      </w:r>
-    </w:p>
-    <w:p>
-      <w:pPr>
-        <w:spacing w:after="0"/>
-        <w:ind w:firstLine="567"/>
-        <w:jc w:val="both"/>
-      </w:pPr>
-      <w:r>
-        <w:t>- Маман Чубаев А.С.-нің 2025 жылғы 13 қаңтардағы қорытындысына қосымша DVD-R дискімен (50-т., 99-іс п.);</w:t>
-      </w:r>
-    </w:p>
-    <w:p>
-      <w:pPr>
-        <w:spacing w:after="0"/>
-        <w:ind w:firstLine="567"/>
-        <w:jc w:val="both"/>
-      </w:pPr>
-      <w:r>
-        <w:t>- Маманның (қосалқы автобөлшектер саласындағы, «Truck Auto» ЖШС қосалқы бөлшектер бөлімінің бастығы Табунщик Е.А.) 2025 жылғы 15 қаңтардағы қорытындысымен (50-т., 104-108-іс п.);</w:t>
-      </w:r>
-    </w:p>
-    <w:p>
-      <w:pPr>
-        <w:spacing w:after="0"/>
-        <w:ind w:firstLine="567"/>
-        <w:jc w:val="both"/>
-      </w:pPr>
-      <w:r>
-        <w:t>- Хусаинова Б.Х.-дан 2025 жылғы 17 қаңтарда куә ретінде қосымша жауап алу хаттамасымен (50-т., 116-122-іс п.);</w:t>
-      </w:r>
-    </w:p>
-    <w:p>
-      <w:pPr>
-        <w:spacing w:after="0"/>
-        <w:ind w:firstLine="567"/>
-        <w:jc w:val="both"/>
-      </w:pPr>
-      <w:r>
-        <w:t>- Закир А.Т.-дан 2025 жылғы 18 қаңтарда куә ретінде қосымша жауап алу хаттамасымен (51-т., 17-25-іс п.);</w:t>
-      </w:r>
-    </w:p>
-    <w:p>
-      <w:pPr>
-        <w:spacing w:after="0"/>
-        <w:ind w:firstLine="567"/>
-        <w:jc w:val="both"/>
-      </w:pPr>
-      <w:r>
-        <w:t>- Баянбаев А.С.-дан 2025 жылғы 18 қаңтарда куә ретінде жауап алу хаттамасымен (51-т., 26-33-іс п.);</w:t>
-      </w:r>
-    </w:p>
-    <w:p>
-      <w:pPr>
-        <w:spacing w:after="0"/>
-        <w:ind w:firstLine="567"/>
-        <w:jc w:val="both"/>
-      </w:pPr>
-      <w:r>
-        <w:t>- Куә Капшаев Т.Р. мен қорғану құқығы бар куә Әбдіров А.Б. арасындағы 2025 жылғы 19 ақпандағы беттестіру хаттамасымен (51-т., 149-154-іс п.);</w:t>
-      </w:r>
-    </w:p>
-    <w:p>
-      <w:pPr>
-        <w:spacing w:after="0"/>
-        <w:ind w:firstLine="567"/>
-        <w:jc w:val="both"/>
-      </w:pPr>
-      <w:r>
-        <w:t>- Куә Нұрлан Е. мен қорғану құқығы бар куә Әбдіров А.Б. арасындағы 2025 жылғы 19 ақпандағы беттестіру хаттамасымен (51-т., 155-160-іс п.);</w:t>
-      </w:r>
-    </w:p>
-    <w:p>
-      <w:pPr>
-        <w:spacing w:after="0"/>
-        <w:ind w:firstLine="567"/>
-        <w:jc w:val="both"/>
-      </w:pPr>
-      <w:r>
-        <w:t>- Куә Нұрлан Е. мен қорғану құқығы бар куә Әбдіров А.Б. арасындағы 2025 жылғы 26 ақпандағы қосымша беттестіру хаттамасымен (52-т., 102-107-іс п.);</w:t>
-      </w:r>
-    </w:p>
-    <w:p>
-      <w:pPr>
-        <w:spacing w:after="0"/>
-        <w:ind w:firstLine="567"/>
-        <w:jc w:val="both"/>
-      </w:pPr>
-      <w:r>
-        <w:t>- Куә Нұрлан Е. мен қорғану құқығы бар куә Балабеков А.Т. арасындағы 2025 жылғы 26 ақпандағы беттестіру хаттамасымен (52-т., 108-117-іс п.);</w:t>
-      </w:r>
-    </w:p>
-    <w:p>
-      <w:pPr>
-        <w:spacing w:after="0"/>
-        <w:ind w:firstLine="567"/>
-        <w:jc w:val="both"/>
-      </w:pPr>
-      <w:r>
-        <w:t>- Куә Толеубек А. мен қорғану құқығы бар куә Әбдіров А.Б. арасындағы 2025 жылғы 26 ақпандағы беттестіру хаттамасымен (52-т., 118-121-іс п.);</w:t>
-      </w:r>
-    </w:p>
-    <w:p>
-      <w:pPr>
-        <w:spacing w:after="0"/>
-        <w:ind w:firstLine="567"/>
-        <w:jc w:val="both"/>
-      </w:pPr>
-      <w:r>
-        <w:t>- Куә Толеубек А. мен қорғану құқығы бар куә Балабеков А.Т. арасындағы 2025 жылғы 26 ақпандағы беттестіру хаттамасымен (52-т., 122-129-іс п.);</w:t>
-      </w:r>
-    </w:p>
-    <w:p>
-      <w:pPr>
-        <w:spacing w:after="0"/>
-        <w:ind w:firstLine="567"/>
-        <w:jc w:val="both"/>
-      </w:pPr>
-      <w:r>
-        <w:t>- Куә Капшаев Т.Р. мен қорғану құқығы бар куә Балабеков А.Т. арасындағы 2025 жылғы 26 ақпандағы беттестіру хаттамасымен (53-т., 33-42-іс п.);</w:t>
-      </w:r>
-    </w:p>
-    <w:p>
-      <w:pPr>
-        <w:spacing w:after="0"/>
-        <w:ind w:firstLine="567"/>
-        <w:jc w:val="both"/>
-      </w:pPr>
-      <w:r>
-        <w:t>- Куә Маевский С.В. мен қорғану құқығы бар куә Әбдіров А.Б. арасындағы 2025 жылғы 27 ақпандағы беттестіру хаттамасымен (53-т., 43-56-іс п.);</w:t>
-      </w:r>
-    </w:p>
-    <w:p>
-      <w:pPr>
-        <w:spacing w:after="0"/>
-        <w:ind w:firstLine="567"/>
-        <w:jc w:val="both"/>
-      </w:pPr>
-      <w:r>
-        <w:t>- Куә Дуйсенов Д.Ы. мен қорғану құқығы бар куә Әбдіров А.Б. арасындағы 2025 жылғы 27 ақпандағы беттестіру хаттамасымен (53-т., 65-70-іс п.);</w:t>
-      </w:r>
-    </w:p>
-    <w:p>
-      <w:pPr>
-        <w:spacing w:after="0"/>
-        <w:ind w:firstLine="567"/>
-        <w:jc w:val="both"/>
-      </w:pPr>
-      <w:r>
-        <w:t>- Куә Кузембаев Б.К.-дан 2025 жылғы 28 ақпанда қосымша жауап алу хаттамасымен (53-т., 101-106-іс п.);</w:t>
-      </w:r>
-    </w:p>
-    <w:p>
-      <w:pPr>
-        <w:spacing w:after="0"/>
-        <w:ind w:firstLine="567"/>
-        <w:jc w:val="both"/>
-      </w:pPr>
-      <w:r>
-        <w:t>- Куә Рамазанов С.К. мен қорғану құқығы бар куә Әбдіров А.Б. арасындағы 2025 жылғы 28 ақпандағы беттестіру хаттамасымен (53-т., 107-124-іс п.);</w:t>
-      </w:r>
-    </w:p>
-    <w:p>
-      <w:pPr>
-        <w:spacing w:after="0"/>
-        <w:ind w:firstLine="567"/>
-        <w:jc w:val="both"/>
-      </w:pPr>
-      <w:r>
-        <w:t>- Куә Кузембаев С.К. мен қорғану құқығы бар куә Балабеков А.Т. арасындағы 2025 жылғы 28 ақпандағы беттестіру хаттамасымен (53-т., 125-136-іс п.);</w:t>
-      </w:r>
-    </w:p>
-    <w:p>
-      <w:pPr>
-        <w:spacing w:after="0"/>
-        <w:ind w:firstLine="567"/>
-        <w:jc w:val="both"/>
-      </w:pPr>
-      <w:r>
-        <w:t>- Куә Кузембаев С.К. мен қорғану құқығы бар куә Әбдіров А.Б. арасындағы 2025 жылғы 28 ақпандағы беттестіру хаттамасымен (53-т., 137-140-іс п.);</w:t>
-      </w:r>
-    </w:p>
-    <w:p>
-      <w:pPr>
-        <w:spacing w:after="0"/>
-        <w:ind w:firstLine="567"/>
-        <w:jc w:val="both"/>
-      </w:pPr>
-      <w:r>
-        <w:t>- Куә Рамазанов С.К. мен қорғану құқығы бар куә Балабеков А.Т. арасындағы 2025 жылғы 28 ақпандағы беттестіру хаттамасымен (53-т., 141-150-іс п.);</w:t>
-      </w:r>
-    </w:p>
-    <w:p>
-      <w:pPr>
-        <w:spacing w:after="0"/>
-        <w:ind w:firstLine="567"/>
-        <w:jc w:val="both"/>
-      </w:pPr>
-      <w:r>
-        <w:t>- Куә Айтказы Н. мен қорғану құқығы бар куә Балабеков А.Т. арасындағы 2025 жылғы 28 ақпандағы беттестіру хаттамасымен (53-т., 151-158-іс п.);</w:t>
-      </w:r>
-    </w:p>
-    <w:p>
-      <w:pPr>
-        <w:spacing w:after="0"/>
-        <w:ind w:firstLine="567"/>
-        <w:jc w:val="both"/>
-      </w:pPr>
-      <w:r>
-        <w:t>- Куә Ажгалиев Х.Б. мен қорғану құқығы бар куә Әбдіров А.Б. арасындағы 2025 жылғы 03 наурыздағы беттестіру хаттамасымен (54-т., 96-101-іс п.);</w:t>
-      </w:r>
-    </w:p>
-    <w:p>
-      <w:pPr>
-        <w:spacing w:after="0"/>
-        <w:ind w:firstLine="567"/>
-        <w:jc w:val="both"/>
-      </w:pPr>
-      <w:r>
-        <w:t>- Куә Алимбаев Ж.А. мен қорғану құқығы бар куә Әбдіров А.Б. арасындағы 2025 жылғы 03 наурыздағы беттестіру хаттамасымен (54-т., 126-135-іс п.);</w:t>
-      </w:r>
-    </w:p>
-    <w:p>
-      <w:pPr>
-        <w:spacing w:after="0"/>
-        <w:ind w:firstLine="567"/>
-        <w:jc w:val="both"/>
-      </w:pPr>
-      <w:r>
-        <w:t>- Куә Жангарашев А.К. мен қорғану құқығы бар куә Әбдіров А.Б. арасындағы 2025 жылғы 05 наурыздағы беттестіру хаттамасымен (54-т., 147-152-іс п.);</w:t>
-      </w:r>
-    </w:p>
-    <w:p>
-      <w:pPr>
-        <w:spacing w:after="0"/>
-        <w:ind w:firstLine="567"/>
-        <w:jc w:val="both"/>
-      </w:pPr>
-      <w:r>
-        <w:t>- Куә Тлеумуратов А.У. мен қорғану құқығы бар куә Әбдіров А.Б. арасындағы 2025 жылғы 05 наурыздағы беттестіру хаттамасымен (55-т., 9-16-іс п.);</w:t>
-      </w:r>
-    </w:p>
-    <w:p>
-      <w:pPr>
-        <w:spacing w:after="0"/>
-        <w:ind w:firstLine="567"/>
-        <w:jc w:val="both"/>
-      </w:pPr>
-      <w:r>
-        <w:t>- Куә Шайпин М.Б. мен қорғану құқығы бар куә Балабеков А.Т. арасындағы 2025 жылғы 06 наурыздағы беттестіру хаттамасымен (55-т., 75-85-іс п.);</w:t>
-      </w:r>
-    </w:p>
-    <w:p>
-      <w:pPr>
-        <w:spacing w:after="0"/>
-        <w:ind w:firstLine="567"/>
-        <w:jc w:val="both"/>
-      </w:pPr>
-      <w:r>
-        <w:t>- Куә Кеулимжаев Б.К. мен қорғану құқығы бар куә Балабеков А.Т. арасындағы 2025 жылғы 06 наурыздағы беттестіру хаттамасымен (55-т., 86-95-іс п.);</w:t>
-      </w:r>
-    </w:p>
-    <w:p>
-      <w:pPr>
-        <w:spacing w:after="0"/>
-        <w:ind w:firstLine="567"/>
-        <w:jc w:val="both"/>
-      </w:pPr>
-      <w:r>
-        <w:t>- Куә Тржанов К.З. мен қорғану құқығы бар куә Әбдіров А.Б. арасындағы 2025 жылғы 05 наурыздағы беттестіру хаттамасымен (55-т., 102-103-іс п.);</w:t>
-      </w:r>
-    </w:p>
-    <w:p>
-      <w:pPr>
-        <w:spacing w:after="0"/>
-        <w:ind w:firstLine="567"/>
-        <w:jc w:val="both"/>
-      </w:pPr>
-      <w:r>
-        <w:t>- Куә Дуйсенов Н.Ж.-дан қосымша жауап алу хаттамасымен (55-т., 174-179-іс п.);</w:t>
-      </w:r>
-    </w:p>
-    <w:p>
-      <w:pPr>
-        <w:spacing w:after="0"/>
-        <w:ind w:firstLine="567"/>
-        <w:jc w:val="both"/>
-      </w:pPr>
-      <w:r>
-        <w:t>- Каленов Т.А.-дан 2025 жылғы 12 наурызда куә ретінде жауап алу хаттамасымен және қоса берілген растайтын құжаттардың көшірмелерімен (56-т., 1-49-іс п.);</w:t>
-      </w:r>
-    </w:p>
-    <w:p>
-      <w:pPr>
-        <w:spacing w:after="0"/>
-        <w:ind w:firstLine="567"/>
-        <w:jc w:val="both"/>
-      </w:pPr>
-      <w:r>
-        <w:t>- Жексембаев С.Е.-ден 2025 жылғы 12 наурызда сарапшы ретінде жауап алу хаттамасымен (56-т., 50-55-іс п.);</w:t>
-      </w:r>
-    </w:p>
-    <w:p>
-      <w:pPr>
-        <w:spacing w:after="0"/>
-        <w:ind w:firstLine="567"/>
-        <w:jc w:val="both"/>
-      </w:pPr>
-      <w:r>
-        <w:t>- Бурлибаев Б.К.-дан 2025 жылғы 12 наурызда сарапшыдан жауап алу хаттамасымен (56-т., 68-73-іс п.);</w:t>
-      </w:r>
-    </w:p>
-    <w:p>
-      <w:pPr>
-        <w:spacing w:after="0"/>
-        <w:ind w:firstLine="567"/>
-        <w:jc w:val="both"/>
-      </w:pPr>
-      <w:r>
-        <w:t>- Айтенова Ж.Б.-дан 2025 жылғы 13 наурызда куә ретінде жауап алу хаттамасымен (56-т., 112-120-іс п.);</w:t>
-      </w:r>
-    </w:p>
-    <w:p>
-      <w:pPr>
-        <w:spacing w:after="0"/>
-        <w:ind w:firstLine="567"/>
-        <w:jc w:val="both"/>
-      </w:pPr>
-      <w:r>
-        <w:t>- Қорғану құқығы бар куә Дуйсенбаев Н.Ж.-дан 2025 жылғы 12 наурызда жауап алу хаттамасымен (56-т., 123-130-іс п.);</w:t>
-      </w:r>
-    </w:p>
-    <w:p>
-      <w:pPr>
-        <w:spacing w:after="0"/>
-        <w:ind w:firstLine="567"/>
-        <w:jc w:val="both"/>
-      </w:pPr>
-      <w:r>
-        <w:t>- Сакенова С.Г.-дан 2025 жылғы 20 наурызда куә ретінде жауап алу хаттамасымен (59-т., 14-20-іс п.);</w:t>
-      </w:r>
-    </w:p>
-    <w:p>
-      <w:pPr>
-        <w:spacing w:after="0"/>
-        <w:ind w:firstLine="567"/>
-        <w:jc w:val="both"/>
-      </w:pPr>
-      <w:r>
-        <w:t>- Капезов Е.Б.-дан 2025 жылғы 20 наурызда куә ретінде жауап алу хаттамасымен және қоса берілген растайтын құжаттардың көшірмелерімен (59-т., 21-92-іс п.);</w:t>
-      </w:r>
-    </w:p>
-    <w:p>
-      <w:pPr>
-        <w:spacing w:after="0"/>
-        <w:ind w:firstLine="567"/>
-        <w:jc w:val="both"/>
-      </w:pPr>
-      <w:r>
-        <w:t>- Утебаев Ч.С.-дан 2025 жылғы 21 наурызда куә ретінде жауап алу хаттамасымен және қоса берілген растайтын құжаттардың көшірмелерімен (59-т., 93-138-іс п.);</w:t>
-      </w:r>
-    </w:p>
-    <w:p>
-      <w:pPr>
-        <w:spacing w:after="0"/>
-        <w:ind w:firstLine="567"/>
-        <w:jc w:val="both"/>
-      </w:pPr>
-      <w:r>
-        <w:t>- Қорғану құқығы бар куә Танабаев Г.С.-дан 2025 жылғы 26 наурызда жауап алу хаттамасымен (59-т., 139-145-іс п.);</w:t>
-      </w:r>
-    </w:p>
-    <w:p>
-      <w:pPr>
-        <w:spacing w:after="0"/>
-        <w:ind w:firstLine="567"/>
-        <w:jc w:val="both"/>
-      </w:pPr>
-      <w:r>
-        <w:t>- Қорғану құқығы бар куәлар Дуйсенбаев Н.Б. мен Танабаев Г.С. арасындағы 2025 жылғы 26 наурыздағы беттестіру хаттамасымен (59-т., 146-151-іс п.);</w:t>
-      </w:r>
-    </w:p>
-    <w:p>
-      <w:pPr>
-        <w:spacing w:after="0"/>
-        <w:ind w:firstLine="567"/>
-        <w:jc w:val="both"/>
-      </w:pPr>
-      <w:r>
-        <w:t>- Рысбеков К.Р.-дан 2025 жылғы 25 наурызда куә ретінде жауап алу хаттамасымен (59-т., 154-161-іс п.);</w:t>
+        <w:t>- Ж.Д. Бейсенбайдан 2024 жылғы 27 қыркүйекте куә ретінде жауап алу хаттамасымен (36-т., 1-10-іс п.);</w:t>
+      </w:r>
+    </w:p>
+    <w:p>
+      <w:pPr>
+        <w:spacing w:after="0"/>
+        <w:ind w:firstLine="567"/>
+        <w:jc w:val="both"/>
+      </w:pPr>
+      <w:r>
+        <w:t>- А.Г. Закирден 2024 жылғы 30 қыркүйекте куә ретінде жауап алу хаттамасымен (36-т., 11-18-іс п.);</w:t>
+      </w:r>
+    </w:p>
+    <w:p>
+      <w:pPr>
+        <w:spacing w:after="0"/>
+        <w:ind w:firstLine="567"/>
+        <w:jc w:val="both"/>
+      </w:pPr>
+      <w:r>
+        <w:t>- С.В. Маевскийден 2024 жылғы 01 қазанда куә ретінде жауап алу хаттамасымен (36-т., 19-30-іс п.);</w:t>
+      </w:r>
+    </w:p>
+    <w:p>
+      <w:pPr>
+        <w:spacing w:after="0"/>
+        <w:ind w:firstLine="567"/>
+        <w:jc w:val="both"/>
+      </w:pPr>
+      <w:r>
+        <w:t>- Б.К. Кузембаевтан 2024 жылғы 02 қазанда куә ретінде жауап алу хаттамасымен (36-т., 31-38-іс п.);</w:t>
+      </w:r>
+    </w:p>
+    <w:p>
+      <w:pPr>
+        <w:spacing w:after="0"/>
+        <w:ind w:firstLine="567"/>
+        <w:jc w:val="both"/>
+      </w:pPr>
+      <w:r>
+        <w:t>- Е. Нурланнан 2024 жылғы 23 қазанда куә ретінде жауап алу хаттамасымен (36-т., 53-67-іс п.);</w:t>
+      </w:r>
+    </w:p>
+    <w:p>
+      <w:pPr>
+        <w:spacing w:after="0"/>
+        <w:ind w:firstLine="567"/>
+        <w:jc w:val="both"/>
+      </w:pPr>
+      <w:r>
+        <w:t>- Т.Р. Капшаевтан 2024 жылғы 23 қазанда куә ретінде жауап алу хаттамасымен (36-т., 68-83-іс п.);</w:t>
+      </w:r>
+    </w:p>
+    <w:p>
+      <w:pPr>
+        <w:spacing w:after="0"/>
+        <w:ind w:firstLine="567"/>
+        <w:jc w:val="both"/>
+      </w:pPr>
+      <w:r>
+        <w:t>- К.Р. Манашевтан 2024 жылғы 29 қазанда куә ретінде жауап алу хаттамасымен (36-т., 84-93-іс п.);</w:t>
+      </w:r>
+    </w:p>
+    <w:p>
+      <w:pPr>
+        <w:spacing w:after="0"/>
+        <w:ind w:firstLine="567"/>
+        <w:jc w:val="both"/>
+      </w:pPr>
+      <w:r>
+        <w:t>- А. Тілегеннен 2024 жылғы 06 қарашада куә ретінде жауап алу хаттамасымен (36-т., 104-113-іс п.);</w:t>
+      </w:r>
+    </w:p>
+    <w:p>
+      <w:pPr>
+        <w:spacing w:after="0"/>
+        <w:ind w:firstLine="567"/>
+        <w:jc w:val="both"/>
+      </w:pPr>
+      <w:r>
+        <w:t>- Д.Ы. Дуйсеновтан 2023 жылғы 22 қарашада куә ретінде жауап алу хаттамасымен (36-т., 124-133-іс п.);</w:t>
+      </w:r>
+    </w:p>
+    <w:p>
+      <w:pPr>
+        <w:spacing w:after="0"/>
+        <w:ind w:firstLine="567"/>
+        <w:jc w:val="both"/>
+      </w:pPr>
+      <w:r>
+        <w:t>- С.У. Калиевтан 2024 жылғы 07 қарашада куә ретінде жауап алу хаттамасымен (36-т., 134-140-іс п.);</w:t>
+      </w:r>
+    </w:p>
+    <w:p>
+      <w:pPr>
+        <w:spacing w:after="0"/>
+        <w:ind w:firstLine="567"/>
+        <w:jc w:val="both"/>
+      </w:pPr>
+      <w:r>
+        <w:t>- Т.Р. Капшаевтан 2024 жылғы 11 қарашада куә ретінде қосымша жауап алу хаттамасымен (36-т., 151-156-іс п.);</w:t>
+      </w:r>
+    </w:p>
+    <w:p>
+      <w:pPr>
+        <w:spacing w:after="0"/>
+        <w:ind w:firstLine="567"/>
+        <w:jc w:val="both"/>
+      </w:pPr>
+      <w:r>
+        <w:t>- К.Т. Жакияновтан 2024 жылғы 27 қарашада куә ретінде жауап алу хаттамасымен (37-т., 1-16-іс п.);</w:t>
+      </w:r>
+    </w:p>
+    <w:p>
+      <w:pPr>
+        <w:spacing w:after="0"/>
+        <w:ind w:firstLine="567"/>
+        <w:jc w:val="both"/>
+      </w:pPr>
+      <w:r>
+        <w:t>- С.К. Рамазановтан 2024 жылғы 28 қарашада куә ретінде жауап алу хаттамасымен (37-т., 17-31-іс п.);</w:t>
+      </w:r>
+    </w:p>
+    <w:p>
+      <w:pPr>
+        <w:spacing w:after="0"/>
+        <w:ind w:firstLine="567"/>
+        <w:jc w:val="both"/>
+      </w:pPr>
+      <w:r>
+        <w:t>- С.К. Байболовтан 2024 жылғы 28 қарашада куә ретінде жауап алу хаттамасымен (37-т., 32-40-іс п.);</w:t>
+      </w:r>
+    </w:p>
+    <w:p>
+      <w:pPr>
+        <w:spacing w:after="0"/>
+        <w:ind w:firstLine="567"/>
+        <w:jc w:val="both"/>
+      </w:pPr>
+      <w:r>
+        <w:t>- Х.Б. Ажгалиевтан 2024 жылғы 30 қарашада куә ретінде жауап алу хаттамасымен (37-т., 57-70-іс п.);</w:t>
+      </w:r>
+    </w:p>
+    <w:p>
+      <w:pPr>
+        <w:spacing w:after="0"/>
+        <w:ind w:firstLine="567"/>
+        <w:jc w:val="both"/>
+      </w:pPr>
+      <w:r>
+        <w:t>- Н.М. Айтқазыдан 2024 жылғы 17 желтоқсанда куә ретінде жауап алу хаттамасымен (37-т., 105-113-іс п.);</w:t>
+      </w:r>
+    </w:p>
+    <w:p>
+      <w:pPr>
+        <w:spacing w:after="0"/>
+        <w:ind w:firstLine="567"/>
+        <w:jc w:val="both"/>
+      </w:pPr>
+      <w:r>
+        <w:t>- Ж.Д. Бейсенбаевтан 2024 жылғы 17 желтоқсанда куә ретінде қосымша жауап алу хаттамасымен (37-т., 114-122-іс п.);</w:t>
+      </w:r>
+    </w:p>
+    <w:p>
+      <w:pPr>
+        <w:spacing w:after="0"/>
+        <w:ind w:firstLine="567"/>
+        <w:jc w:val="both"/>
+      </w:pPr>
+      <w:r>
+        <w:t>- Ж.А. Алимбаевтан 2024 жылғы 17 желтоқсанда куә ретінде жауап алу хаттамасымен (37-т., 125-132-іс п.);</w:t>
+      </w:r>
+    </w:p>
+    <w:p>
+      <w:pPr>
+        <w:spacing w:after="0"/>
+        <w:ind w:firstLine="567"/>
+        <w:jc w:val="both"/>
+      </w:pPr>
+      <w:r>
+        <w:t>- М.К. Мустафиннен 2024 жылғы 20 желтоқсанда куә ретінде жауап алу хаттамасымен (37-т., 149-156-іс п.);</w:t>
+      </w:r>
+    </w:p>
+    <w:p>
+      <w:pPr>
+        <w:spacing w:after="0"/>
+        <w:ind w:firstLine="567"/>
+        <w:jc w:val="both"/>
+      </w:pPr>
+      <w:r>
+        <w:t>- А.Т. Ордановтан 2024 жылғы 24 желтоқсанда куә ретінде жауап алу хаттамасымен (37-т., 165-172-іс п.);</w:t>
+      </w:r>
+    </w:p>
+    <w:p>
+      <w:pPr>
+        <w:spacing w:after="0"/>
+        <w:ind w:firstLine="567"/>
+        <w:jc w:val="both"/>
+      </w:pPr>
+      <w:r>
+        <w:t>- А.К. Жангарашевтан 2024 жылғы 25 желтоқсанда куә ретінде жауап алу хаттамасымен (38-т., 9-16-іс п.);</w:t>
+      </w:r>
+    </w:p>
+    <w:p>
+      <w:pPr>
+        <w:spacing w:after="0"/>
+        <w:ind w:firstLine="567"/>
+        <w:jc w:val="both"/>
+      </w:pPr>
+      <w:r>
+        <w:t>- А.У. Тлеумуратовтан 2024 жылғы 25 желтоқсанда куә ретінде жауап алу хаттамасымен (38-т., 17-25-іс п.);</w:t>
+      </w:r>
+    </w:p>
+    <w:p>
+      <w:pPr>
+        <w:spacing w:after="0"/>
+        <w:ind w:firstLine="567"/>
+        <w:jc w:val="both"/>
+      </w:pPr>
+      <w:r>
+        <w:t>- Н.К. Мусаевтан 2025 жылғы 14 қаңтарда куә ретінде жауап алу хаттамасымен (38-т., 131-138-іс п.);</w:t>
+      </w:r>
+    </w:p>
+    <w:p>
+      <w:pPr>
+        <w:spacing w:after="0"/>
+        <w:ind w:firstLine="567"/>
+        <w:jc w:val="both"/>
+      </w:pPr>
+      <w:r>
+        <w:t>- Б.К. Абдикаббаровтан 2025 жылғы 14 қаңтарда куә ретінде жауап алу хаттамасымен (38-т., 139-164-іс п.);</w:t>
+      </w:r>
+    </w:p>
+    <w:p>
+      <w:pPr>
+        <w:spacing w:after="0"/>
+        <w:ind w:firstLine="567"/>
+        <w:jc w:val="both"/>
+      </w:pPr>
+      <w:r>
+        <w:t>- Е.Ж. Молдабековтан 2025 жылғы 14 қаңтарда куә ретінде жауап алу хаттамасымен (38-т., 147-154-іс п.);</w:t>
+      </w:r>
+    </w:p>
+    <w:p>
+      <w:pPr>
+        <w:spacing w:after="0"/>
+        <w:ind w:firstLine="567"/>
+        <w:jc w:val="both"/>
+      </w:pPr>
+      <w:r>
+        <w:t>- К.З. Тржановтан 2025 жылғы 16 қаңтарда куә ретінде жауап алу хаттамасымен (38-т., 165-172-іс п.);</w:t>
+      </w:r>
+    </w:p>
+    <w:p>
+      <w:pPr>
+        <w:spacing w:after="0"/>
+        <w:ind w:firstLine="567"/>
+        <w:jc w:val="both"/>
+      </w:pPr>
+      <w:r>
+        <w:t>- Б.Х. Хусаиновадан 2024 жылғы 09 желтоқсанда куә ретінде жауап алу хаттамасымен (39-т., 22-36-іс п.);</w:t>
+      </w:r>
+    </w:p>
+    <w:p>
+      <w:pPr>
+        <w:spacing w:after="0"/>
+        <w:ind w:firstLine="567"/>
+        <w:jc w:val="both"/>
+      </w:pPr>
+      <w:r>
+        <w:t>- Ж.К. Сулейменовадан 2024 жылғы 10 желтоқсанда куә ретінде жауап алу хаттамасымен (39-т., 39-51-іс п.);</w:t>
+      </w:r>
+    </w:p>
+    <w:p>
+      <w:pPr>
+        <w:spacing w:after="0"/>
+        <w:ind w:firstLine="567"/>
+        <w:jc w:val="both"/>
+      </w:pPr>
+      <w:r>
+        <w:t>- А.У. Кантарбаевадан 2024 жылғы 06 ақпанда куә ретінде жауап алу хаттамасымен (40-т., 70-78-іс п.);</w:t>
+      </w:r>
+    </w:p>
+    <w:p>
+      <w:pPr>
+        <w:spacing w:after="0"/>
+        <w:ind w:firstLine="567"/>
+        <w:jc w:val="both"/>
+      </w:pPr>
+      <w:r>
+        <w:t>- Куә Н.М. Айтказы мен қорғану құқығы бар куә А.Б. Әбдіров арасындағы 2025 жылғы 28 ақпандағы беттестіру хаттамасымен (40-т., 172-176-іс п.);</w:t>
+      </w:r>
+    </w:p>
+    <w:p>
+      <w:pPr>
+        <w:spacing w:after="0"/>
+        <w:ind w:firstLine="567"/>
+        <w:jc w:val="both"/>
+      </w:pPr>
+      <w:r>
+        <w:t>- Маманның (автокөлік құралдарын монтаждау және жөндеу жұмыстары саласындағы, «Hyundai Com Trans Kazakhstan» ЖШС қызметкері А.С. Чубаев) 2025 жылғы 13 қаңтардағы қорытындысымен (50-т., 21-24-іс п.);</w:t>
+      </w:r>
+    </w:p>
+    <w:p>
+      <w:pPr>
+        <w:spacing w:after="0"/>
+        <w:ind w:firstLine="567"/>
+        <w:jc w:val="both"/>
+      </w:pPr>
+      <w:r>
+        <w:t>- Маман А.С. Чубаевтың 2025 жылғы 13 қаңтардағы қорытындысына қосымша DVD-R дискімен (50-т., 99-іс п.);</w:t>
+      </w:r>
+    </w:p>
+    <w:p>
+      <w:pPr>
+        <w:spacing w:after="0"/>
+        <w:ind w:firstLine="567"/>
+        <w:jc w:val="both"/>
+      </w:pPr>
+      <w:r>
+        <w:t>- Маманның (қосалқы автобөлшектер саласындағы, «Truck Auto» ЖШС қосалқы бөлшектер бөлімінің бастығы Е.А. Табунщик) 2025 жылғы 15 қаңтардағы қорытындысымен (50-т., 104-108-іс п.);</w:t>
+      </w:r>
+    </w:p>
+    <w:p>
+      <w:pPr>
+        <w:spacing w:after="0"/>
+        <w:ind w:firstLine="567"/>
+        <w:jc w:val="both"/>
+      </w:pPr>
+      <w:r>
+        <w:t>- Б.Х. Хусаиновадан 2025 жылғы 17 қаңтарда куә ретінде қосымша жауап алу хаттамасымен (50-т., 116-122-іс п.);</w:t>
+      </w:r>
+    </w:p>
+    <w:p>
+      <w:pPr>
+        <w:spacing w:after="0"/>
+        <w:ind w:firstLine="567"/>
+        <w:jc w:val="both"/>
+      </w:pPr>
+      <w:r>
+        <w:t>- А.Т. Закирден 2025 жылғы 18 қаңтарда куә ретінде қосымша жауап алу хаттамасымен (51-т., 17-25-іс п.);</w:t>
+      </w:r>
+    </w:p>
+    <w:p>
+      <w:pPr>
+        <w:spacing w:after="0"/>
+        <w:ind w:firstLine="567"/>
+        <w:jc w:val="both"/>
+      </w:pPr>
+      <w:r>
+        <w:t>- А.С. Баянбаевтан 2025 жылғы 18 қаңтарда куә ретінде жауап алу хаттамасымен (51-т., 26-33-іс п.);</w:t>
+      </w:r>
+    </w:p>
+    <w:p>
+      <w:pPr>
+        <w:spacing w:after="0"/>
+        <w:ind w:firstLine="567"/>
+        <w:jc w:val="both"/>
+      </w:pPr>
+      <w:r>
+        <w:t>- Куә Т.Р. Капшаев мен қорғану құқығы бар куә А.Б. Әбдіров арасындағы 2025 жылғы 19 ақпандағы беттестіру хаттамасымен (51-т., 149-154-іс п.);</w:t>
+      </w:r>
+    </w:p>
+    <w:p>
+      <w:pPr>
+        <w:spacing w:after="0"/>
+        <w:ind w:firstLine="567"/>
+        <w:jc w:val="both"/>
+      </w:pPr>
+      <w:r>
+        <w:t>- Куә Е. Нұрлан мен қорғану құқығы бар куә А.Б. Әбдіров арасындағы 2025 жылғы 19 ақпандағы беттестіру хаттамасымен (51-т., 155-160-іс п.);</w:t>
+      </w:r>
+    </w:p>
+    <w:p>
+      <w:pPr>
+        <w:spacing w:after="0"/>
+        <w:ind w:firstLine="567"/>
+        <w:jc w:val="both"/>
+      </w:pPr>
+      <w:r>
+        <w:t>- Куә Е. Нұрлан мен қорғану құқығы бар куә А.Б. Әбдіров арасындағы 2025 жылғы 26 ақпандағы қосымша беттестіру хаттамасымен (52-т., 102-107-іс п.);</w:t>
+      </w:r>
+    </w:p>
+    <w:p>
+      <w:pPr>
+        <w:spacing w:after="0"/>
+        <w:ind w:firstLine="567"/>
+        <w:jc w:val="both"/>
+      </w:pPr>
+      <w:r>
+        <w:t>- Куә Е. Нұрлан мен қорғану құқығы бар куә А.Т. Балабеков арасындағы 2025 жылғы 26 ақпандағы беттестіру хаттамасымен (52-т., 108-117-іс п.);</w:t>
+      </w:r>
+    </w:p>
+    <w:p>
+      <w:pPr>
+        <w:spacing w:after="0"/>
+        <w:ind w:firstLine="567"/>
+        <w:jc w:val="both"/>
+      </w:pPr>
+      <w:r>
+        <w:t>- Куә А. Толеубек мен қорғану құқығы бар куә А.Б. Әбдіров арасындағы 2025 жылғы 26 ақпандағы беттестіру хаттамасымен (52-т., 118-121-іс п.);</w:t>
+      </w:r>
+    </w:p>
+    <w:p>
+      <w:pPr>
+        <w:spacing w:after="0"/>
+        <w:ind w:firstLine="567"/>
+        <w:jc w:val="both"/>
+      </w:pPr>
+      <w:r>
+        <w:t>- Куә А. Толеубек мен қорғану құқығы бар куә А.Т. Балабеков арасындағы 2025 жылғы 26 ақпандағы беттестіру хаттамасымен (52-т., 122-129-іс п.);</w:t>
+      </w:r>
+    </w:p>
+    <w:p>
+      <w:pPr>
+        <w:spacing w:after="0"/>
+        <w:ind w:firstLine="567"/>
+        <w:jc w:val="both"/>
+      </w:pPr>
+      <w:r>
+        <w:t>- Куә Т.Р. Капшаев мен қорғану құқығы бар куә А.Т. Балабеков арасындағы 2025 жылғы 26 ақпандағы беттестіру хаттамасымен (53-т., 33-42-іс п.);</w:t>
+      </w:r>
+    </w:p>
+    <w:p>
+      <w:pPr>
+        <w:spacing w:after="0"/>
+        <w:ind w:firstLine="567"/>
+        <w:jc w:val="both"/>
+      </w:pPr>
+      <w:r>
+        <w:t>- Куә С.В. Маевский мен қорғану құқығы бар куә А.Б. Әбдіров арасындағы 2025 жылғы 27 ақпандағы беттестіру хаттамасымен (53-т., 43-56-іс п.);</w:t>
+      </w:r>
+    </w:p>
+    <w:p>
+      <w:pPr>
+        <w:spacing w:after="0"/>
+        <w:ind w:firstLine="567"/>
+        <w:jc w:val="both"/>
+      </w:pPr>
+      <w:r>
+        <w:t>- Куә Д.Ы. Дуйсенов мен қорғану құқығы бар куә А.Б. Әбдіров арасындағы 2025 жылғы 27 ақпандағы беттестіру хаттамасымен (53-т., 65-70-іс п.);</w:t>
+      </w:r>
+    </w:p>
+    <w:p>
+      <w:pPr>
+        <w:spacing w:after="0"/>
+        <w:ind w:firstLine="567"/>
+        <w:jc w:val="both"/>
+      </w:pPr>
+      <w:r>
+        <w:t>- Куә Б.К. Кузембаевтан 2025 жылғы 28 ақпанда қосымша жауап алу хаттамасымен (53-т., 101-106-іс п.);</w:t>
+      </w:r>
+    </w:p>
+    <w:p>
+      <w:pPr>
+        <w:spacing w:after="0"/>
+        <w:ind w:firstLine="567"/>
+        <w:jc w:val="both"/>
+      </w:pPr>
+      <w:r>
+        <w:t>- Куә С.К. Рамазанов мен қорғану құқығы бар куә А.Б. Әбдіров арасындағы 2025 жылғы 28 ақпандағы беттестіру хаттамасымен (53-т., 107-124-іс п.);</w:t>
+      </w:r>
+    </w:p>
+    <w:p>
+      <w:pPr>
+        <w:spacing w:after="0"/>
+        <w:ind w:firstLine="567"/>
+        <w:jc w:val="both"/>
+      </w:pPr>
+      <w:r>
+        <w:t>- Куә С.К. Кузембаев мен қорғану құқығы бар куә А.Т. Балабеков арасындағы 2025 жылғы 28 ақпандағы беттестіру хаттамасымен (53-т., 125-136-іс п.);</w:t>
+      </w:r>
+    </w:p>
+    <w:p>
+      <w:pPr>
+        <w:spacing w:after="0"/>
+        <w:ind w:firstLine="567"/>
+        <w:jc w:val="both"/>
+      </w:pPr>
+      <w:r>
+        <w:t>- Куә С.К. Кузембаев мен қорғану құқығы бар куә А.Б. Әбдіров арасындағы 2025 жылғы 28 ақпандағы беттестіру хаттамасымен (53-т., 137-140-іс п.);</w:t>
+      </w:r>
+    </w:p>
+    <w:p>
+      <w:pPr>
+        <w:spacing w:after="0"/>
+        <w:ind w:firstLine="567"/>
+        <w:jc w:val="both"/>
+      </w:pPr>
+      <w:r>
+        <w:t>- Куә С.К. Рамазанов мен қорғану құқығы бар куә А.Т. Балабеков арасындағы 2025 жылғы 28 ақпандағы беттестіру хаттамасымен (53-т., 141-150-іс п.);</w:t>
+      </w:r>
+    </w:p>
+    <w:p>
+      <w:pPr>
+        <w:spacing w:after="0"/>
+        <w:ind w:firstLine="567"/>
+        <w:jc w:val="both"/>
+      </w:pPr>
+      <w:r>
+        <w:t>- Куә Н. Айтказы мен қорғану құқығы бар куә А.Т. Балабеков арасындағы 2025 жылғы 28 ақпандағы беттестіру хаттамасымен (53-т., 151-158-іс п.);</w:t>
+      </w:r>
+    </w:p>
+    <w:p>
+      <w:pPr>
+        <w:spacing w:after="0"/>
+        <w:ind w:firstLine="567"/>
+        <w:jc w:val="both"/>
+      </w:pPr>
+      <w:r>
+        <w:t>- Куә Х.Б. Ажгалиев мен қорғану құқығы бар куә А.Б. Әбдіров арасындағы 2025 жылғы 03 наурыздағы беттестіру хаттамасымен (54-т., 96-101-іс п.);</w:t>
+      </w:r>
+    </w:p>
+    <w:p>
+      <w:pPr>
+        <w:spacing w:after="0"/>
+        <w:ind w:firstLine="567"/>
+        <w:jc w:val="both"/>
+      </w:pPr>
+      <w:r>
+        <w:t>- Куә Ж.А. Алимбаев мен қорғану құқығы бар куә А.Б. Әбдіров арасындағы 2025 жылғы 03 наурыздағы беттестіру хаттамасымен (54-т., 126-135-іс п.);</w:t>
+      </w:r>
+    </w:p>
+    <w:p>
+      <w:pPr>
+        <w:spacing w:after="0"/>
+        <w:ind w:firstLine="567"/>
+        <w:jc w:val="both"/>
+      </w:pPr>
+      <w:r>
+        <w:t>- Куә А.К. Жангарашев мен қорғану құқығы бар куә А.Б. Әбдіров арасындағы 2025 жылғы 05 наурыздағы беттестіру хаттамасымен (54-т., 147-152-іс п.);</w:t>
+      </w:r>
+    </w:p>
+    <w:p>
+      <w:pPr>
+        <w:spacing w:after="0"/>
+        <w:ind w:firstLine="567"/>
+        <w:jc w:val="both"/>
+      </w:pPr>
+      <w:r>
+        <w:t>- Куә А.У. Тлеумуратов мен қорғану құқығы бар куә А.Б. Әбдіров арасындағы 2025 жылғы 05 наурыздағы беттестіру хаттамасымен (55-т., 9-16-іс п.);</w:t>
+      </w:r>
+    </w:p>
+    <w:p>
+      <w:pPr>
+        <w:spacing w:after="0"/>
+        <w:ind w:firstLine="567"/>
+        <w:jc w:val="both"/>
+      </w:pPr>
+      <w:r>
+        <w:t>- Куә М.Б. Шайпин мен қорғану құқығы бар куә А.Т. Балабеков арасындағы 2025 жылғы 06 наурыздағы беттестіру хаттамасымен (55-т., 75-85-іс п.);</w:t>
+      </w:r>
+    </w:p>
+    <w:p>
+      <w:pPr>
+        <w:spacing w:after="0"/>
+        <w:ind w:firstLine="567"/>
+        <w:jc w:val="both"/>
+      </w:pPr>
+      <w:r>
+        <w:t>- Куә Б.К. Кеулимжаев мен қорғану құқығы бар куә А.Т. Балабеков арасындағы 2025 жылғы 06 наурыздағы беттестіру хаттамасымен (55-т., 86-95-іс п.);</w:t>
+      </w:r>
+    </w:p>
+    <w:p>
+      <w:pPr>
+        <w:spacing w:after="0"/>
+        <w:ind w:firstLine="567"/>
+        <w:jc w:val="both"/>
+      </w:pPr>
+      <w:r>
+        <w:t>- Куә К.З. Тржанов мен қорғану құқығы бар куә А.Б. Әбдіров арасындағы 2025 жылғы 05 наурыздағы беттестіру хаттамасымен (55-т., 102-103-іс п.);</w:t>
+      </w:r>
+    </w:p>
+    <w:p>
+      <w:pPr>
+        <w:spacing w:after="0"/>
+        <w:ind w:firstLine="567"/>
+        <w:jc w:val="both"/>
+      </w:pPr>
+      <w:r>
+        <w:t>- Куә Н.Ж. Дуйсеновтан қосымша жауап алу хаттамасымен (55-т., 174-179-іс п.);</w:t>
+      </w:r>
+    </w:p>
+    <w:p>
+      <w:pPr>
+        <w:spacing w:after="0"/>
+        <w:ind w:firstLine="567"/>
+        <w:jc w:val="both"/>
+      </w:pPr>
+      <w:r>
+        <w:t>- Т.А. Каленовтан 2025 жылғы 12 наурызда куә ретінде жауап алу хаттамасымен және қоса берілген растайтын құжаттардың көшірмелерімен (56-т., 1-49-іс п.);</w:t>
+      </w:r>
+    </w:p>
+    <w:p>
+      <w:pPr>
+        <w:spacing w:after="0"/>
+        <w:ind w:firstLine="567"/>
+        <w:jc w:val="both"/>
+      </w:pPr>
+      <w:r>
+        <w:t>- С.Е. Жексембаевтан 2025 жылғы 12 наурызда сарапшы ретінде жауап алу хаттамасымен (56-т., 50-55-іс п.);</w:t>
+      </w:r>
+    </w:p>
+    <w:p>
+      <w:pPr>
+        <w:spacing w:after="0"/>
+        <w:ind w:firstLine="567"/>
+        <w:jc w:val="both"/>
+      </w:pPr>
+      <w:r>
+        <w:t>- Б.К. Бурлибаевтан 2025 жылғы 12 наурызда сарапшыдан жауап алу хаттамасымен (56-т., 68-73-іс п.);</w:t>
+      </w:r>
+    </w:p>
+    <w:p>
+      <w:pPr>
+        <w:spacing w:after="0"/>
+        <w:ind w:firstLine="567"/>
+        <w:jc w:val="both"/>
+      </w:pPr>
+      <w:r>
+        <w:t>- Ж.Б. Айтеновадан 2025 жылғы 13 наурызда куә ретінде жауап алу хаттамасымен (56-т., 112-120-іс п.);</w:t>
+      </w:r>
+    </w:p>
+    <w:p>
+      <w:pPr>
+        <w:spacing w:after="0"/>
+        <w:ind w:firstLine="567"/>
+        <w:jc w:val="both"/>
+      </w:pPr>
+      <w:r>
+        <w:t>- Қорғану құқығы бар куә Н.Ж. Дуйсенбаевтан 2025 жылғы 12 наурызда жауап алу хаттамасымен (56-т., 123-130-іс п.);</w:t>
+      </w:r>
+    </w:p>
+    <w:p>
+      <w:pPr>
+        <w:spacing w:after="0"/>
+        <w:ind w:firstLine="567"/>
+        <w:jc w:val="both"/>
+      </w:pPr>
+      <w:r>
+        <w:t>- С.Г. Сакеновадан 2025 жылғы 20 наурызда куә ретінде жауап алу хаттамасымен (59-т., 14-20-іс п.);</w:t>
+      </w:r>
+    </w:p>
+    <w:p>
+      <w:pPr>
+        <w:spacing w:after="0"/>
+        <w:ind w:firstLine="567"/>
+        <w:jc w:val="both"/>
+      </w:pPr>
+      <w:r>
+        <w:t>- Е.Б. Капезовтан 2025 жылғы 20 наурызда куә ретінде жауап алу хаттамасымен және қоса берілген растайтын құжаттардың көшірмелерімен (59-т., 21-92-іс п.);</w:t>
+      </w:r>
+    </w:p>
+    <w:p>
+      <w:pPr>
+        <w:spacing w:after="0"/>
+        <w:ind w:firstLine="567"/>
+        <w:jc w:val="both"/>
+      </w:pPr>
+      <w:r>
+        <w:t>- Ч.С. Утебаевтан 2025 жылғы 21 наурызда куә ретінде жауап алу хаттамасымен және қоса берілген растайтын құжаттардың көшірмелерімен (59-т., 93-138-іс п.);</w:t>
+      </w:r>
+    </w:p>
+    <w:p>
+      <w:pPr>
+        <w:spacing w:after="0"/>
+        <w:ind w:firstLine="567"/>
+        <w:jc w:val="both"/>
+      </w:pPr>
+      <w:r>
+        <w:t>- Қорғану құқығы бар куә Г.С. Танабаевтан 2025 жылғы 26 наурызда жауап алу хаттамасымен (59-т., 139-145-іс п.);</w:t>
+      </w:r>
+    </w:p>
+    <w:p>
+      <w:pPr>
+        <w:spacing w:after="0"/>
+        <w:ind w:firstLine="567"/>
+        <w:jc w:val="both"/>
+      </w:pPr>
+      <w:r>
+        <w:t>- Қорғану құқығы бар куәлар Н.Б. Дуйсенбаев мен Г.С. Танабаев арасындағы 2025 жылғы 26 наурыздағы беттестіру хаттамасымен (59-т., 146-151-іс п.);</w:t>
+      </w:r>
+    </w:p>
+    <w:p>
+      <w:pPr>
+        <w:spacing w:after="0"/>
+        <w:ind w:firstLine="567"/>
+        <w:jc w:val="both"/>
+      </w:pPr>
+      <w:r>
+        <w:t>- К.Р. Рысбековтан 2025 жылғы 25 наурызда куә ретінде жауап алу хаттамасымен (59-т., 154-161-іс п.);</w:t>
       </w:r>
     </w:p>
     <w:p>
@@ -4302,147 +4301,147 @@
         <w:jc w:val="both"/>
       </w:pPr>
       <w:r>
-        <w:t>- Жумабаев Е.М.-нан 2025 жылғы 31 наурызда жәбірленуші өкілі ретінде жауап алу хаттамасымен (65-т., 6-13-іс п.);</w:t>
-      </w:r>
-    </w:p>
-    <w:p>
-      <w:pPr>
-        <w:spacing w:after="0"/>
-        <w:ind w:firstLine="567"/>
-        <w:jc w:val="both"/>
-      </w:pPr>
-      <w:r>
-        <w:t>- Танкаева Л.А.-дан 2025 жылғы 27 қаңтарда сарапшы (маман) ретінде жауап алу хаттамасымен (65-т., 17-27-іс п.);</w:t>
-      </w:r>
-    </w:p>
-    <w:p>
-      <w:pPr>
-        <w:spacing w:after="0"/>
-        <w:ind w:firstLine="567"/>
-        <w:jc w:val="both"/>
-      </w:pPr>
-      <w:r>
-        <w:t>- Сәдетхан Б.-дан 2025 жылғы 20 наурызда куә ретінде жауап алу хаттамасымен (65-т., 38-47-іс п.);</w:t>
-      </w:r>
-    </w:p>
-    <w:p>
-      <w:pPr>
-        <w:spacing w:after="0"/>
-        <w:ind w:firstLine="567"/>
-        <w:jc w:val="both"/>
-      </w:pPr>
-      <w:r>
-        <w:t>- Сәдетхан Б.-дан 2025 жылғы 20 наурызда куә ретінде қосымша жауап алу хаттамасымен (65-т., 48-58-іс п.);</w:t>
-      </w:r>
-    </w:p>
-    <w:p>
-      <w:pPr>
-        <w:spacing w:after="0"/>
-        <w:ind w:firstLine="567"/>
-        <w:jc w:val="both"/>
-      </w:pPr>
-      <w:r>
-        <w:t>- Алдабергенова С.А.-дан 2025 жылғы 27 наурызда куә ретінде жауап алу хаттамасымен (65-т., 115-125-іс п.);</w:t>
-      </w:r>
-    </w:p>
-    <w:p>
-      <w:pPr>
-        <w:spacing w:after="0"/>
-        <w:ind w:firstLine="567"/>
-        <w:jc w:val="both"/>
-      </w:pPr>
-      <w:r>
-        <w:t>- Куә Мусаев Н.К. мен күдікті Әбдіров А.Б. арасындағы 2025 жылғы 27 наурыздағы беттестіру хаттамасымен (65-т., 140-143-іс п.);</w:t>
-      </w:r>
-    </w:p>
-    <w:p>
-      <w:pPr>
-        <w:spacing w:after="0"/>
-        <w:ind w:firstLine="567"/>
-        <w:jc w:val="both"/>
-      </w:pPr>
-      <w:r>
-        <w:t>- Дуйсенбаев Н.Ж.-дан 2025 жылғы 27 наурызда күдікті ретінде жауап алу хаттамасымен (65-т., 166-177-іс п.);</w:t>
-      </w:r>
-    </w:p>
-    <w:p>
-      <w:pPr>
-        <w:spacing w:after="0"/>
-        <w:ind w:firstLine="567"/>
-        <w:jc w:val="both"/>
-      </w:pPr>
-      <w:r>
-        <w:t>- Мусаев Н.К.-дан 2025 жылғы 28 наурызда куә ретінде қосымша жауап алу хаттамасымен (66-т., 3-8-іс п.);</w:t>
-      </w:r>
-    </w:p>
-    <w:p>
-      <w:pPr>
-        <w:spacing w:after="0"/>
-        <w:ind w:firstLine="567"/>
-        <w:jc w:val="both"/>
-      </w:pPr>
-      <w:r>
-        <w:t>- Табунщик Е.А.-дан 2025 жылғы 28 наурызда маман ретінде жауап алу хаттамасымен (66-т., 9-15-іс п.);</w:t>
-      </w:r>
-    </w:p>
-    <w:p>
-      <w:pPr>
-        <w:spacing w:after="0"/>
-        <w:ind w:firstLine="567"/>
-        <w:jc w:val="both"/>
-      </w:pPr>
-      <w:r>
-        <w:t>- Сәдетхан Б.-дан 2025 жылғы 28 наурызда куә ретінде қосымша жауап алу хаттамасымен (66-т., 16-20-іс п.);</w:t>
-      </w:r>
-    </w:p>
-    <w:p>
-      <w:pPr>
-        <w:spacing w:after="0"/>
-        <w:ind w:firstLine="567"/>
-        <w:jc w:val="both"/>
-      </w:pPr>
-      <w:r>
-        <w:t>- Беркингали Н.-дан 2025 жылғы 29 наурызда куә ретінде жауап алу хаттамасымен (66-т., 21-32-іс п.);</w:t>
-      </w:r>
-    </w:p>
-    <w:p>
-      <w:pPr>
-        <w:spacing w:after="0"/>
-        <w:ind w:firstLine="567"/>
-        <w:jc w:val="both"/>
-      </w:pPr>
-      <w:r>
-        <w:t>- Сәдетхан Б.-дан 2025 жылғы 28 наурызда куә ретінде қосымша жауап алу хаттамасымен (66-т., 40-45-іс п.);</w:t>
-      </w:r>
-    </w:p>
-    <w:p>
-      <w:pPr>
-        <w:spacing w:after="0"/>
-        <w:ind w:firstLine="567"/>
-        <w:jc w:val="both"/>
-      </w:pPr>
-      <w:r>
-        <w:t>- Рысбеков К.Р.-дан 2025 жылғы 11 сәуірде куә ретінде қосымша жауап алу хаттамасымен (66-т., 69-79-іс п.);</w:t>
-      </w:r>
-    </w:p>
-    <w:p>
-      <w:pPr>
-        <w:spacing w:after="0"/>
-        <w:ind w:firstLine="567"/>
-        <w:jc w:val="both"/>
-      </w:pPr>
-      <w:r>
-        <w:t>- Әбдіров А.Б.-дан 2025 жылғы 15 мамырда күдікті ретінде қосымша жауап алу хаттамасымен (67-т., 1-6-іс п.);</w:t>
-      </w:r>
-    </w:p>
-    <w:p>
-      <w:pPr>
-        <w:spacing w:after="0"/>
-        <w:ind w:firstLine="567"/>
-        <w:jc w:val="both"/>
-      </w:pPr>
-      <w:r>
-        <w:t>- Куә Хусаинов А.Р.-дан 2025 жылғы 15 мамырда жауап алу хаттамасымен (67-т., 20-25-іс п.);</w:t>
+        <w:t>- Е.М. Жумабаевтан 2025 жылғы 31 наурызда жәбірленуші өкілі ретінде жауап алу хаттамасымен (65-т., 6-13-іс п.);</w:t>
+      </w:r>
+    </w:p>
+    <w:p>
+      <w:pPr>
+        <w:spacing w:after="0"/>
+        <w:ind w:firstLine="567"/>
+        <w:jc w:val="both"/>
+      </w:pPr>
+      <w:r>
+        <w:t>- Л.А. Танкаевадан 2025 жылғы 27 қаңтарда сарапшы (маман) ретінде жауап алу хаттамасымен (65-т., 17-27-іс п.);</w:t>
+      </w:r>
+    </w:p>
+    <w:p>
+      <w:pPr>
+        <w:spacing w:after="0"/>
+        <w:ind w:firstLine="567"/>
+        <w:jc w:val="both"/>
+      </w:pPr>
+      <w:r>
+        <w:t>- Б. Сәдетханнан 2025 жылғы 20 наурызда куә ретінде жауап алу хаттамасымен (65-т., 38-47-іс п.);</w:t>
+      </w:r>
+    </w:p>
+    <w:p>
+      <w:pPr>
+        <w:spacing w:after="0"/>
+        <w:ind w:firstLine="567"/>
+        <w:jc w:val="both"/>
+      </w:pPr>
+      <w:r>
+        <w:t>- Б. Сәдетханнан 2025 жылғы 20 наурызда куә ретінде қосымша жауап алу хаттамасымен (65-т., 48-58-іс п.);</w:t>
+      </w:r>
+    </w:p>
+    <w:p>
+      <w:pPr>
+        <w:spacing w:after="0"/>
+        <w:ind w:firstLine="567"/>
+        <w:jc w:val="both"/>
+      </w:pPr>
+      <w:r>
+        <w:t>- С.А. Алдабергеновадан 2025 жылғы 27 наурызда куә ретінде жауап алу хаттамасымен (65-т., 115-125-іс п.);</w:t>
+      </w:r>
+    </w:p>
+    <w:p>
+      <w:pPr>
+        <w:spacing w:after="0"/>
+        <w:ind w:firstLine="567"/>
+        <w:jc w:val="both"/>
+      </w:pPr>
+      <w:r>
+        <w:t>- Куә Н.К. Мусаев мен күдікті А.Б. Әбдіров арасындағы 2025 жылғы 27 наурыздағы беттестіру хаттамасымен (65-т., 140-143-іс п.);</w:t>
+      </w:r>
+    </w:p>
+    <w:p>
+      <w:pPr>
+        <w:spacing w:after="0"/>
+        <w:ind w:firstLine="567"/>
+        <w:jc w:val="both"/>
+      </w:pPr>
+      <w:r>
+        <w:t>- Н.Ж. Дуйсенбаевтан 2025 жылғы 27 наурызда күдікті ретінде жауап алу хаттамасымен (65-т., 166-177-іс п.);</w:t>
+      </w:r>
+    </w:p>
+    <w:p>
+      <w:pPr>
+        <w:spacing w:after="0"/>
+        <w:ind w:firstLine="567"/>
+        <w:jc w:val="both"/>
+      </w:pPr>
+      <w:r>
+        <w:t>- Н.К. Мусаевтан 2025 жылғы 28 наурызда куә ретінде қосымша жауап алу хаттамасымен (66-т., 3-8-іс п.);</w:t>
+      </w:r>
+    </w:p>
+    <w:p>
+      <w:pPr>
+        <w:spacing w:after="0"/>
+        <w:ind w:firstLine="567"/>
+        <w:jc w:val="both"/>
+      </w:pPr>
+      <w:r>
+        <w:t>- Е.А. Табунщиктен 2025 жылғы 28 наурызда маман ретінде жауап алу хаттамасымен (66-т., 9-15-іс п.);</w:t>
+      </w:r>
+    </w:p>
+    <w:p>
+      <w:pPr>
+        <w:spacing w:after="0"/>
+        <w:ind w:firstLine="567"/>
+        <w:jc w:val="both"/>
+      </w:pPr>
+      <w:r>
+        <w:t>- Б. Сәдетханнан 2025 жылғы 28 наурызда куә ретінде қосымша жауап алу хаттамасымен (66-т., 16-20-іс п.);</w:t>
+      </w:r>
+    </w:p>
+    <w:p>
+      <w:pPr>
+        <w:spacing w:after="0"/>
+        <w:ind w:firstLine="567"/>
+        <w:jc w:val="both"/>
+      </w:pPr>
+      <w:r>
+        <w:t>- Н. Беркингалиден 2025 жылғы 29 наурызда куә ретінде жауап алу хаттамасымен (66-т., 21-32-іс п.);</w:t>
+      </w:r>
+    </w:p>
+    <w:p>
+      <w:pPr>
+        <w:spacing w:after="0"/>
+        <w:ind w:firstLine="567"/>
+        <w:jc w:val="both"/>
+      </w:pPr>
+      <w:r>
+        <w:t>- Б. Сәдетханнан 2025 жылғы 28 наурызда куә ретінде қосымша жауап алу хаттамасымен (66-т., 40-45-іс п.);</w:t>
+      </w:r>
+    </w:p>
+    <w:p>
+      <w:pPr>
+        <w:spacing w:after="0"/>
+        <w:ind w:firstLine="567"/>
+        <w:jc w:val="both"/>
+      </w:pPr>
+      <w:r>
+        <w:t>- К.Р. Рысбековтан 2025 жылғы 11 сәуірде куә ретінде қосымша жауап алу хаттамасымен (66-т., 69-79-іс п.);</w:t>
+      </w:r>
+    </w:p>
+    <w:p>
+      <w:pPr>
+        <w:spacing w:after="0"/>
+        <w:ind w:firstLine="567"/>
+        <w:jc w:val="both"/>
+      </w:pPr>
+      <w:r>
+        <w:t>- А.Б. Әбдіровтан 2025 жылғы 15 мамырда күдікті ретінде қосымша жауап алу хаттамасымен (67-т., 1-6-іс п.);</w:t>
+      </w:r>
+    </w:p>
+    <w:p>
+      <w:pPr>
+        <w:spacing w:after="0"/>
+        <w:ind w:firstLine="567"/>
+        <w:jc w:val="both"/>
+      </w:pPr>
+      <w:r>
+        <w:t>- Куә А.Р. Хусаиновтан 2025 жылғы 15 мамырда жауап алу хаттамасымен (67-т., 20-25-іс п.);</w:t>
       </w:r>
     </w:p>
     <w:p>
@@ -4462,347 +4461,347 @@
         <w:jc w:val="both"/>
       </w:pPr>
       <w:r>
-        <w:t>- Жумабаев Е.М.-нан 2025 жылғы 15 сәуірде жәбірленуші өкілі ретінде қосымша жауап алу хаттамасымен (68-т., 38-45-іс п.);</w:t>
-      </w:r>
-    </w:p>
-    <w:p>
-      <w:pPr>
-        <w:spacing w:after="0"/>
-        <w:ind w:firstLine="567"/>
-        <w:jc w:val="both"/>
-      </w:pPr>
-      <w:r>
-        <w:t>- Дуйсенбаев Н.Ж.-дан 2025 жылғы 15 сәуірде куә ретінде жауап алу хаттамасымен (68-т., 46-53-іс п.);</w:t>
-      </w:r>
-    </w:p>
-    <w:p>
-      <w:pPr>
-        <w:spacing w:after="0"/>
-        <w:ind w:firstLine="567"/>
-        <w:jc w:val="both"/>
-      </w:pPr>
-      <w:r>
-        <w:t>- Қорғану құқығы бар куә Әбдіров А.Б.-дан 2025 жылғы 17 сәуірде қосымша жауап алу хаттамасымен (68-т., 62-72-іс п.);</w:t>
-      </w:r>
-    </w:p>
-    <w:p>
-      <w:pPr>
-        <w:spacing w:after="0"/>
-        <w:ind w:firstLine="567"/>
-        <w:jc w:val="both"/>
-      </w:pPr>
-      <w:r>
-        <w:t>- Қорғану құқығы бар куә Әбдіров А.Б.-дан 2025 жылғы 23 сәуірде қосымша жауап алу хаттамасымен (68-т., 81-103-іс п.);</w:t>
-      </w:r>
-    </w:p>
-    <w:p>
-      <w:pPr>
-        <w:spacing w:after="0"/>
-        <w:ind w:firstLine="567"/>
-        <w:jc w:val="both"/>
-      </w:pPr>
-      <w:r>
-        <w:t>- Сенюшкевич В.Я.-дан 2025 жылғы 06 мамырда куә ретінде жауап алу хаттамасымен (69-т., 23-30-іс п.);</w:t>
-      </w:r>
-    </w:p>
-    <w:p>
-      <w:pPr>
-        <w:spacing w:after="0"/>
-        <w:ind w:firstLine="567"/>
-        <w:jc w:val="both"/>
-      </w:pPr>
-      <w:r>
-        <w:t>- Темирханова Б.М.-нан 2025 жылғы 07 мамырда куә ретінде жауап алу хаттамасымен (69-т., 31-36-іс п.);</w:t>
-      </w:r>
-    </w:p>
-    <w:p>
-      <w:pPr>
-        <w:spacing w:after="0"/>
-        <w:ind w:firstLine="567"/>
-        <w:jc w:val="both"/>
-      </w:pPr>
-      <w:r>
-        <w:t>- Подкустов Р.А.-дан 2025 жылғы 07 мамырда куә ретінде жауап алу хаттамасымен (69-т., 37-42-іс п.);</w:t>
-      </w:r>
-    </w:p>
-    <w:p>
-      <w:pPr>
-        <w:spacing w:after="0"/>
-        <w:ind w:firstLine="567"/>
-        <w:jc w:val="both"/>
-      </w:pPr>
-      <w:r>
-        <w:t>- Рысбеков И.М.-нан 2025 жылғы 07 мамырда куә ретінде жауап алу хаттамасымен (69-т., 49-54-іс п.);</w:t>
-      </w:r>
-    </w:p>
-    <w:p>
-      <w:pPr>
-        <w:spacing w:after="0"/>
-        <w:ind w:firstLine="567"/>
-        <w:jc w:val="both"/>
-      </w:pPr>
-      <w:r>
-        <w:t>- Рысбеков К.Р.-дан 2025 жылғы 07 мамырда куә ретінде қосымша жауап алу хаттамасымен (69-т., 55-68-іс п.);</w:t>
-      </w:r>
-    </w:p>
-    <w:p>
-      <w:pPr>
-        <w:spacing w:after="0"/>
-        <w:ind w:firstLine="567"/>
-        <w:jc w:val="both"/>
-      </w:pPr>
-      <w:r>
-        <w:t>- Жуманазаров К.О.-дан 2025 жылғы 08 мамырда куә ретінде қосымша жауап алу хаттамасымен (69-т., 69-74-іс п.);</w:t>
-      </w:r>
-    </w:p>
-    <w:p>
-      <w:pPr>
-        <w:spacing w:after="0"/>
-        <w:ind w:firstLine="567"/>
-        <w:jc w:val="both"/>
-      </w:pPr>
-      <w:r>
-        <w:t>- Назаров А.В.-дан 2025 жылғы 10 мамырда куә ретінде жауап алу хаттамасымен (69-т., 75-81-іс п.);</w:t>
-      </w:r>
-    </w:p>
-    <w:p>
-      <w:pPr>
-        <w:spacing w:after="0"/>
-        <w:ind w:firstLine="567"/>
-        <w:jc w:val="both"/>
-      </w:pPr>
-      <w:r>
-        <w:t>- Калиев С.У.-дан 2025 жылғы 11 мамырда куә ретінде қосымша жауап алу хаттамасымен (69-т., 88-94-іс п.);</w:t>
-      </w:r>
-    </w:p>
-    <w:p>
-      <w:pPr>
-        <w:spacing w:after="0"/>
-        <w:ind w:firstLine="567"/>
-        <w:jc w:val="both"/>
-      </w:pPr>
-      <w:r>
-        <w:t>- Карих Е.С.-дан 2025 жылғы 12 мамырда куә ретінде жауап алу хаттамасымен (69-т., 95-100-іс п.);</w:t>
-      </w:r>
-    </w:p>
-    <w:p>
-      <w:pPr>
-        <w:spacing w:after="0"/>
-        <w:ind w:firstLine="567"/>
-        <w:jc w:val="both"/>
-      </w:pPr>
-      <w:r>
-        <w:t>- Кенбаев Х.А.-дан 2025 жылғы 12 мамырда куә ретінде жауап алу хаттамасымен (69-т., 101-106-іс п.);</w:t>
-      </w:r>
-    </w:p>
-    <w:p>
-      <w:pPr>
-        <w:spacing w:after="0"/>
-        <w:ind w:firstLine="567"/>
-        <w:jc w:val="both"/>
-      </w:pPr>
-      <w:r>
-        <w:t>- Имангалиев Б.Т.-дан 2025 жылғы 14 мамырда куә ретінде жауап алу хаттамасымен және қоса берілген банк үзінді көшірмелерімен (69-т., 130-144-іс п.);</w:t>
-      </w:r>
-    </w:p>
-    <w:p>
-      <w:pPr>
-        <w:spacing w:after="0"/>
-        <w:ind w:firstLine="567"/>
-        <w:jc w:val="both"/>
-      </w:pPr>
-      <w:r>
-        <w:t>- Қазыбаев Б.Е.-ден 2025 жылғы 13 мамырда куә ретінде жауап алу хаттамасымен (69-т., 145-152-іс п.);</w:t>
-      </w:r>
-    </w:p>
-    <w:p>
-      <w:pPr>
-        <w:spacing w:after="0"/>
-        <w:ind w:firstLine="567"/>
-        <w:jc w:val="both"/>
-      </w:pPr>
-      <w:r>
-        <w:t>- Дулатов О.Д.-дан 2025 жылғы 13 мамырда куә ретінде жауап алу хаттамасымен (69-т., 153-157-іс п.);</w:t>
-      </w:r>
-    </w:p>
-    <w:p>
-      <w:pPr>
-        <w:spacing w:after="0"/>
-        <w:ind w:firstLine="567"/>
-        <w:jc w:val="both"/>
-      </w:pPr>
-      <w:r>
-        <w:t>- Рысбеков К.Р.-дан 2025 жылғы 13 мамырда куә ретінде қосымша жауап алу хаттамасымен және қоса берілген банк үзінді көшірмелерімен (69-т., 158-163-іс п.);</w:t>
-      </w:r>
-    </w:p>
-    <w:p>
-      <w:pPr>
-        <w:spacing w:after="0"/>
-        <w:ind w:firstLine="567"/>
-        <w:jc w:val="both"/>
-      </w:pPr>
-      <w:r>
-        <w:t>- Бижанов Қ.С.-дан 2025 жылғы 14 мамырда куә ретінде жауап алу хаттамасымен (70-т., 11-16-іс п.);</w:t>
-      </w:r>
-    </w:p>
-    <w:p>
-      <w:pPr>
-        <w:spacing w:after="0"/>
-        <w:ind w:firstLine="567"/>
-        <w:jc w:val="both"/>
-      </w:pPr>
-      <w:r>
-        <w:t>- Сабкен С.О.-дан 2025 жылғы 14 мамырда куә ретінде жауап алу хаттамасымен (70-т., 17-22-іс п.);</w:t>
-      </w:r>
-    </w:p>
-    <w:p>
-      <w:pPr>
-        <w:spacing w:after="0"/>
-        <w:ind w:firstLine="567"/>
-        <w:jc w:val="both"/>
-      </w:pPr>
-      <w:r>
-        <w:t>- Рысбеков К.Р.-дан 2025 жылғы 14 мамырда куә ретінде қосымша жауап алу хаттамасымен (70-т., 23-27-іс п.);</w:t>
-      </w:r>
-    </w:p>
-    <w:p>
-      <w:pPr>
-        <w:spacing w:after="0"/>
-        <w:ind w:firstLine="567"/>
-        <w:jc w:val="both"/>
-      </w:pPr>
-      <w:r>
-        <w:t>- Гуля Е.Д.-дан 2025 жылғы 15 мамырда куә ретінде жауап алу хаттамасымен (70-т., 34-38-іс п.);</w:t>
-      </w:r>
-    </w:p>
-    <w:p>
-      <w:pPr>
-        <w:spacing w:after="0"/>
-        <w:ind w:firstLine="567"/>
-        <w:jc w:val="both"/>
-      </w:pPr>
-      <w:r>
-        <w:t>- Амиржанов Д.М.-нан 2025 жылғы 15 мамырда куә ретінде жауап алу хаттамасымен (70-т., 39-44-іс п.);</w:t>
-      </w:r>
-    </w:p>
-    <w:p>
-      <w:pPr>
-        <w:spacing w:after="0"/>
-        <w:ind w:firstLine="567"/>
-        <w:jc w:val="both"/>
-      </w:pPr>
-      <w:r>
-        <w:t>- Балғабек Б.Ә.-ден 2025 жылғы 15 мамырда куә ретінде жауап алу хаттамасымен (70-т., 45-50-іс п.);</w:t>
-      </w:r>
-    </w:p>
-    <w:p>
-      <w:pPr>
-        <w:spacing w:after="0"/>
-        <w:ind w:firstLine="567"/>
-        <w:jc w:val="both"/>
-      </w:pPr>
-      <w:r>
-        <w:t>- Яковлев В.А.-дан 2025 жылғы 15 мамырда куә ретінде жауап алу хаттамасымен (70-т., 51-55-іс п.);</w:t>
-      </w:r>
-    </w:p>
-    <w:p>
-      <w:pPr>
-        <w:spacing w:after="0"/>
-        <w:ind w:firstLine="567"/>
-        <w:jc w:val="both"/>
-      </w:pPr>
-      <w:r>
-        <w:t>- Тобыкбаева Б.У.-дан 2025 жылғы 15 мамырда куә ретінде жауап алу хаттамасымен (70-т., 56-60-іс п.);</w:t>
-      </w:r>
-    </w:p>
-    <w:p>
-      <w:pPr>
-        <w:spacing w:after="0"/>
-        <w:ind w:firstLine="567"/>
-        <w:jc w:val="both"/>
-      </w:pPr>
-      <w:r>
-        <w:t>- Сабыр К.Е.-ден 2025 жылғы 15 мамырда куә ретінде жауап алу хаттамасымен (70-т., 61-66-іс п.);</w:t>
-      </w:r>
-    </w:p>
-    <w:p>
-      <w:pPr>
-        <w:spacing w:after="0"/>
-        <w:ind w:firstLine="567"/>
-        <w:jc w:val="both"/>
-      </w:pPr>
-      <w:r>
-        <w:t>- Абугалиев М.А.-дан 2025 жылғы 15 мамырда куә ретінде жауап алу хаттамасымен (70-т., 67-71-іс п.);</w:t>
-      </w:r>
-    </w:p>
-    <w:p>
-      <w:pPr>
-        <w:spacing w:after="0"/>
-        <w:ind w:firstLine="567"/>
-        <w:jc w:val="both"/>
-      </w:pPr>
-      <w:r>
-        <w:t>- Кузьменко М.Н.-дан 2025 жылғы 15 мамырда куә ретінде жауап алу хаттамасымен (70-т., 72-78-іс п.);</w:t>
-      </w:r>
-    </w:p>
-    <w:p>
-      <w:pPr>
-        <w:spacing w:after="0"/>
-        <w:ind w:firstLine="567"/>
-        <w:jc w:val="both"/>
-      </w:pPr>
-      <w:r>
-        <w:t>- Абугалиев М.А.-дан 2025 жылғы 25 мамырда куә ретінде қосымша жауап алу хаттамасымен және қоса берілген банк үзінді көшірмелерімен (70-т., 87-101-іс п.);</w:t>
-      </w:r>
-    </w:p>
-    <w:p>
-      <w:pPr>
-        <w:spacing w:after="0"/>
-        <w:ind w:firstLine="567"/>
-        <w:jc w:val="both"/>
-      </w:pPr>
-      <w:r>
-        <w:t>- Куә Рысбеков К.Р. мен куә Табаченко Л.А. арасындағы 2025 жылғы 26 мамырдағы беттестіру хаттамасымен (70-т., 126-131-іс п.);</w:t>
-      </w:r>
-    </w:p>
-    <w:p>
-      <w:pPr>
-        <w:spacing w:after="0"/>
-        <w:ind w:firstLine="567"/>
-        <w:jc w:val="both"/>
-      </w:pPr>
-      <w:r>
-        <w:t>- Куә Рысбеков К.Р. мен қорғану құқығы бар куә Балабеков А.Т. арасындағы 2025 жылғы 26 мамырдағы беттестіру хаттамасымен (70-т., 132-144-іс п.);</w:t>
-      </w:r>
-    </w:p>
-    <w:p>
-      <w:pPr>
-        <w:spacing w:after="0"/>
-        <w:ind w:firstLine="567"/>
-        <w:jc w:val="both"/>
-      </w:pPr>
-      <w:r>
-        <w:t>- Қорғану құқығы бар куә Әбдіров А.Б. мен қорғану құқығы бар куә Балабеков А.Т. арасындағы 2025 жылғы 27 мамырдағы беттестіру хаттамасымен (70-т., 145-154-іс п.);</w:t>
-      </w:r>
-    </w:p>
-    <w:p>
-      <w:pPr>
-        <w:spacing w:after="0"/>
-        <w:ind w:firstLine="567"/>
-        <w:jc w:val="both"/>
-      </w:pPr>
-      <w:r>
-        <w:t>- Куә Рысбеков К.Р. мен қорғану құқығы бар куә Әбдіров А.Б. арасындағы 2025 жылғы 27 мамырдағы беттестіру хаттамасымен (70-т., 157-169-іс п.);</w:t>
-      </w:r>
-    </w:p>
-    <w:p>
-      <w:pPr>
-        <w:spacing w:after="0"/>
-        <w:ind w:firstLine="567"/>
-        <w:jc w:val="both"/>
-      </w:pPr>
-      <w:r>
-        <w:t>- Куә Рысбеков К.Р. мен қорғану құқығы бар куә Оразбаев М.Б. арасындағы 2025 жылғы 28 мамырдағы беттестіру хаттамасымен (71-т., 1-11-іс п.);</w:t>
+        <w:t>- Е.М. Жумабаевтан 2025 жылғы 15 сәуірде жәбірленуші өкілі ретінде қосымша жауап алу хаттамасымен (68-т., 38-45-іс п.);</w:t>
+      </w:r>
+    </w:p>
+    <w:p>
+      <w:pPr>
+        <w:spacing w:after="0"/>
+        <w:ind w:firstLine="567"/>
+        <w:jc w:val="both"/>
+      </w:pPr>
+      <w:r>
+        <w:t>- Н.Ж. Дуйсенбаевтан 2025 жылғы 15 сәуірде куә ретінде жауап алу хаттамасымен (68-т., 46-53-іс п.);</w:t>
+      </w:r>
+    </w:p>
+    <w:p>
+      <w:pPr>
+        <w:spacing w:after="0"/>
+        <w:ind w:firstLine="567"/>
+        <w:jc w:val="both"/>
+      </w:pPr>
+      <w:r>
+        <w:t>- Қорғану құқығы бар куә А.Б. Әбдіровтан 2025 жылғы 17 сәуірде қосымша жауап алу хаттамасымен (68-т., 62-72-іс п.);</w:t>
+      </w:r>
+    </w:p>
+    <w:p>
+      <w:pPr>
+        <w:spacing w:after="0"/>
+        <w:ind w:firstLine="567"/>
+        <w:jc w:val="both"/>
+      </w:pPr>
+      <w:r>
+        <w:t>- Қорғану құқығы бар куә А.Б. Әбдіровтан 2025 жылғы 23 сәуірде қосымша жауап алу хаттамасымен (68-т., 81-103-іс п.);</w:t>
+      </w:r>
+    </w:p>
+    <w:p>
+      <w:pPr>
+        <w:spacing w:after="0"/>
+        <w:ind w:firstLine="567"/>
+        <w:jc w:val="both"/>
+      </w:pPr>
+      <w:r>
+        <w:t>- В.Я. Сенюшкевичтен 2025 жылғы 06 мамырда куә ретінде жауап алу хаттамасымен (69-т., 23-30-іс п.);</w:t>
+      </w:r>
+    </w:p>
+    <w:p>
+      <w:pPr>
+        <w:spacing w:after="0"/>
+        <w:ind w:firstLine="567"/>
+        <w:jc w:val="both"/>
+      </w:pPr>
+      <w:r>
+        <w:t>- Б.М. Темирхановадан 2025 жылғы 07 мамырда куә ретінде жауап алу хаттамасымен (69-т., 31-36-іс п.);</w:t>
+      </w:r>
+    </w:p>
+    <w:p>
+      <w:pPr>
+        <w:spacing w:after="0"/>
+        <w:ind w:firstLine="567"/>
+        <w:jc w:val="both"/>
+      </w:pPr>
+      <w:r>
+        <w:t>- Р.А. Подкустовтан 2025 жылғы 07 мамырда куә ретінде жауап алу хаттамасымен (69-т., 37-42-іс п.);</w:t>
+      </w:r>
+    </w:p>
+    <w:p>
+      <w:pPr>
+        <w:spacing w:after="0"/>
+        <w:ind w:firstLine="567"/>
+        <w:jc w:val="both"/>
+      </w:pPr>
+      <w:r>
+        <w:t>- И.М. Рысбековтан 2025 жылғы 07 мамырда куә ретінде жауап алу хаттамасымен (69-т., 49-54-іс п.);</w:t>
+      </w:r>
+    </w:p>
+    <w:p>
+      <w:pPr>
+        <w:spacing w:after="0"/>
+        <w:ind w:firstLine="567"/>
+        <w:jc w:val="both"/>
+      </w:pPr>
+      <w:r>
+        <w:t>- К.Р. Рысбековтан 2025 жылғы 07 мамырда куә ретінде қосымша жауап алу хаттамасымен (69-т., 55-68-іс п.);</w:t>
+      </w:r>
+    </w:p>
+    <w:p>
+      <w:pPr>
+        <w:spacing w:after="0"/>
+        <w:ind w:firstLine="567"/>
+        <w:jc w:val="both"/>
+      </w:pPr>
+      <w:r>
+        <w:t>- К.О. Жуманазаровтан 2025 жылғы 08 мамырда куә ретінде қосымша жауап алу хаттамасымен (69-т., 69-74-іс п.);</w:t>
+      </w:r>
+    </w:p>
+    <w:p>
+      <w:pPr>
+        <w:spacing w:after="0"/>
+        <w:ind w:firstLine="567"/>
+        <w:jc w:val="both"/>
+      </w:pPr>
+      <w:r>
+        <w:t>- А.В. Назаровтан 2025 жылғы 10 мамырда куә ретінде жауап алу хаттамасымен (69-т., 75-81-іс п.);</w:t>
+      </w:r>
+    </w:p>
+    <w:p>
+      <w:pPr>
+        <w:spacing w:after="0"/>
+        <w:ind w:firstLine="567"/>
+        <w:jc w:val="both"/>
+      </w:pPr>
+      <w:r>
+        <w:t>- С.У. Калиевтан 2025 жылғы 11 мамырда куә ретінде қосымша жауап алу хаттамасымен (69-т., 88-94-іс п.);</w:t>
+      </w:r>
+    </w:p>
+    <w:p>
+      <w:pPr>
+        <w:spacing w:after="0"/>
+        <w:ind w:firstLine="567"/>
+        <w:jc w:val="both"/>
+      </w:pPr>
+      <w:r>
+        <w:t>- Е.С. Карихтен 2025 жылғы 12 мамырда куә ретінде жауап алу хаттамасымен (69-т., 95-100-іс п.);</w:t>
+      </w:r>
+    </w:p>
+    <w:p>
+      <w:pPr>
+        <w:spacing w:after="0"/>
+        <w:ind w:firstLine="567"/>
+        <w:jc w:val="both"/>
+      </w:pPr>
+      <w:r>
+        <w:t>- Х.А. Кенбаевтан 2025 жылғы 12 мамырда куә ретінде жауап алу хаттамасымен (69-т., 101-106-іс п.);</w:t>
+      </w:r>
+    </w:p>
+    <w:p>
+      <w:pPr>
+        <w:spacing w:after="0"/>
+        <w:ind w:firstLine="567"/>
+        <w:jc w:val="both"/>
+      </w:pPr>
+      <w:r>
+        <w:t>- Б.Т. Имангалиевтан 2025 жылғы 14 мамырда куә ретінде жауап алу хаттамасымен және қоса берілген банк үзінді көшірмелерімен (69-т., 130-144-іс п.);</w:t>
+      </w:r>
+    </w:p>
+    <w:p>
+      <w:pPr>
+        <w:spacing w:after="0"/>
+        <w:ind w:firstLine="567"/>
+        <w:jc w:val="both"/>
+      </w:pPr>
+      <w:r>
+        <w:t>- Б.Е. Қазыбаевтан 2025 жылғы 13 мамырда куә ретінде жауап алу хаттамасымен (69-т., 145-152-іс п.);</w:t>
+      </w:r>
+    </w:p>
+    <w:p>
+      <w:pPr>
+        <w:spacing w:after="0"/>
+        <w:ind w:firstLine="567"/>
+        <w:jc w:val="both"/>
+      </w:pPr>
+      <w:r>
+        <w:t>- О.Д. Дулатовтан 2025 жылғы 13 мамырда куә ретінде жауап алу хаттамасымен (69-т., 153-157-іс п.);</w:t>
+      </w:r>
+    </w:p>
+    <w:p>
+      <w:pPr>
+        <w:spacing w:after="0"/>
+        <w:ind w:firstLine="567"/>
+        <w:jc w:val="both"/>
+      </w:pPr>
+      <w:r>
+        <w:t>- К.Р. Рысбековтан 2025 жылғы 13 мамырда куә ретінде қосымша жауап алу хаттамасымен және қоса берілген банк үзінді көшірмелерімен (69-т., 158-163-іс п.);</w:t>
+      </w:r>
+    </w:p>
+    <w:p>
+      <w:pPr>
+        <w:spacing w:after="0"/>
+        <w:ind w:firstLine="567"/>
+        <w:jc w:val="both"/>
+      </w:pPr>
+      <w:r>
+        <w:t>- Қ.С. Бижановтан 2025 жылғы 14 мамырда куә ретінде жауап алу хаттамасымен (70-т., 11-16-іс п.);</w:t>
+      </w:r>
+    </w:p>
+    <w:p>
+      <w:pPr>
+        <w:spacing w:after="0"/>
+        <w:ind w:firstLine="567"/>
+        <w:jc w:val="both"/>
+      </w:pPr>
+      <w:r>
+        <w:t>- С.О. Сабкеннен 2025 жылғы 14 мамырда куә ретінде жауап алу хаттамасымен (70-т., 17-22-іс п.);</w:t>
+      </w:r>
+    </w:p>
+    <w:p>
+      <w:pPr>
+        <w:spacing w:after="0"/>
+        <w:ind w:firstLine="567"/>
+        <w:jc w:val="both"/>
+      </w:pPr>
+      <w:r>
+        <w:t>- К.Р. Рысбековтан 2025 жылғы 14 мамырда куә ретінде қосымша жауап алу хаттамасымен (70-т., 23-27-іс п.);</w:t>
+      </w:r>
+    </w:p>
+    <w:p>
+      <w:pPr>
+        <w:spacing w:after="0"/>
+        <w:ind w:firstLine="567"/>
+        <w:jc w:val="both"/>
+      </w:pPr>
+      <w:r>
+        <w:t>- Е.Д. Гулядан 2025 жылғы 15 мамырда куә ретінде жауап алу хаттамасымен (70-т., 34-38-іс п.);</w:t>
+      </w:r>
+    </w:p>
+    <w:p>
+      <w:pPr>
+        <w:spacing w:after="0"/>
+        <w:ind w:firstLine="567"/>
+        <w:jc w:val="both"/>
+      </w:pPr>
+      <w:r>
+        <w:t>- Д.М. Амиржановтан 2025 жылғы 15 мамырда куә ретінде жауап алу хаттамасымен (70-т., 39-44-іс п.);</w:t>
+      </w:r>
+    </w:p>
+    <w:p>
+      <w:pPr>
+        <w:spacing w:after="0"/>
+        <w:ind w:firstLine="567"/>
+        <w:jc w:val="both"/>
+      </w:pPr>
+      <w:r>
+        <w:t>- Б.Ә. Балғабектен 2025 жылғы 15 мамырда куә ретінде жауап алу хаттамасымен (70-т., 45-50-іс п.);</w:t>
+      </w:r>
+    </w:p>
+    <w:p>
+      <w:pPr>
+        <w:spacing w:after="0"/>
+        <w:ind w:firstLine="567"/>
+        <w:jc w:val="both"/>
+      </w:pPr>
+      <w:r>
+        <w:t>- В.А. Яковлевтан 2025 жылғы 15 мамырда куә ретінде жауап алу хаттамасымен (70-т., 51-55-іс п.);</w:t>
+      </w:r>
+    </w:p>
+    <w:p>
+      <w:pPr>
+        <w:spacing w:after="0"/>
+        <w:ind w:firstLine="567"/>
+        <w:jc w:val="both"/>
+      </w:pPr>
+      <w:r>
+        <w:t>- Б.У. Тобыкбаевадан 2025 жылғы 15 мамырда куә ретінде жауап алу хаттамасымен (70-т., 56-60-іс п.);</w:t>
+      </w:r>
+    </w:p>
+    <w:p>
+      <w:pPr>
+        <w:spacing w:after="0"/>
+        <w:ind w:firstLine="567"/>
+        <w:jc w:val="both"/>
+      </w:pPr>
+      <w:r>
+        <w:t>- К.Е. Сабырдан 2025 жылғы 15 мамырда куә ретінде жауап алу хаттамасымен (70-т., 61-66-іс п.);</w:t>
+      </w:r>
+    </w:p>
+    <w:p>
+      <w:pPr>
+        <w:spacing w:after="0"/>
+        <w:ind w:firstLine="567"/>
+        <w:jc w:val="both"/>
+      </w:pPr>
+      <w:r>
+        <w:t>- М.А. Абугалиевтан 2025 жылғы 15 мамырда куә ретінде жауап алу хаттамасымен (70-т., 67-71-іс п.);</w:t>
+      </w:r>
+    </w:p>
+    <w:p>
+      <w:pPr>
+        <w:spacing w:after="0"/>
+        <w:ind w:firstLine="567"/>
+        <w:jc w:val="both"/>
+      </w:pPr>
+      <w:r>
+        <w:t>- М.Н. Кузьменкодан 2025 жылғы 15 мамырда куә ретінде жауап алу хаттамасымен (70-т., 72-78-іс п.);</w:t>
+      </w:r>
+    </w:p>
+    <w:p>
+      <w:pPr>
+        <w:spacing w:after="0"/>
+        <w:ind w:firstLine="567"/>
+        <w:jc w:val="both"/>
+      </w:pPr>
+      <w:r>
+        <w:t>- М.А. Абугалиевтан 2025 жылғы 25 мамырда куә ретінде қосымша жауап алу хаттамасымен және қоса берілген банк үзінді көшірмелерімен (70-т., 87-101-іс п.);</w:t>
+      </w:r>
+    </w:p>
+    <w:p>
+      <w:pPr>
+        <w:spacing w:after="0"/>
+        <w:ind w:firstLine="567"/>
+        <w:jc w:val="both"/>
+      </w:pPr>
+      <w:r>
+        <w:t>- Куә К.Р. Рысбеков мен куә Л.А. Табаченко арасындағы 2025 жылғы 26 мамырдағы беттестіру хаттамасымен (70-т., 126-131-іс п.);</w:t>
+      </w:r>
+    </w:p>
+    <w:p>
+      <w:pPr>
+        <w:spacing w:after="0"/>
+        <w:ind w:firstLine="567"/>
+        <w:jc w:val="both"/>
+      </w:pPr>
+      <w:r>
+        <w:t>- Куә К.Р. Рысбеков мен қорғану құқығы бар куә А.Т. Балабеков арасындағы 2025 жылғы 26 мамырдағы беттестіру хаттамасымен (70-т., 132-144-іс п.);</w:t>
+      </w:r>
+    </w:p>
+    <w:p>
+      <w:pPr>
+        <w:spacing w:after="0"/>
+        <w:ind w:firstLine="567"/>
+        <w:jc w:val="both"/>
+      </w:pPr>
+      <w:r>
+        <w:t>- Қорғану құқығы бар куә А.Б. Әбдіров мен қорғану құқығы бар куә А.Т. Балабеков арасындағы 2025 жылғы 27 мамырдағы беттестіру хаттамасымен (70-т., 145-154-іс п.);</w:t>
+      </w:r>
+    </w:p>
+    <w:p>
+      <w:pPr>
+        <w:spacing w:after="0"/>
+        <w:ind w:firstLine="567"/>
+        <w:jc w:val="both"/>
+      </w:pPr>
+      <w:r>
+        <w:t>- Куә К.Р. Рысбеков мен қорғану құқығы бар куә А.Б. Әбдіров арасындағы 2025 жылғы 27 мамырдағы беттестіру хаттамасымен (70-т., 157-169-іс п.);</w:t>
+      </w:r>
+    </w:p>
+    <w:p>
+      <w:pPr>
+        <w:spacing w:after="0"/>
+        <w:ind w:firstLine="567"/>
+        <w:jc w:val="both"/>
+      </w:pPr>
+      <w:r>
+        <w:t>- Куә К.Р. Рысбеков мен қорғану құқығы бар куә М.Б. Оразбаев арасындағы 2025 жылғы 28 мамырдағы беттестіру хаттамасымен (71-т., 1-11-іс п.);</w:t>
       </w:r>
     </w:p>
     <w:p>
@@ -4852,7 +4851,7 @@
         <w:jc w:val="both"/>
       </w:pPr>
       <w:r>
-        <w:t>- 2025 жылғы 19 сәуірдегі заттар мен құжаттарды қарау хаттамасымен (Рысбеков К.Р.-ның құжаттары) (72-т., 103-104-іс п.);</w:t>
+        <w:t>- 2025 жылғы 19 сәуірдегі заттар мен құжаттарды қарау хаттамасымен (К.Р. Рысбековтың құжаттары) (72-т., 103-104-іс п.);</w:t>
       </w:r>
     </w:p>
     <w:p>
@@ -4882,57 +4881,57 @@
         <w:jc w:val="both"/>
       </w:pPr>
       <w:r>
-        <w:t>- Алимжанов А.Т.-дан 2025 жылғы 28 мамырда маман ретінде жауап алу хаттамасымен (73-т., 28-34-іс п.);</w:t>
-      </w:r>
-    </w:p>
-    <w:p>
-      <w:pPr>
-        <w:spacing w:after="0"/>
-        <w:ind w:firstLine="567"/>
-        <w:jc w:val="both"/>
-      </w:pPr>
-      <w:r>
-        <w:t>- Раева А.Т.-дан 2025 жылғы 22 мамырда сарапшы ретінде жауап алу хаттамасымен (73-т., 45-51-іс п.);</w:t>
-      </w:r>
-    </w:p>
-    <w:p>
-      <w:pPr>
-        <w:spacing w:after="0"/>
-        <w:ind w:firstLine="567"/>
-        <w:jc w:val="both"/>
-      </w:pPr>
-      <w:r>
-        <w:t>- Қорғану құқығы бар куә Әбдіров А.Б.-дан 2025 жылғы 16 мамырда қосымша жауап алу хаттамасымен (73-т., 62-93-іс п.);</w:t>
-      </w:r>
-    </w:p>
-    <w:p>
-      <w:pPr>
-        <w:spacing w:after="0"/>
-        <w:ind w:firstLine="567"/>
-        <w:jc w:val="both"/>
-      </w:pPr>
-      <w:r>
-        <w:t>- Сарапшы Бурлибаев Б.К.-дан 2025 жылғы 04 маусымда қосымша жауап алу хаттамасымен (73-т., 122-129-іс п.);</w:t>
-      </w:r>
-    </w:p>
-    <w:p>
-      <w:pPr>
-        <w:spacing w:after="0"/>
-        <w:ind w:firstLine="567"/>
-        <w:jc w:val="both"/>
-      </w:pPr>
-      <w:r>
-        <w:t>- 2025 жылғы 04 маусымдағы құжаттаманы қарау хаттамасымен. Атап айтқанда, санитариялық лизингілік автокөлікті қабылдау-беру актілері және оларды Кәсіпорын директоры Оразбаев М.Б.-ның 2020-2022 жж. кезеңде қабылдау жөніндегі басқа да құжаттама (74-т., 178-179-іс п.);</w:t>
-      </w:r>
-    </w:p>
-    <w:p>
-      <w:pPr>
-        <w:spacing w:after="0"/>
-        <w:ind w:firstLine="567"/>
-        <w:jc w:val="both"/>
-      </w:pPr>
-      <w:r>
-        <w:t>- Мырзашева К.М.-нан 2025 жылғы 04 маусымда куә ретінде жауап алу хаттамасымен және қоса берілген құжаттардың көшірмелерімен (76-т., 119-129-іс п.);</w:t>
+        <w:t>- А.Т. Алимжановтан 2025 жылғы 28 мамырда маман ретінде жауап алу хаттамасымен (73-т., 28-34-іс п.);</w:t>
+      </w:r>
+    </w:p>
+    <w:p>
+      <w:pPr>
+        <w:spacing w:after="0"/>
+        <w:ind w:firstLine="567"/>
+        <w:jc w:val="both"/>
+      </w:pPr>
+      <w:r>
+        <w:t>- А.Т. Раевадан 2025 жылғы 22 мамырда сарапшы ретінде жауап алу хаттамасымен (73-т., 45-51-іс п.);</w:t>
+      </w:r>
+    </w:p>
+    <w:p>
+      <w:pPr>
+        <w:spacing w:after="0"/>
+        <w:ind w:firstLine="567"/>
+        <w:jc w:val="both"/>
+      </w:pPr>
+      <w:r>
+        <w:t>- Қорғану құқығы бар куә А.Б. Әбдіровтан 2025 жылғы 16 мамырда қосымша жауап алу хаттамасымен (73-т., 62-93-іс п.);</w:t>
+      </w:r>
+    </w:p>
+    <w:p>
+      <w:pPr>
+        <w:spacing w:after="0"/>
+        <w:ind w:firstLine="567"/>
+        <w:jc w:val="both"/>
+      </w:pPr>
+      <w:r>
+        <w:t>- Сарапшы Б.К. Бурлибаевтан 2025 жылғы 04 маусымда қосымша жауап алу хаттамасымен (73-т., 122-129-іс п.);</w:t>
+      </w:r>
+    </w:p>
+    <w:p>
+      <w:pPr>
+        <w:spacing w:after="0"/>
+        <w:ind w:firstLine="567"/>
+        <w:jc w:val="both"/>
+      </w:pPr>
+      <w:r>
+        <w:t>- 2025 жылғы 04 маусымдағы құжаттаманы қарау хаттамасымен. Атап айтқанда, санитариялық лизингілік автокөлікті қабылдау-беру актілері және оларды Кәсіпорын директоры М.Б. Оразбаевтың 2020-2022 жж. кезеңде қабылдау жөніндегі басқа да құжаттама (74-т., 178-179-іс п.);</w:t>
+      </w:r>
+    </w:p>
+    <w:p>
+      <w:pPr>
+        <w:spacing w:after="0"/>
+        <w:ind w:firstLine="567"/>
+        <w:jc w:val="both"/>
+      </w:pPr>
+      <w:r>
+        <w:t>- К.М. Мырзашевадан 2025 жылғы 04 маусымда куә ретінде жауап алу хаттамасымен және қоса берілген құжаттардың көшірмелерімен (76-т., 119-129-іс п.);</w:t>
       </w:r>
     </w:p>
     <w:p>
@@ -5013,7 +5012,7 @@
         <w:jc w:val="both"/>
       </w:pPr>
       <w:r>
-        <w:t>Маманның (аудитор Танкаева Т.А.) 2025 жылғы 25 қаңтардағы қорытындысы – (31-т., 96-175-іс п., 32-т., 1-108-іс п.) 5 000 000 теңге.</w:t>
+        <w:t>Маманның (аудитор Т.А. Танкаева) 2025 жылғы 25 қаңтардағы қорытындысы – (31-т., 96-175-іс п., 32-т., 1-108-іс п.) 5 000 000 теңге.</w:t>
       </w:r>
     </w:p>
     <w:p>
@@ -5053,27 +5052,27 @@
         <w:jc w:val="both"/>
       </w:pPr>
       <w:r>
-        <w:t>Оразбаев М.Б.-ға қатысты СМС қорытындысы (57-т., 1-9-іс п.) – 840,50 теңге;</w:t>
-      </w:r>
-    </w:p>
-    <w:p>
-      <w:pPr>
-        <w:spacing w:after="0"/>
-        <w:ind w:firstLine="567"/>
-        <w:jc w:val="both"/>
-      </w:pPr>
-      <w:r>
-        <w:t>Балабеков А.Т.-ға қатысты СМС қорытындысы (57-т., 52-60-іс п.) – 840,50 теңге;</w:t>
-      </w:r>
-    </w:p>
-    <w:p>
-      <w:pPr>
-        <w:spacing w:after="0"/>
-        <w:ind w:firstLine="567"/>
-        <w:jc w:val="both"/>
-      </w:pPr>
-      <w:r>
-        <w:t>Әбдіров А.Б.-ға қатысты СМС қорытындысы (57-т., 114-122-іс п.) – 840,50 теңге.</w:t>
+        <w:t>М.Б. Оразбаевқа қатысты СМС қорытындысы (57-т., 1-9-іс п.) – 840,50 теңге;</w:t>
+      </w:r>
+    </w:p>
+    <w:p>
+      <w:pPr>
+        <w:spacing w:after="0"/>
+        <w:ind w:firstLine="567"/>
+        <w:jc w:val="both"/>
+      </w:pPr>
+      <w:r>
+        <w:t>А.Т. Балабековқа қатысты СМС қорытындысы (57-т., 52-60-іс п.) – 840,50 теңге;</w:t>
+      </w:r>
+    </w:p>
+    <w:p>
+      <w:pPr>
+        <w:spacing w:after="0"/>
+        <w:ind w:firstLine="567"/>
+        <w:jc w:val="both"/>
+      </w:pPr>
+      <w:r>
+        <w:t>А.Б. Әбдіровқа қатысты СМС қорытындысы (57-т., 114-122-іс п.) – 840,50 теңге.</w:t>
       </w:r>
     </w:p>
     <w:p>
@@ -5094,7 +5093,7 @@
         <w:jc w:val="both"/>
       </w:pPr>
       <w:r>
-        <w:t>Қазақстан Республикасының құқық қорғау және арнаулы органдарының ақпарат алмасу жүйесі деректер қорының мәліметтеріне сәйкес Оразбаев М.Б., Балабеков А.Т., Әбдіров А.Б. және Дуйсенбаев Н.Ж. психоневрологиялық және наркологиялық диспансерлерде есепте тұрмайтыны анықталды.</w:t>
+        <w:t>Қазақстан Республикасының құқық қорғау және арнаулы органдарының ақпарат алмасу жүйесі деректер қорының мәліметтеріне сәйкес М.Б. Оразбаев, А.Т. Балабеков, А.Б. Әбдіров және Н.Ж. Дуйсенбаев психоневрологиялық және наркологиялық диспансерлерде есепте тұрмайтыны анықталды.</w:t>
       </w:r>
     </w:p>
     <w:p>
@@ -5115,7 +5114,7 @@
         <w:jc w:val="both"/>
       </w:pPr>
       <w:r>
-        <w:t>Раева А.-ның сот-экономикалық сараптамалары қорытындыларын; автотауартану сараптамаларын; мамандар Танкаева Л. мен Чубаев А.-ның қорытындыларын жол берілмейтін дәлелдемелер деп тану туралы.</w:t>
+        <w:t>А. Раеваның сот-экономикалық сараптамалары қорытындыларын; автотауартану сараптамаларын; мамандар Л. Танкаева мен А. Чубаевтың қорытындыларын жол берілмейтін дәлелдемелер деп тану туралы.</w:t>
       </w:r>
     </w:p>
     <w:p>
@@ -5135,7 +5134,7 @@
         <w:jc w:val="both"/>
       </w:pPr>
       <w:r>
-        <w:t>Алайда, Оразбаев М.Б., Балабеков А.Т., Әбдіров А.Б. және Дуйсенбаев Н.Ж.-ның кінәлілігі іс бойынша жиналған дәлелдемелердің жиынтығымен, атап айтқанда жауап алу, беттестіру хаттамаларымен, сараптамалардың, мамандардың қорытындыларымен, заттай дәлелдемелер ретінде танылған құжаттармен және заттармен, сондай-ақ сотқа дейінгі тергеп-тексерудің өзге де жиналған материалдарымен толық расталады.</w:t>
+        <w:t>Алайда, М.Б. Оразбаев, А.Т. Балабеков, А.Б. Әбдіров және Н.Ж. Дуйсенбаевтың кінәлілігі іс бойынша жиналған дәлелдемелердің жиынтығымен, атап айтқанда жауап алу, беттестіру хаттамаларымен, сараптамалардың, мамандардың қорытындыларымен, заттай дәлелдемелер ретінде танылған құжаттармен және заттармен, сондай-ақ сотқа дейінгі тергеп-тексерудің өзге де жиналған материалдарымен толық расталады.</w:t>
       </w:r>
     </w:p>
     <w:p>
@@ -5155,17 +5154,17 @@
         <w:jc w:val="both"/>
       </w:pPr>
       <w:r>
-        <w:t>Сарапшы Раева А.Т. қорытынды беру кезінде ҚПК-нің 283-бабының және «Қылмыстық істер бойынша сот сараптамасы туралы» ҚР Жоғарғы Сотының 2004 жылғы 26 қарашадағы №16 нормативтік қаулысының талаптарын сақтады.</w:t>
-      </w:r>
-    </w:p>
-    <w:p>
-      <w:pPr>
-        <w:spacing w:after="0"/>
-        <w:ind w:firstLine="567"/>
-        <w:jc w:val="both"/>
-      </w:pPr>
-      <w:r>
-        <w:t>Маман Танкаева Л.А.-ның 2025 жылғы 25 қаңтардағы қорытындысын және 2025 жылғы 26 наурыздағы №31 сот-экономикалық сараптаманың қорытындысын зерттеу кезінде оларды алып тастау үшін ҚПК-нің 112-бабында көзделген бұзушылықтар анықталмады.</w:t>
+        <w:t>Сарапшы А.Т. Раева қорытынды беру кезінде ҚПК-нің 283-бабының және «Қылмыстық істер бойынша сот сараптамасы туралы» ҚР Жоғарғы Сотының 2004 жылғы 26 қарашадағы №16 нормативтік қаулысының талаптарын сақтады.</w:t>
+      </w:r>
+    </w:p>
+    <w:p>
+      <w:pPr>
+        <w:spacing w:after="0"/>
+        <w:ind w:firstLine="567"/>
+        <w:jc w:val="both"/>
+      </w:pPr>
+      <w:r>
+        <w:t>Маман Л.А. Танкаеваның 2025 жылғы 25 қаңтардағы қорытындысын және 2025 жылғы 26 наурыздағы №31 сот-экономикалық сараптаманың қорытындысын зерттеу кезінде оларды алып тастау үшін ҚПК-нің 112-бабында көзделген бұзушылықтар анықталмады.</w:t>
       </w:r>
     </w:p>
     <w:p>
@@ -5206,47 +5205,47 @@
         <w:jc w:val="both"/>
       </w:pPr>
       <w:r>
-        <w:t>2) Оразбаев Мурат Бекайдарович, 1976 жылғы 09 қазанда туған, Қазақстан Республикасы Қылмыстық кодексінің 189-бабы 4-бөлігінің 2-тармағында, 189-бабы 3-бөлігінің 1, 2, 3-тармақтарында көзделген қылмыстық құқық бұзушылықтарды жасауда.</w:t>
-      </w:r>
-    </w:p>
-    <w:p>
-      <w:pPr>
-        <w:spacing w:after="0"/>
-        <w:ind w:firstLine="567"/>
-        <w:jc w:val="both"/>
-      </w:pPr>
-      <w:r>
-        <w:t>3) Балабеков Арман Толегенович, 1991 жылғы 11 сәуірде туған, Қазақстан Республикасы Қылмыстық кодексінің 189-бабы 4-бөлігінің 2-тармағында, 189-бабы 3-бөлігінің 1, 2, 3-тармақтарында көзделген қылмыстық құқық бұзушылықтарды жасауда.</w:t>
-      </w:r>
-    </w:p>
-    <w:p>
-      <w:pPr>
-        <w:spacing w:after="0"/>
-        <w:ind w:firstLine="567"/>
-        <w:jc w:val="both"/>
-      </w:pPr>
-      <w:r>
-        <w:t>4) Әбдіров Айбек Бахтиярұлы, 1979 жылғы 10 қазанда туған, Қазақстан Республикасы Қылмыстық кодексінің 189-бабы 4-бөлігінің 2-тармағында, 189-бабы 3-бөлігінің 1, 2, 3-тармақтарында көзделген қылмыстық құқық бұзушылықтарды жасауда.</w:t>
-      </w:r>
-    </w:p>
-    <w:p>
-      <w:pPr>
-        <w:spacing w:after="0"/>
-        <w:ind w:firstLine="567"/>
-        <w:jc w:val="both"/>
-      </w:pPr>
-      <w:r>
-        <w:t>5) Дуйсенбаев Нурбол Жомартович, 1990 жылғы 26 қазанда туған, Қазақстан Республикасы Қылмыстық кодексінің 189-бабы 2-бөлігінің 3-тармағында көзделген қылмыстық құқық бұзушылықты жасауда.</w:t>
-      </w:r>
-    </w:p>
-    <w:p>
-      <w:pPr>
-        <w:spacing w:after="0"/>
-        <w:ind w:firstLine="567"/>
-        <w:jc w:val="both"/>
-      </w:pPr>
-      <w:r>
-        <w:t>6) Оразбаев М.Б., Балабеков А.Т., Әбдіров А.Б. және Дуйсенбаев Н.Ж.-ға қатысты қолданылған бұлтартпау шараларын өзгерту не тоқтату үшін негіздер анықталмады.</w:t>
+        <w:t>2) Мурат Бекайдарович Оразбаев, 1976 жылғы 09 қазанда туған, Қазақстан Республикасы Қылмыстық кодексінің 189-бабы 4-бөлігінің 2-тармағында, 189-бабы 3-бөлігінің 1, 2, 3-тармақтарында көзделген қылмыстық құқық бұзушылықтарды жасауда.</w:t>
+      </w:r>
+    </w:p>
+    <w:p>
+      <w:pPr>
+        <w:spacing w:after="0"/>
+        <w:ind w:firstLine="567"/>
+        <w:jc w:val="both"/>
+      </w:pPr>
+      <w:r>
+        <w:t>3) Арман Толегенович Балабеков, 1991 жылғы 11 сәуірде туған, Қазақстан Республикасы Қылмыстық кодексінің 189-бабы 4-бөлігінің 2-тармағында, 189-бабы 3-бөлігінің 1, 2, 3-тармақтарында көзделген қылмыстық құқық бұзушылықтарды жасауда.</w:t>
+      </w:r>
+    </w:p>
+    <w:p>
+      <w:pPr>
+        <w:spacing w:after="0"/>
+        <w:ind w:firstLine="567"/>
+        <w:jc w:val="both"/>
+      </w:pPr>
+      <w:r>
+        <w:t>4) Айбек Бахтиярұлы Әбдіров, 1979 жылғы 10 қазанда туған, Қазақстан Республикасы Қылмыстық кодексінің 189-бабы 4-бөлігінің 2-тармағында, 189-бабы 3-бөлігінің 1, 2, 3-тармақтарында көзделген қылмыстық құқық бұзушылықтарды жасауда.</w:t>
+      </w:r>
+    </w:p>
+    <w:p>
+      <w:pPr>
+        <w:spacing w:after="0"/>
+        <w:ind w:firstLine="567"/>
+        <w:jc w:val="both"/>
+      </w:pPr>
+      <w:r>
+        <w:t>5) Нурбол Жомартович Дуйсенбаев, 1990 жылғы 26 қазанда туған, Қазақстан Республикасы Қылмыстық кодексінің 189-бабы 2-бөлігінің 3-тармағында көзделген қылмыстық құқық бұзушылықты жасауда.</w:t>
+      </w:r>
+    </w:p>
+    <w:p>
+      <w:pPr>
+        <w:spacing w:after="0"/>
+        <w:ind w:firstLine="567"/>
+        <w:jc w:val="both"/>
+      </w:pPr>
+      <w:r>
+        <w:t>6) М.Б. Оразбаев, А.Т. Балабеков, А.Б. Әбдіров және Н.Ж. Дуйсенбаевқа қатысты қолданылған бұлтартпау шараларын өзгерту не тоқтату үшін негіздер анықталмады.</w:t>
       </w:r>
     </w:p>
     <w:p>
